--- a/klagomål/A 18164-2026 FSC-klagomål.docx
+++ b/klagomål/A 18164-2026 FSC-klagomål.docx
@@ -1338,7 +1338,7 @@
     <w:r>
       <w:tab/>
       <w:tab/>
-      <w:t>2026-05-16</w:t>
+      <w:t>2026-05-17</w:t>
       <w:br/>
       <w:br/>
     </w:r>

--- a/klagomål/A 18164-2026 FSC-klagomål.docx
+++ b/klagomål/A 18164-2026 FSC-klagomål.docx
@@ -1338,7 +1338,7 @@
     <w:r>
       <w:tab/>
       <w:tab/>
-      <w:t>2026-05-17</w:t>
+      <w:t>2026-05-18</w:t>
       <w:br/>
       <w:br/>
     </w:r>

--- a/klagomål/A 18164-2026 FSC-klagomål.docx
+++ b/klagomål/A 18164-2026 FSC-klagomål.docx
@@ -1338,7 +1338,7 @@
     <w:r>
       <w:tab/>
       <w:tab/>
-      <w:t>2026-05-18</w:t>
+      <w:t>2026-05-19</w:t>
       <w:br/>
       <w:br/>
     </w:r>

--- a/klagomål/A 18164-2026 FSC-klagomål.docx
+++ b/klagomål/A 18164-2026 FSC-klagomål.docx
@@ -1338,7 +1338,7 @@
     <w:r>
       <w:tab/>
       <w:tab/>
-      <w:t>2026-05-19</w:t>
+      <w:t>2026-05-20</w:t>
       <w:br/>
       <w:br/>
     </w:r>

--- a/klagomål/A 18164-2026 FSC-klagomål.docx
+++ b/klagomål/A 18164-2026 FSC-klagomål.docx
@@ -1338,7 +1338,7 @@
     <w:r>
       <w:tab/>
       <w:tab/>
-      <w:t>2026-05-20</w:t>
+      <w:t>2026-05-21</w:t>
       <w:br/>
       <w:br/>
     </w:r>

--- a/klagomål/A 18164-2026 FSC-klagomål.docx
+++ b/klagomål/A 18164-2026 FSC-klagomål.docx
@@ -1338,7 +1338,7 @@
     <w:r>
       <w:tab/>
       <w:tab/>
-      <w:t>2026-05-21</w:t>
+      <w:t>2026-05-22</w:t>
       <w:br/>
       <w:br/>
     </w:r>

--- a/klagomål/A 18164-2026 FSC-klagomål.docx
+++ b/klagomål/A 18164-2026 FSC-klagomål.docx
@@ -1338,7 +1338,7 @@
     <w:r>
       <w:tab/>
       <w:tab/>
-      <w:t>2026-05-22</w:t>
+      <w:t>2026-05-23</w:t>
       <w:br/>
       <w:br/>
     </w:r>

--- a/klagomål/A 18164-2026 FSC-klagomål.docx
+++ b/klagomål/A 18164-2026 FSC-klagomål.docx
@@ -1338,7 +1338,7 @@
     <w:r>
       <w:tab/>
       <w:tab/>
-      <w:t>2026-05-23</w:t>
+      <w:t>2026-05-24</w:t>
       <w:br/>
       <w:br/>
     </w:r>

--- a/klagomål/A 18164-2026 FSC-klagomål.docx
+++ b/klagomål/A 18164-2026 FSC-klagomål.docx
@@ -1338,7 +1338,7 @@
     <w:r>
       <w:tab/>
       <w:tab/>
-      <w:t>2026-05-24</w:t>
+      <w:t>2026-05-25</w:t>
       <w:br/>
       <w:br/>
     </w:r>

--- a/klagomål/A 18164-2026 FSC-klagomål.docx
+++ b/klagomål/A 18164-2026 FSC-klagomål.docx
@@ -1338,7 +1338,7 @@
     <w:r>
       <w:tab/>
       <w:tab/>
-      <w:t>2026-05-25</w:t>
+      <w:t>2026-05-26</w:t>
       <w:br/>
       <w:br/>
     </w:r>

--- a/klagomål/A 18164-2026 FSC-klagomål.docx
+++ b/klagomål/A 18164-2026 FSC-klagomål.docx
@@ -1338,7 +1338,7 @@
     <w:r>
       <w:tab/>
       <w:tab/>
-      <w:t>2026-05-26</w:t>
+      <w:t>2026-05-27</w:t>
       <w:br/>
       <w:br/>
     </w:r>

--- a/klagomål/A 18164-2026 FSC-klagomål.docx
+++ b/klagomål/A 18164-2026 FSC-klagomål.docx
@@ -1338,7 +1338,7 @@
     <w:r>
       <w:tab/>
       <w:tab/>
-      <w:t>2026-05-27</w:t>
+      <w:t>2026-05-28</w:t>
       <w:br/>
       <w:br/>
     </w:r>

--- a/klagomål/A 18164-2026 FSC-klagomål.docx
+++ b/klagomål/A 18164-2026 FSC-klagomål.docx
@@ -1338,7 +1338,7 @@
     <w:r>
       <w:tab/>
       <w:tab/>
-      <w:t>2026-05-28</w:t>
+      <w:t>2026-05-29</w:t>
       <w:br/>
       <w:br/>
     </w:r>

--- a/klagomål/A 18164-2026 FSC-klagomål.docx
+++ b/klagomål/A 18164-2026 FSC-klagomål.docx
@@ -1338,7 +1338,7 @@
     <w:r>
       <w:tab/>
       <w:tab/>
-      <w:t>2026-05-29</w:t>
+      <w:t>2026-05-30</w:t>
       <w:br/>
       <w:br/>
     </w:r>

--- a/klagomål/A 18164-2026 FSC-klagomål.docx
+++ b/klagomål/A 18164-2026 FSC-klagomål.docx
@@ -1338,7 +1338,7 @@
     <w:r>
       <w:tab/>
       <w:tab/>
-      <w:t>2026-05-30</w:t>
+      <w:t>2026-05-31</w:t>
       <w:br/>
       <w:br/>
     </w:r>

--- a/klagomål/A 18164-2026 FSC-klagomål.docx
+++ b/klagomål/A 18164-2026 FSC-klagomål.docx
@@ -1338,7 +1338,7 @@
     <w:r>
       <w:tab/>
       <w:tab/>
-      <w:t>2026-05-31</w:t>
+      <w:t>2026-06-01</w:t>
       <w:br/>
       <w:br/>
     </w:r>

--- a/klagomål/A 18164-2026 FSC-klagomål.docx
+++ b/klagomål/A 18164-2026 FSC-klagomål.docx
@@ -1338,7 +1338,7 @@
     <w:r>
       <w:tab/>
       <w:tab/>
-      <w:t>2026-06-01</w:t>
+      <w:t>2026-06-02</w:t>
       <w:br/>
       <w:br/>
     </w:r>

--- a/klagomål/A 18164-2026 FSC-klagomål.docx
+++ b/klagomål/A 18164-2026 FSC-klagomål.docx
@@ -1338,7 +1338,7 @@
     <w:r>
       <w:tab/>
       <w:tab/>
-      <w:t>2026-06-02</w:t>
+      <w:t>2026-06-03</w:t>
       <w:br/>
       <w:br/>
     </w:r>

--- a/klagomål/A 18164-2026 FSC-klagomål.docx
+++ b/klagomål/A 18164-2026 FSC-klagomål.docx
@@ -1338,7 +1338,7 @@
     <w:r>
       <w:tab/>
       <w:tab/>
-      <w:t>2026-06-03</w:t>
+      <w:t>2026-06-04</w:t>
       <w:br/>
       <w:br/>
     </w:r>

--- a/klagomål/A 18164-2026 FSC-klagomål.docx
+++ b/klagomål/A 18164-2026 FSC-klagomål.docx
@@ -1338,7 +1338,7 @@
     <w:r>
       <w:tab/>
       <w:tab/>
-      <w:t>2026-06-04</w:t>
+      <w:t>2026-06-05</w:t>
       <w:br/>
       <w:br/>
     </w:r>

--- a/klagomål/A 18164-2026 FSC-klagomål.docx
+++ b/klagomål/A 18164-2026 FSC-klagomål.docx
@@ -1338,7 +1338,7 @@
     <w:r>
       <w:tab/>
       <w:tab/>
-      <w:t>2026-06-05</w:t>
+      <w:t>2026-06-06</w:t>
       <w:br/>
       <w:br/>
     </w:r>

--- a/klagomål/A 18164-2026 FSC-klagomål.docx
+++ b/klagomål/A 18164-2026 FSC-klagomål.docx
@@ -1338,7 +1338,7 @@
     <w:r>
       <w:tab/>
       <w:tab/>
-      <w:t>2026-06-06</w:t>
+      <w:t>2026-06-07</w:t>
       <w:br/>
       <w:br/>
     </w:r>

--- a/klagomål/A 18164-2026 FSC-klagomål.docx
+++ b/klagomål/A 18164-2026 FSC-klagomål.docx
@@ -1338,7 +1338,7 @@
     <w:r>
       <w:tab/>
       <w:tab/>
-      <w:t>2026-06-07</w:t>
+      <w:t>2026-06-08</w:t>
       <w:br/>
       <w:br/>
     </w:r>

--- a/klagomål/A 18164-2026 FSC-klagomål.docx
+++ b/klagomål/A 18164-2026 FSC-klagomål.docx
@@ -1338,7 +1338,7 @@
     <w:r>
       <w:tab/>
       <w:tab/>
-      <w:t>2026-06-08</w:t>
+      <w:t>2026-06-09</w:t>
       <w:br/>
       <w:br/>
     </w:r>

--- a/klagomål/A 18164-2026 FSC-klagomål.docx
+++ b/klagomål/A 18164-2026 FSC-klagomål.docx
@@ -1338,7 +1338,7 @@
     <w:r>
       <w:tab/>
       <w:tab/>
-      <w:t>2026-06-09</w:t>
+      <w:t>2026-06-10</w:t>
       <w:br/>
       <w:br/>
     </w:r>

--- a/klagomål/A 18164-2026 FSC-klagomål.docx
+++ b/klagomål/A 18164-2026 FSC-klagomål.docx
@@ -1338,7 +1338,7 @@
     <w:r>
       <w:tab/>
       <w:tab/>
-      <w:t>2026-06-10</w:t>
+      <w:t>2026-06-11</w:t>
       <w:br/>
       <w:br/>
     </w:r>

--- a/klagomål/A 18164-2026 FSC-klagomål.docx
+++ b/klagomål/A 18164-2026 FSC-klagomål.docx
@@ -1338,7 +1338,7 @@
     <w:r>
       <w:tab/>
       <w:tab/>
-      <w:t>2026-06-11</w:t>
+      <w:t>2026-06-12</w:t>
       <w:br/>
       <w:br/>
     </w:r>

--- a/klagomål/A 18164-2026 FSC-klagomål.docx
+++ b/klagomål/A 18164-2026 FSC-klagomål.docx
@@ -1338,7 +1338,7 @@
     <w:r>
       <w:tab/>
       <w:tab/>
-      <w:t>2026-06-12</w:t>
+      <w:t>2026-06-13</w:t>
       <w:br/>
       <w:br/>
     </w:r>

--- a/klagomål/A 18164-2026 FSC-klagomål.docx
+++ b/klagomål/A 18164-2026 FSC-klagomål.docx
@@ -1338,7 +1338,7 @@
     <w:r>
       <w:tab/>
       <w:tab/>
-      <w:t>2026-06-15</w:t>
+      <w:t>2026-06-16</w:t>
       <w:br/>
       <w:br/>
     </w:r>

--- a/klagomål/A 18164-2026 FSC-klagomål.docx
+++ b/klagomål/A 18164-2026 FSC-klagomål.docx
@@ -1338,7 +1338,7 @@
     <w:r>
       <w:tab/>
       <w:tab/>
-      <w:t>2026-06-16</w:t>
+      <w:t>2026-06-17</w:t>
       <w:br/>
       <w:br/>
     </w:r>

--- a/klagomål/A 18164-2026 FSC-klagomål.docx
+++ b/klagomål/A 18164-2026 FSC-klagomål.docx
@@ -1,6 +1,6 @@
 
 <file path=word/document.xml><?xml version="1.0" encoding="utf-8"?>
-<w:document xmlns:wpc="http://schemas.microsoft.com/office/word/2010/wordprocessingCanvas" xmlns:cx="http://schemas.microsoft.com/office/drawing/2014/chartex" xmlns:cx1="http://schemas.microsoft.com/office/drawing/2015/9/8/chartex" xmlns:cx2="http://schemas.microsoft.com/office/drawing/2015/10/21/chartex" xmlns:cx3="http://schemas.microsoft.com/office/drawing/2016/5/9/chartex" xmlns:cx4="http://schemas.microsoft.com/office/drawing/2016/5/10/chartex" xmlns:cx5="http://schemas.microsoft.com/office/drawing/2016/5/11/chartex" xmlns:cx6="http://schemas.microsoft.com/office/drawing/2016/5/12/chartex" xmlns:cx7="http://schemas.microsoft.com/office/drawing/2016/5/13/chartex" xmlns:cx8="http://schemas.microsoft.com/office/drawing/2016/5/14/chartex" xmlns:mc="http://schemas.openxmlformats.org/markup-compatibility/2006" xmlns:aink="http://schemas.microsoft.com/office/drawing/2016/ink" xmlns:am3d="http://schemas.microsoft.com/office/drawing/2017/model3d" xmlns:o="urn:schemas-microsoft-com:office:office" xmlns:oel="http://schemas.microsoft.com/office/2019/extlst" xmlns:r="http://schemas.openxmlformats.org/officeDocument/2006/relationships" xmlns:m="http://schemas.openxmlformats.org/officeDocument/2006/math" xmlns:v="urn:schemas-microsoft-com:vml" xmlns:wp14="http://schemas.microsoft.com/office/word/2010/wordprocessingDrawing" xmlns:wp="http://schemas.openxmlformats.org/drawingml/2006/wordprocessingDrawing" xmlns:w10="urn:schemas-microsoft-com:office:word" xmlns:w="http://schemas.openxmlformats.org/wordprocessingml/2006/main" xmlns:w14="http://schemas.microsoft.com/office/word/2010/wordml" xmlns:w15="http://schemas.microsoft.com/office/word/2012/wordml" xmlns:w16cex="http://schemas.microsoft.com/office/word/2018/wordml/cex" xmlns:w16cid="http://schemas.microsoft.com/office/word/2016/wordml/cid" xmlns:w16="http://schemas.microsoft.com/office/word/2018/wordml" xmlns:w16sdtdh="http://schemas.microsoft.com/office/word/2020/wordml/sdtdatahash" xmlns:w16se="http://schemas.microsoft.com/office/word/2015/wordml/symex" xmlns:wpg="http://schemas.microsoft.com/office/word/2010/wordprocessingGroup" xmlns:wpi="http://schemas.microsoft.com/office/word/2010/wordprocessingInk" xmlns:wne="http://schemas.microsoft.com/office/word/2006/wordml" xmlns:wps="http://schemas.microsoft.com/office/word/2010/wordprocessingShape" mc:Ignorable="w14 w15 w16se w16cid w16 w16cex w16sdtdh wp14">
+<w:document xmlns:wpc="http://schemas.microsoft.com/office/word/2010/wordprocessingCanvas" xmlns:cx="http://schemas.microsoft.com/office/drawing/2014/chartex" xmlns:cx1="http://schemas.microsoft.com/office/drawing/2015/9/8/chartex" xmlns:cx2="http://schemas.microsoft.com/office/drawing/2015/10/21/chartex" xmlns:cx3="http://schemas.microsoft.com/office/drawing/2016/5/9/chartex" xmlns:cx4="http://schemas.microsoft.com/office/drawing/2016/5/10/chartex" xmlns:cx5="http://schemas.microsoft.com/office/drawing/2016/5/11/chartex" xmlns:cx6="http://schemas.microsoft.com/office/drawing/2016/5/12/chartex" xmlns:cx7="http://schemas.microsoft.com/office/drawing/2016/5/13/chartex" xmlns:cx8="http://schemas.microsoft.com/office/drawing/2016/5/14/chartex" xmlns:mc="http://schemas.openxmlformats.org/markup-compatibility/2006" xmlns:aink="http://schemas.microsoft.com/office/drawing/2016/ink" xmlns:am3d="http://schemas.microsoft.com/office/drawing/2017/model3d" xmlns:o="urn:schemas-microsoft-com:office:office" xmlns:oel="http://schemas.microsoft.com/office/2019/extlst" xmlns:r="http://schemas.openxmlformats.org/officeDocument/2006/relationships" xmlns:m="http://schemas.openxmlformats.org/officeDocument/2006/math" xmlns:v="urn:schemas-microsoft-com:vml" xmlns:wp14="http://schemas.microsoft.com/office/word/2010/wordprocessingDrawing" xmlns:wp="http://schemas.openxmlformats.org/drawingml/2006/wordprocessingDrawing" xmlns:w10="urn:schemas-microsoft-com:office:word" xmlns:w="http://schemas.openxmlformats.org/wordprocessingml/2006/main" xmlns:w14="http://schemas.microsoft.com/office/word/2010/wordml" xmlns:w15="http://schemas.microsoft.com/office/word/2012/wordml" xmlns:w16cex="http://schemas.microsoft.com/office/word/2018/wordml/cex" xmlns:w16cid="http://schemas.microsoft.com/office/word/2016/wordml/cid" xmlns:w16="http://schemas.microsoft.com/office/word/2018/wordml" xmlns:w16du="http://schemas.microsoft.com/office/word/2023/wordml/word16du" xmlns:w16sdtdh="http://schemas.microsoft.com/office/word/2020/wordml/sdtdatahash" xmlns:w16sdtfl="http://schemas.microsoft.com/office/word/2024/wordml/sdtformatlock" xmlns:w16se="http://schemas.microsoft.com/office/word/2015/wordml/symex" xmlns:wpg="http://schemas.microsoft.com/office/word/2010/wordprocessingGroup" xmlns:wpi="http://schemas.microsoft.com/office/word/2010/wordprocessingInk" xmlns:wne="http://schemas.microsoft.com/office/word/2006/wordml" xmlns:wps="http://schemas.microsoft.com/office/word/2010/wordprocessingShape" mc:Ignorable="w14 w15 w16se w16cid w16 w16cex w16sdtdh w16sdtfl w16du wp14">
   <w:body>
     <w:p>
       <w:r>
@@ -168,12 +168,12 @@
     </w:p>
     <w:p>
       <w:r>
-        <w:t>Detta dokument behandlar höga naturvärden i avverkningsanmälan A 18164-2026 i Härjedalens kommun. Denna avverkningsanmälan inkom 2026-04-13 00:00:00 och omfattar 22,8 ha.</w:t>
+        <w:t>Detta dokument behandlar höga naturvärden i avverkningsanmälan A 18164-2026 i Härjedalens kommun som inkom 2026-04-13 och omfattar 22,8 ha.</w:t>
       </w:r>
     </w:p>
     <w:p>
       <w:r>
-        <w:t>Nedan presenteras fynd av naturvårdsarter och fridlysta arter som gjorts i det avverkningsanmälda området, samt relevanta utdrag ur standarderna för FSC, Chain of Custody, Controlled Wood och PEFC. I BILAGA 1 finns artfakta om fridlysta arter.</w:t>
+        <w:t>Nedan presenteras fynd av naturvårdsarter och fridlysta arter som gjorts i det avverkningsanmälda området, samt relevanta utdrag ur standarderna för FSC, Chain of Custody, Controlled Wood och PEFC. I BILAGA 1 finns artfakta om fridlysta och rödlistade arter.</w:t>
       </w:r>
     </w:p>
     <w:p>
@@ -191,12 +191,15 @@
     </w:p>
     <w:p>
       <w:r>
-        <w:t>I avverkningsanmälan har följande 15 naturvårdsarter hittats: blågrå svartspik (NT), dvärgbägarlav (NT), garnlav (NT), granticka (NT), knottrig blåslav (NT), kolflarnlav (NT), mörk kolflarnlav (NT), tretåig hackspett (NT, §4), varglav (NT, §8), vedskivlav (NT), violettgrå tagellav (NT), vitgrynig nållav (NT), dropptaggsvamp (S), stuplav (S) och tjäder (§4). Av dessa är 12 rödlistade. För rödlistade arter har rödlistekategorin angivits inom parentes. Arter som är signalarter enligt Skogsstyrelsen har markerats med (S). För fridlysta arter anges även paragrafen i Artskyddsförordningen som arten är fridlyst enligt.</w:t>
+        <w:t>I och inom 22 meter från avverkningsanmälan har följande 17 naturvårdsarter hittats: garnlav (VU, T), blågrå svartspik (NT), dropptaggsvamp (NT, T), dvärgbägarlav (NT, T), knottrig blåslav (NT, T), kolflarnlav (NT, T), lunglav (NT, T), mörk kolflarnlav (NT), tretåig hackspett (NT, T, §4), varglav (NT, §8), vedflamlav (NT), vedskivlav (NT, T), violettgrå tagellav (NT, T), vitgrynig nållav (NT), stuplav (S, T), tjäder (T, §4) och tofsmes (T, §4). Av dessa är 14 rödlistade. För rödlistade arter har rödlistekategorin angivits inom parentes. Arter som är signalarter enligt Skogsstyrelsen har markerats med (S). Typiska arter inom Natura 2000 som är kopplade till skogsekosystem har markerats med (T). För fridlysta arter anges även paragrafen i Artskyddsförordningen som arten är fridlyst enligt.</w:t>
       </w:r>
     </w:p>
     <w:p>
       <w:r>
-        <w:t>De påträffade naturvårdsarterna är ett tydligt kvitto på att detta rör sig om en skog med höga naturvärden. I Figur 1 visas en karta över det avverkningsanmälda området, där samtliga fyndplatser för naturvårdsarter som finns registrerade på Artportalen har markerats.</w:t>
+        <w:t>De påträffade naturvårdsarterna är ett tydligt kvitto på att det rör sig om en skog med höga naturvärden.</w:t>
+      </w:r>
+      <w:r>
+        <w:t xml:space="preserve"> I Figur 1 visas fyndplatser för naturvårdsarter i området, som finns registrerade på Artportalen.</w:t>
       </w:r>
     </w:p>
     <w:p>
@@ -206,7 +209,7 @@
       <w:r>
         <w:drawing>
           <wp:inline xmlns:a="http://schemas.openxmlformats.org/drawingml/2006/main" xmlns:pic="http://schemas.openxmlformats.org/drawingml/2006/picture">
-            <wp:extent cx="5486400" cy="4804916"/>
+            <wp:extent cx="5486400" cy="4642461"/>
             <wp:docPr id="1" name="Picture 1"/>
             <wp:cNvGraphicFramePr>
               <a:graphicFrameLocks noChangeAspect="1"/>
@@ -227,7 +230,7 @@
                   <pic:spPr>
                     <a:xfrm>
                       <a:off x="0" y="0"/>
-                      <a:ext cx="5486400" cy="4804916"/>
+                      <a:ext cx="5486400" cy="4642461"/>
                     </a:xfrm>
                     <a:prstGeom prst="rect"/>
                   </pic:spPr>
@@ -241,9 +244,139 @@
     <w:p>
       <w:pPr>
         <w:pStyle w:val="Caption"/>
+        <w:spacing w:after="240"/>
       </w:pPr>
       <w:r>
-        <w:t>Figur 1. Fyndplatser för naturvårdsarter i det avverkningsanmälda området (röd linje). Markörer utan svart kant är placerade på fyndplatsen. Markörer med svart kant är placerade vid sidan av fyndplatsen och har ett svart streck som visar fyndplatsens exakta position. Kartans mittpunktskoordinat är N 6845745, E 462649 i SWEREF 99 TM.</w:t>
+        <w:t>Figur 1. Fyndplatser för naturvårdsarter i och inom 22 meter från avverkningsanmälan (röd linje). Markörer utan svart kant är placerade på fyndplatsen. Markörer med svart kant är placerade vid sidan av fyndplatsen och har ett svart streck som visar fyndplatsens exakta position. Kartans mittpunktskoordinat är N 6845745, E 462649 i SWEREF 99 TM.</w:t>
+      </w:r>
+    </w:p>
+    <w:p>
+      <w:pPr>
+        <w:pStyle w:val="Heading2"/>
+      </w:pPr>
+      <w:r>
+        <w:t>Fridlysta arter</w:t>
+      </w:r>
+    </w:p>
+    <w:p>
+      <w:r>
+        <w:t>Följande fridlysta arter har sina livsmiljöer och växtplatser i den avverkningsanmälda skogen: tretåig hackspett (NT, T, §4), varglav (NT, §8), tjäder (T, §4) och tofsmes (T, §4).</w:t>
+      </w:r>
+    </w:p>
+    <w:p>
+      <w:r>
+        <w:t xml:space="preserve">Observera att medlemsländerna är skyldiga att agera i enlighet med EU:s fågeldirektiv där det uttryckligen står att direktivet gäller för fåglar samt för deras ägg, bon och </w:t>
+      </w:r>
+      <w:r>
+        <w:rPr>
+          <w:b/>
+        </w:rPr>
+        <w:t xml:space="preserve">livsmiljöer </w:t>
+      </w:r>
+      <w:r>
+        <w:t>(artikel 1). Vidare att de åtgärder som vidtas inte får leda till en försämring av den nuvarande situationen beträffande bevarandet av de fågelarter som avses i artikel 1 (artikel 13). Fågeldirektivet är styrande för tillsynsansvariga myndigheters ärendehantering, ställningstaganden och beslutsfattande.</w:t>
+      </w:r>
+    </w:p>
+    <w:p>
+      <w:r>
+        <w:rPr>
+          <w:b/>
+        </w:rPr>
+        <w:t>Tjäder (§4)</w:t>
+      </w:r>
+      <w:r>
+        <w:t xml:space="preserve"> omfattas av bilaga 1 och 2 EU:s fågeldirektiv och är typisk art för </w:t>
+      </w:r>
+      <w:r>
+        <w:rPr>
+          <w:i/>
+        </w:rPr>
+        <w:t xml:space="preserve">9010 Taiga </w:t>
+      </w:r>
+      <w:r>
+        <w:t xml:space="preserve">och </w:t>
+      </w:r>
+      <w:r>
+        <w:rPr>
+          <w:i/>
+        </w:rPr>
+        <w:t>9740 Skogsbevuxen myr</w:t>
+      </w:r>
+      <w:r>
+        <w:t>. Tjädern är en utpräglad skogsfågel knuten till större sammanhängande barrskogsområden. Tupparna och hönorna utnyttjar till viss del olika miljöer, och habitatvalet varierar dessutom mellan olika delar av året. För att det ska finnas livskraftiga tjäderbestånd krävs funktionella skogslandskap med en blandning av uppvuxen, gles och luckig skog, täta sumpskogar, myrar och andra små våtmarker. Arten försvinner när skogen fragmenteras och den sammanlagda arealen hyggen och andra öppna områden blir för stor. Ett småskaligt och försiktigt virkesuttag genom hyggesfria metoder kan i vissa fall vara möjligt i området inom 200 m från lekcentrum. Längre ut från lekcentrum, inom 200–500 m bör den avverkade ytan inte överskrida 1 hektar för att undvika alltför stora och snabba förändringar (Skogsstyrelsen, 2019; SLU Artdatabanken, 2024).</w:t>
+      </w:r>
+    </w:p>
+    <w:p>
+      <w:r>
+        <w:rPr>
+          <w:b/>
+        </w:rPr>
+        <w:t>Tofsmes (§4)</w:t>
+      </w:r>
+      <w:r>
+        <w:t xml:space="preserve"> häckar i barr- och blandskog, främst i tallskog. Tofsmes är typisk art för </w:t>
+      </w:r>
+      <w:r>
+        <w:rPr>
+          <w:i/>
+        </w:rPr>
+        <w:t xml:space="preserve">9010 Taiga </w:t>
+      </w:r>
+      <w:r>
+        <w:t>(SLU Artdatabanken, 2025).</w:t>
+      </w:r>
+    </w:p>
+    <w:p>
+      <w:r>
+        <w:rPr>
+          <w:b/>
+        </w:rPr>
+        <w:t>Tretåig hackspett (NT, §4)</w:t>
+      </w:r>
+      <w:r>
+        <w:t xml:space="preserve"> är rödlistad som nära hotad och ingår i bilaga 1 i EU:s fågeldirektiv. Tretåig hackspett är för sin överlevnad beroende av kontinuerlig tillförsel av äldre döende och död ved, som sker genom naturliga självgallringsprocesser i äldre grannaturskogar och barrblandade naturskogar. Om en skog genom skogsbruk gallras eller glesas ur så upphör och uteblir i stort sett den naturliga självgallringsprocessen för mycket lång tid framöver vilket omöjliggör upprätthållandet av den kontinuerliga ekologiska funktionen i ett område. Det finns studier som visar att naturskogens självgallringsprocess som den tretåiga hackspetten är beroende av, inte kan ersättas med efterlämnad hänsyn i skogsbruket (Imbeau &amp; Desrochers, 2002). Storleken på häckningsreviret varierar med skogstypen, förekomsten av död ved och graden av fragmentering, men är i allmänhet i storleksordningen 25–100 hektar. Vintertid krävs ofta betydligt större områden och det finns studier som antyder att arten behöver minst 100 hektar äldre skog. I områden med låg bonitet kan det behövas över 200 hektar lämpligt habitat för att ett par ska kunna reproducera sig. Områden med dokumenterad permanent förekomst i naturskogsmiljöer har vanligen så stora naturvärden att skogsbruk är olämpligt. Tretåig hackspett är typisk art för </w:t>
+      </w:r>
+      <w:r>
+        <w:rPr>
+          <w:i/>
+        </w:rPr>
+        <w:t xml:space="preserve">9010 Taiga, 9740 Skogsbevuxen myr, 9030 Landhöjningsskog </w:t>
+      </w:r>
+      <w:r>
+        <w:t xml:space="preserve">och </w:t>
+      </w:r>
+      <w:r>
+        <w:rPr>
+          <w:i/>
+        </w:rPr>
+        <w:t>9040 Fjällbjörkskog</w:t>
+      </w:r>
+      <w:r>
+        <w:t xml:space="preserve"> (Skogsstyrelsen, 2016; SLU Artdatabanken, 2024).</w:t>
+      </w:r>
+    </w:p>
+    <w:p>
+      <w:r>
+        <w:rPr>
+          <w:b/>
+        </w:rPr>
+        <w:t>Varglav (NT, §8)</w:t>
+      </w:r>
+      <w:r>
+        <w:t xml:space="preserve"> växer på gammal, torr, hård ved, främst på torrakor och högstubbar av tall i öppna lägen, främst på myrar och i myrkanter. Lämpliga torrakor nyskapas praktiskt taget inte alls. Arten är placerad högst upp i Skogsstyrelsens värdepyramid för bedömning av skog med höga naturvärden och är fridlyst enligt 8 § artskyddsförordningen. Tidigare fanns varglav även på ved i kulturlandskapet men den har nästan helt försvunnit från denna miljö. På lokaler med riklig förekomst av varglav kan man hitta den sällsynta lavparasiten varglavsknöl (VU), som är knuten till varglav (SLU Artdatabanken, 2024; Nitare &amp; Skogsstyrelsen, 2019).</w:t>
+      </w:r>
+    </w:p>
+    <w:p>
+      <w:r>
+        <w:t>I BILAGA 1 finns mer detaljerad information om ekologi samt krav på livsmiljö hos fridlysta arter.</w:t>
+      </w:r>
+    </w:p>
+    <w:p>
+      <w:pPr>
+        <w:pStyle w:val="Heading2"/>
+      </w:pPr>
+      <w:r>
+        <w:t>Övriga naturvårdsarter</w:t>
       </w:r>
     </w:p>
     <w:p>
@@ -331,44 +464,6 @@
         <w:rPr>
           <w:b/>
         </w:rPr>
-        <w:t>Granticka</w:t>
-      </w:r>
-      <w:r>
-        <w:t xml:space="preserve"> förekommer främst i äldre skogar med naturskogskaraktär, liksom i dimensionsavverkade och plockhuggna skogar. I äldre grannaturskog i norra Sverige är den alltjämt en förhållandevis vanlig karaktärsart, medan den längre söderut blir allt mer sällsynt. I Götaland och delar av Svealand är den en god signalart för skyddsvärda granskogsmiljöer. Arten bedöms ha minskat starkt under senare år på grund av skogsavverkningar, då den framför allt växer i äldre granskog med långvarig grankontinuitet. I urskogsliknande bestånd i norra Sverige kan ibland påträffas den mycket sällsynta tickan grantickeporing (VU), som lever på döda grantickor. Det som tidigare inbegripit grantickan har visat sig röra sig om två arter; tajgagranticka </w:t>
-      </w:r>
-      <w:r>
-        <w:rPr>
-          <w:i/>
-        </w:rPr>
-        <w:t>Porodaedalea abietis</w:t>
-      </w:r>
-      <w:r>
-        <w:t xml:space="preserve"> (LC) och </w:t>
-      </w:r>
-      <w:r>
-        <w:rPr>
-          <w:i/>
-        </w:rPr>
-        <w:t>Porodaedalea chrysoloma</w:t>
-      </w:r>
-      <w:r>
-        <w:t xml:space="preserve"> (DD). Den nordligare arten, tajgagranticka, bildar större fruktkroppar och har sin främsta förekomst i norra Sverige, medan den mer tunnköttiga arten, </w:t>
-      </w:r>
-      <w:r>
-        <w:rPr>
-          <w:i/>
-        </w:rPr>
-        <w:t>P. chrysoloma</w:t>
-      </w:r>
-      <w:r>
-        <w:t>, förekommer i sydöstra Sverige och på Gotland (SLU Artdatabanken, 2026; Nitare &amp; Skogsstyrelsen, 2019).</w:t>
-      </w:r>
-    </w:p>
-    <w:p>
-      <w:r>
-        <w:rPr>
-          <w:b/>
-        </w:rPr>
         <w:t>Knottrig blåslav (NT)</w:t>
       </w:r>
       <w:r>
@@ -420,6 +515,62 @@
         <w:rPr>
           <w:b/>
         </w:rPr>
+        <w:t>Lunglav (NT)</w:t>
+      </w:r>
+      <w:r>
+        <w:t xml:space="preserve"> är en av vårt lands främsta signalarter som överallt indikerar gamla lövträd, skogsbestånd med höga naturvärden och ekosystem med långskoglig kontinuitet. Lokalt kan förekomsten vara mycket riklig men den hittas nästan enbart i gamla och ej slutavverkade skogar. Artens samtliga förekomster bör uppmärksammas från naturvårdssynpunkt, då många lokaler även hyser andra ovanliga och rödlistade arter. Rikliga förekomster bör skyddas med biotopskydd, frivilliga avsättningar eller reservat. På lunglav kan de sällsynta lavparasiterna lunglavshårprick (CR), </w:t>
+      </w:r>
+      <w:r>
+        <w:rPr>
+          <w:i/>
+        </w:rPr>
+        <w:t>Abrothallus diederichii</w:t>
+      </w:r>
+      <w:r>
+        <w:t xml:space="preserve"> (VU), </w:t>
+      </w:r>
+      <w:r>
+        <w:rPr>
+          <w:i/>
+        </w:rPr>
+        <w:t>Abrothallus lobariae</w:t>
+      </w:r>
+      <w:r>
+        <w:t xml:space="preserve"> (VU), </w:t>
+      </w:r>
+      <w:r>
+        <w:rPr>
+          <w:i/>
+        </w:rPr>
+        <w:t>Calycina lobariae</w:t>
+      </w:r>
+      <w:r>
+        <w:t xml:space="preserve"> (VU), lunglavsknapp (VU) och skrovelmössing (VU) påträffas. Lunglav är typisk art för </w:t>
+      </w:r>
+      <w:r>
+        <w:rPr>
+          <w:i/>
+        </w:rPr>
+        <w:t>9010 Taiga, 9020 Nordlig ädellövskog, 9110 Näringsfattig bokskog, 9130 Näringsrik bokskog, 9160 Näringsrik ekskog, 9180 Ädellövskog i branter, 9190 Näringsfattig ekskog, 9070 Trädklädd betesmark, 9040 Fjällbjörkskog</w:t>
+      </w:r>
+      <w:r>
+        <w:t xml:space="preserve"> och</w:t>
+      </w:r>
+      <w:r>
+        <w:rPr>
+          <w:i/>
+        </w:rPr>
+        <w:t xml:space="preserve"> 6530 Lövängar</w:t>
+      </w:r>
+      <w:r>
+        <w:t xml:space="preserve"> (SLU Artdatabanken, 2026; Nitare &amp; Skogsstyrelsen, 2019).</w:t>
+      </w:r>
+    </w:p>
+    <w:p>
+      <w:r>
+        <w:rPr>
+          <w:b/>
+        </w:rPr>
         <w:t>Mörk kolflarnlav (NT)</w:t>
       </w:r>
       <w:r>
@@ -480,6 +631,26 @@
       </w:r>
       <w:r>
         <w:t xml:space="preserve"> (SLU Artdatabanken, 2026; Nitare &amp; Skogsstyrelsen, 2019).</w:t>
+      </w:r>
+    </w:p>
+    <w:p>
+      <w:r>
+        <w:rPr>
+          <w:b/>
+        </w:rPr>
+        <w:t>Vedflamlav (NT)</w:t>
+      </w:r>
+      <w:r>
+        <w:t xml:space="preserve"> växer på gammal hård och torr, exponerad kärnved av tall, främst på högstubbar i ljusöppna lägen, t.ex. vid och på myrar, sjökanter, i glesa hällmarkskogar och i brandpräglade tallnaturskogar. Substratet nyskapas i begränsad omfattning och arten är en utmärkt indikator på höga naturvärden i denna skogstyp. Tall- och barrblandskogar med naturskogskaraktär och spår av bränder har ofta höga biologiska värden och bör skyddas. På vedflamlavens bål kan den sällsynta spiklaven/parasiten </w:t>
+      </w:r>
+      <w:r>
+        <w:rPr>
+          <w:i/>
+        </w:rPr>
+        <w:t>Calicium ramboldiicola</w:t>
+      </w:r>
+      <w:r>
+        <w:t xml:space="preserve"> (VU) påträffas (SLU Artdatabanken, 2026).</w:t>
       </w:r>
     </w:p>
     <w:p>
@@ -538,26 +709,26 @@
         <w:pStyle w:val="Heading1"/>
       </w:pPr>
       <w:r>
-        <w:t>Fridlysta arter</w:t>
+        <w:t>Certifiering</w:t>
       </w:r>
     </w:p>
     <w:p>
-      <w:r>
-        <w:t>Följande fridlysta arter har sina livsmiljöer och växtplatser i den avverkningsanmälda skogen: tretåig hackspett (NT, §4), varglav (NT, §8) och tjäder (§4).</w:t>
+      <w:pPr>
+        <w:pStyle w:val="Heading2"/>
+      </w:pPr>
+      <w:r>
+        <w:t>Ur FSC-standarden</w:t>
       </w:r>
     </w:p>
     <w:p>
-      <w:r>
-        <w:t xml:space="preserve">Observera att medlemsländerna är skyldiga att agera i enlighet med EU:s fågeldirektiv där det uttryckligen står att direktivet gäller för fåglar samt för deras ägg, bon och </w:t>
-      </w:r>
       <w:r>
         <w:rPr>
           <w:b/>
         </w:rPr>
-        <w:t xml:space="preserve">livsmiljöer </w:t>
-      </w:r>
-      <w:r>
-        <w:t>(artikel 1). Vidare att de åtgärder som vidtas inte får leda till en försämring av den nuvarande situationen beträffande bevarandet av de fågelarter som avses i artikel 1 (artikel 13). Fågeldirektivet är styrande för tillsynsansvariga myndigheters ärendehantering, ställningstaganden och beslutsfattande.</w:t>
+        <w:t xml:space="preserve">PRINCIP 1: LAGEFTERLEVNAD: </w:t>
+      </w:r>
+      <w:r>
+        <w:t>Certifikatsinnehavaren ska följa alla tillämpliga lagar, förordningar och nationellt ratificerade internationella avtal, konventioner och överenskommelser.</w:t>
       </w:r>
     </w:p>
     <w:p>
@@ -565,28 +736,89 @@
         <w:rPr>
           <w:b/>
         </w:rPr>
-        <w:t>Tjäder (§4)</w:t>
-      </w:r>
-      <w:r>
-        <w:t xml:space="preserve"> omfattas av bilaga 1 och 2 EU:s fågeldirektiv och är typisk art för </w:t>
+        <w:t xml:space="preserve">1.3.1 </w:t>
+      </w:r>
+      <w:r>
+        <w:t>Tillämpliga lagar och föreskrifter för brukandet av skogen följs.</w:t>
+      </w:r>
+    </w:p>
+    <w:p>
+      <w:pPr>
+        <w:pStyle w:val="ListBullet"/>
+      </w:pPr>
+      <w:r>
+        <w:rPr>
+          <w:b/>
+          <w:i/>
+        </w:rPr>
+        <w:t xml:space="preserve">Kommentar: </w:t>
+      </w:r>
+      <w:r>
+        <w:t>I den avverkningsanmälda skogen har fridlysta arter sina livsmiljöer och växtplatser. Att skada de fridlysta arternas livsmiljöer, växtplatser eller ekologiska funktion är inte tillåtet enligt artskyddsförordningen.</w:t>
       </w:r>
       <w:r>
         <w:rPr>
           <w:i/>
         </w:rPr>
-        <w:t xml:space="preserve">9010 Taiga </w:t>
-      </w:r>
-      <w:r>
-        <w:t xml:space="preserve">och </w:t>
+        <w:t xml:space="preserve"> EU:s medlemsländer och skogsbolag är skyldiga att agera i enlighet med EU:s fågeldirektiv där det uttryckligen står att direktivet gäller för fåglar samt för deras ägg, bon och </w:t>
+      </w:r>
+      <w:r>
+        <w:rPr>
+          <w:b/>
+          <w:i/>
+        </w:rPr>
+        <w:t xml:space="preserve">livsmiljöer </w:t>
+      </w:r>
+      <w:r>
+        <w:t>(artikel 1). Vidare att de åtgärder som vidtas inte får leda till en försämring av den nuvarande situationen beträffande bevarandet av de fågelarter som avses i artikel 1 (artikel 13).</w:t>
+      </w:r>
+    </w:p>
+    <w:p>
+      <w:r>
+        <w:rPr>
+          <w:b/>
+        </w:rPr>
+        <w:t xml:space="preserve">6.4 </w:t>
+      </w:r>
+      <w:r>
+        <w:t>Certifikatsinnehavaren ska skydda sällsynta arter och hotade arter samt deras livsmiljöer inom skogsbruksenheten. Det ska ske genom avsättningar, andra skyddade områden och genom att skapa konnektivitet och/eller genom andra direkta åtgärder som gynnar dessa arters överlevnad och livskraft. Åtgärderna ska stå i förhållande till brukandets skala, intensitet och risk, samt till sällsynta och hotade arters bevarandestatus och ekologiska krav. Certifikatsinnehavaren ska beakta den geografiska spridningen och ekologiska krav hos sällsynta och hotade arter utanför skogsbruksenhetens gränser när beslut om åtgärder inom skogsbruksenheten ska fattas.</w:t>
+      </w:r>
+    </w:p>
+    <w:p>
+      <w:r>
+        <w:rPr>
+          <w:b/>
+        </w:rPr>
+        <w:t xml:space="preserve">6.4.3 </w:t>
+      </w:r>
+      <w:r>
+        <w:t>Bevarandeåtgärder genomförs för de kända förekomster av rödlistade arter som påverkas av skogsbruk.</w:t>
+      </w:r>
+    </w:p>
+    <w:p>
+      <w:pPr>
+        <w:pStyle w:val="ListBullet"/>
+      </w:pPr>
+      <w:r>
+        <w:rPr>
+          <w:b/>
+          <w:i/>
+        </w:rPr>
+        <w:t xml:space="preserve">Kommentar: </w:t>
       </w:r>
       <w:r>
         <w:rPr>
           <w:i/>
         </w:rPr>
-        <w:t>9740 Skogsbevuxen myr</w:t>
-      </w:r>
-      <w:r>
-        <w:t>. Tjädern är en utpräglad skogsfågel knuten till större sammanhängande barrskogsområden. Tupparna och hönorna utnyttjar till viss del olika miljöer, och habitatvalet varierar dessutom mellan olika delar av året. För att det ska finnas livskraftiga tjäderbestånd krävs funktionella skogslandskap med en blandning av uppvuxen, gles och luckig skog, täta sumpskogar, myrar och andra små våtmarker. Arten försvinner när skogen fragmenteras och den sammanlagda arealen hyggen och andra öppna områden blir för stor. Ett småskaligt och försiktigt virkesuttag genom hyggesfria metoder kan i vissa fall vara möjligt i området inom 200 m från lekcentrum. Längre ut från lekcentrum, inom 200–500 m bör den avverkade ytan inte överskrida 1 hektar för att undvika alltför stora och snabba förändringar (Skogsstyrelsen, 2019; SLU Artdatabanken, 2024).</w:t>
+        <w:t>I det avverkningsanmälda skogsområdet har 17 naturvårdsarter varav 14 rödlistade arter sina livsmiljöer och växtplatser.</w:t>
+      </w:r>
+    </w:p>
+    <w:p>
+      <w:pPr>
+        <w:pStyle w:val="Heading2"/>
+      </w:pPr>
+      <w:r>
+        <w:t>Ur Chain of Custody Certification (FSC-STD-40-004 ver 3.0)</w:t>
       </w:r>
     </w:p>
     <w:p>
@@ -594,44 +826,144 @@
         <w:rPr>
           <w:b/>
         </w:rPr>
-        <w:t>Tretåig hackspett (NT, §4)</w:t>
-      </w:r>
-      <w:r>
-        <w:t xml:space="preserve"> är rödlistad som nära hotad och ingår i bilaga 1 i EU:s fågeldirektiv. Tretåig hackspett är för sin överlevnad beroende av kontinuerlig tillförsel av äldre döende och död ved, som sker genom naturliga självgallringsprocesser i äldre grannaturskogar och barrblandade naturskogar. Om en skog genom skogsbruk gallras eller glesas ur så upphör och uteblir i stort sett den naturliga självgallringsprocessen för mycket lång tid framöver vilket omöjliggör upprätthållandet av den kontinuerliga ekologiska funktionen i ett område. Det finns studier som visar att naturskogens självgallringsprocess som den tretåiga hackspetten är beroende av, inte kan ersättas med efterlämnad hänsyn i skogsbruket (Imbeau &amp; Desrochers, 2002). Storleken på häckningsreviret varierar med skogstypen, förekomsten av död ved och graden av fragmentering, men är i allmänhet i storleksordningen 25–100 hektar. Vintertid krävs ofta betydligt större områden och det finns studier som antyder att arten behöver minst 100 hektar äldre skog. I områden med låg bonitet kan det behövas över 200 hektar lämpligt habitat för att ett par ska kunna reproducera sig. Områden med dokumenterad permanent förekomst i naturskogsmiljöer har vanligen så stora naturvärden att skogsbruk är olämpligt. Tretåig hackspett är typisk art för </w:t>
+        <w:t xml:space="preserve">1.3 </w:t>
+      </w:r>
+      <w:r>
+        <w:t xml:space="preserve">The organization shall commit to the FSC values as defined in FSC-POL-01-004 Policy for the Association of Organizations with FSC. </w:t>
+      </w:r>
+    </w:p>
+    <w:p>
+      <w:pPr>
+        <w:pStyle w:val="Heading2"/>
+      </w:pPr>
+      <w:r>
+        <w:t>Ur FSC:s policy för associerade organisationer (FSC-POL-01-004)</w:t>
+      </w:r>
+    </w:p>
+    <w:p>
+      <w:r>
+        <w:t xml:space="preserve">Som “Chain of Custody”-certifierad organisation är skogsbolaget bunden av de fastställda reglerna i Del 1 Punkt 1 c) i Policy för organisationer associerade med FSC (FSC-POL-01-004 V2-0 EN + SVE version 2012-03-02): </w:t>
+      </w:r>
+    </w:p>
+    <w:p>
+      <w:pPr>
+        <w:pStyle w:val="ListNumber"/>
+      </w:pPr>
+      <w:r>
+        <w:t>De organisationer FSC kan acceptera association med får inte direkt eller indirekt ha några kopplingar till nedanstående, oacceptabla aktiviteter:</w:t>
+      </w:r>
+    </w:p>
+    <w:p>
+      <w:pPr>
+        <w:ind w:left="357"/>
+      </w:pPr>
+      <w:r>
+        <w:t>a) Olaglig skogsavverkning och handel med olagligt avverkat virke eller skogsprodukter</w:t>
+      </w:r>
+    </w:p>
+    <w:p>
+      <w:pPr>
+        <w:ind w:left="357"/>
+      </w:pPr>
+      <w:r>
+        <w:t>...</w:t>
+      </w:r>
+    </w:p>
+    <w:p>
+      <w:pPr>
+        <w:ind w:left="357"/>
+      </w:pPr>
+      <w:r>
+        <w:t>c) Skogsbruk som förstör höga naturvärden</w:t>
+      </w:r>
+    </w:p>
+    <w:p>
+      <w:pPr>
+        <w:ind w:left="357"/>
+      </w:pPr>
+      <w:r>
+        <w:t>d) Betydande omvandling av skog till plantager eller annan, icke skoglig, markanvändning</w:t>
+      </w:r>
+    </w:p>
+    <w:p>
+      <w:pPr>
+        <w:pStyle w:val="ListBullet"/>
+      </w:pPr>
+      <w:r>
+        <w:rPr>
+          <w:b/>
+          <w:i/>
+        </w:rPr>
+        <w:t xml:space="preserve">Kommentar: </w:t>
       </w:r>
       <w:r>
         <w:rPr>
           <w:i/>
         </w:rPr>
-        <w:t xml:space="preserve">9010 Taiga, 9740 Skogsbevuxen myr, 9030 Landhöjningsskog </w:t>
-      </w:r>
-      <w:r>
-        <w:t xml:space="preserve">och </w:t>
+        <w:t>Avverkning av skog med höga naturvärden samt skada på fridlysta arter strider både mot FSC Controlled Wood-standarden och FSC:s policy for associerade organisationer.</w:t>
+      </w:r>
+    </w:p>
+    <w:p>
+      <w:pPr>
+        <w:pStyle w:val="Heading2"/>
+      </w:pPr>
+      <w:r>
+        <w:t>Ur FSC Controlled Wood (FSC-STD-40-005)</w:t>
+      </w:r>
+    </w:p>
+    <w:p>
+      <w:r>
+        <w:t>Virke som inte accepteras i FSC-märkta produkter (oacceptabelt ursprung) enligt FSC Controlled Wood (FSC-STD-40-005):</w:t>
+      </w:r>
+    </w:p>
+    <w:p>
+      <w:pPr>
+        <w:pStyle w:val="ListNumber"/>
+      </w:pPr>
+      <w:r>
+        <w:t>Illegalt avverkat virke.</w:t>
+      </w:r>
+    </w:p>
+    <w:p>
+      <w:pPr>
+        <w:pStyle w:val="ListNumber"/>
+      </w:pPr>
+      <w:r>
+        <w:t>...</w:t>
+      </w:r>
+    </w:p>
+    <w:p>
+      <w:pPr>
+        <w:pStyle w:val="ListNumber"/>
+      </w:pPr>
+      <w:r>
+        <w:t>Virke från avverkningar som hotar höga naturvärden.</w:t>
+      </w:r>
+    </w:p>
+    <w:p>
+      <w:pPr>
+        <w:pStyle w:val="ListNumber"/>
+      </w:pPr>
+      <w:r>
+        <w:t>Virke från skog som konverteras till plantager eller icke-skogligt bruk.</w:t>
+      </w:r>
+    </w:p>
+    <w:p>
+      <w:pPr>
+        <w:pStyle w:val="ListBullet"/>
+      </w:pPr>
+      <w:r>
+        <w:rPr>
+          <w:b/>
+          <w:i/>
+        </w:rPr>
+        <w:t xml:space="preserve">Kommentar: </w:t>
       </w:r>
       <w:r>
         <w:rPr>
           <w:i/>
         </w:rPr>
-        <w:t>9040 Fjällbjörkskog</w:t>
-      </w:r>
-      <w:r>
-        <w:t xml:space="preserve"> (Skogsstyrelsen, 2016; SLU Artdatabanken, 2024).</w:t>
-      </w:r>
-    </w:p>
-    <w:p>
-      <w:r>
-        <w:rPr>
-          <w:b/>
-        </w:rPr>
-        <w:t>Varglav (NT, §8)</w:t>
-      </w:r>
-      <w:r>
-        <w:t xml:space="preserve"> växer på gammal, torr, hård ved, främst på torrakor och högstubbar av tall i öppna lägen, främst på myrar och i myrkanter. Lämpliga torrakor nyskapas praktiskt taget inte alls. Arten är placerad högst upp i Skogsstyrelsens värdepyramid för bedömning av skog med höga naturvärden och är fridlyst enligt 8 § artskyddsförordningen. Tidigare fanns varglav även på ved i kulturlandskapet men den har nästan helt försvunnit från denna miljö. På lokaler med riklig förekomst av varglav kan man hitta den sällsynta lavparasiten varglavsknöl (VU), som är knuten till varglav (SLU Artdatabanken, 2024; Nitare &amp; Skogsstyrelsen, 2019).</w:t>
-      </w:r>
-    </w:p>
-    <w:p>
-      <w:r>
-        <w:t>I BILAGA 1 finns mer detaljerad information om ekologi samt krav på livsmiljö hos fridlysta arter.</w:t>
+        <w:t>Avverkning av skog med höga naturvärden samt skada på fridlysta arter strider både mot FSC Controlled Wood-standarden och FSC:s policy for associerade organisationer.</w:t>
       </w:r>
     </w:p>
     <w:p>
@@ -639,7 +971,108 @@
         <w:pStyle w:val="Heading1"/>
       </w:pPr>
       <w:r>
-        <w:t>Certifiering</w:t>
+        <w:t>Ur PEFC-standarden gällande lagefterlevnad</w:t>
+      </w:r>
+    </w:p>
+    <w:p>
+      <w:r>
+        <w:t>PEFC-standarden förutsätter att tillämplig svensk lagstiftning följs. Det är utsedd tillsynsmyndighet som ansvarar för tillsyn av lagens efterlevnad. PEFC-standarden återger innehållet i vissa certifieringskritiska lag- och föreskriftskrav vilka ska ingå i granskning av PEFC-systemets efterlevnad.</w:t>
+      </w:r>
+    </w:p>
+    <w:p>
+      <w:pPr>
+        <w:pStyle w:val="ListBullet"/>
+      </w:pPr>
+      <w:r>
+        <w:rPr>
+          <w:b/>
+          <w:i/>
+        </w:rPr>
+        <w:t xml:space="preserve">Kommentar: </w:t>
+      </w:r>
+      <w:r>
+        <w:rPr>
+          <w:i/>
+        </w:rPr>
+        <w:t>I den avverkningsanmälda skogen har fridlysta arter sina livsmiljöer och växtplatser. Att skada de fridlysta arternas livsmiljöer, växtplatser eller ekologiska funktion är inte tillåtet enligt artskyddsförordningen</w:t>
+      </w:r>
+    </w:p>
+    <w:p>
+      <w:r>
+        <w:br w:type="page"/>
+      </w:r>
+    </w:p>
+    <w:p>
+      <w:pPr>
+        <w:pStyle w:val="Title"/>
+      </w:pPr>
+      <w:r>
+        <w:t>BILAGA 1 –</w:t>
+        <w:br/>
+        <w:t>Fridlysta och rödlistade arter</w:t>
+      </w:r>
+    </w:p>
+    <w:p>
+      <w:pPr>
+        <w:pStyle w:val="Heading1"/>
+      </w:pPr>
+      <w:r>
+        <w:t>Lunglav – ekologi samt krav på livsmiljön</w:t>
+      </w:r>
+    </w:p>
+    <w:p>
+      <w:r>
+        <w:t xml:space="preserve">Lunglav (NT) är en av vårt lands främsta signalarter som överallt indikerar gamla lövträd, skogsbestånd med höga naturvärden och ekosystem med lång skoglig kontinuitet. Lokalt kan förekomsten vara mycket riklig men den hittas nästan enbart i gamla och ej slutavverkade skogar. Artens samtliga förekomster bör uppmärksammas från naturvårdssynpunkt, då många lokaler även hyser andra ovanliga och rödlistade arter, däribland de sällsynta lavparasiterna lunglavshårprick (CR), </w:t>
+      </w:r>
+      <w:r>
+        <w:rPr>
+          <w:i/>
+        </w:rPr>
+        <w:t>Abrothallus diederichii</w:t>
+      </w:r>
+      <w:r>
+        <w:t xml:space="preserve"> (VU), </w:t>
+      </w:r>
+      <w:r>
+        <w:rPr>
+          <w:i/>
+        </w:rPr>
+        <w:t>Abrothallus lobariae</w:t>
+      </w:r>
+      <w:r>
+        <w:t xml:space="preserve"> (VU), </w:t>
+      </w:r>
+      <w:r>
+        <w:rPr>
+          <w:i/>
+        </w:rPr>
+        <w:t>Calycina lobariae</w:t>
+      </w:r>
+      <w:r>
+        <w:t xml:space="preserve"> (VU), lunglavsknapp (VU) och skrovelmössing (VU), som växer på lunglav. Rikliga förekomster med lunglav bör skyddas med biotopskydd, frivilliga avsättningar eller reservat (SLU Artdatabanken, 2026; Nitare &amp; Skogsstyrelsen, 2019).</w:t>
+      </w:r>
+    </w:p>
+    <w:p>
+      <w:r>
+        <w:t xml:space="preserve">Lunglav är typisk art för </w:t>
+      </w:r>
+      <w:r>
+        <w:rPr>
+          <w:i/>
+        </w:rPr>
+        <w:t>9010 Taiga, 9020 Nordlig ädellövskog, 9110 Näringsfattig bokskog, 9130 Näringsrik bokskog, 9160 Näringsrik ekskog, 9180 Ädellövskog i branter, 9190 Näringsfattig ekskog, 9070 Trädklädd betesmark, 9040 Fjällbjörkskog</w:t>
+      </w:r>
+      <w:r>
+        <w:t xml:space="preserve"> och</w:t>
+      </w:r>
+      <w:r>
+        <w:rPr>
+          <w:i/>
+        </w:rPr>
+        <w:t xml:space="preserve"> 6530 Lövängar</w:t>
+      </w:r>
+      <w:r>
+        <w:t xml:space="preserve"> (SLU Artdatabanken, 2026).</w:t>
       </w:r>
     </w:p>
     <w:p>
@@ -647,297 +1080,35 @@
         <w:pStyle w:val="Heading2"/>
       </w:pPr>
       <w:r>
-        <w:t>Ur FSC-standarden</w:t>
+        <w:t>Referenser – lunglav</w:t>
       </w:r>
     </w:p>
     <w:p>
       <w:r>
-        <w:rPr>
-          <w:b/>
-        </w:rPr>
-        <w:t xml:space="preserve">PRINCIP 1: LAGEFTERLEVNAD: </w:t>
-      </w:r>
-      <w:r>
-        <w:t>Certifikatsinnehavaren ska följa alla tillämpliga lagar, förordningar och nationellt ratificerade internationella avtal, konventioner och överenskommelser.</w:t>
-      </w:r>
-    </w:p>
-    <w:p>
-      <w:r>
-        <w:rPr>
-          <w:b/>
-        </w:rPr>
-        <w:t xml:space="preserve">1.3.1 </w:t>
-      </w:r>
-      <w:r>
-        <w:t>Tillämpliga lagar och föreskrifter för brukandet av skogen följs.</w:t>
-      </w:r>
-    </w:p>
-    <w:p>
-      <w:pPr>
-        <w:pStyle w:val="ListBullet"/>
-      </w:pPr>
-      <w:r>
-        <w:rPr>
-          <w:b/>
-          <w:i/>
-        </w:rPr>
-        <w:t xml:space="preserve">Kommentar: </w:t>
-      </w:r>
-      <w:r>
-        <w:t>I den avverkningsanmälda skogen har fridlysta arter sina livsmiljöer och växtplatser. Att skada de fridlysta arternas livsmiljöer, växtplatser eller ekologiska funktion är inte tillåtet enligt artskyddsförordningen.</w:t>
+        <w:t xml:space="preserve">Nitare, J. och Skogsstyrelsen, 2019. </w:t>
       </w:r>
       <w:r>
         <w:rPr>
           <w:i/>
         </w:rPr>
-        <w:t xml:space="preserve"> EU:s medlemsländer och skogsbolag är skyldiga att agera i enlighet med EU:s fågeldirektiv där det uttryckligen står att direktivet gäller för fåglar samt för deras ägg, bon och </w:t>
-      </w:r>
-      <w:r>
-        <w:rPr>
-          <w:b/>
-          <w:i/>
-        </w:rPr>
-        <w:t xml:space="preserve">livsmiljöer </w:t>
-      </w:r>
-      <w:r>
-        <w:t>(artikel 1). Vidare att de åtgärder som vidtas inte får leda till en försämring av den nuvarande situationen beträffande bevarandet av de fågelarter som avses i artikel 1 (artikel 13).</w:t>
+        <w:t xml:space="preserve">Skyddsvärd skog – Naturvårdsarter och andra kriterier för naturvärdesbedömning. </w:t>
+      </w:r>
+      <w:r>
+        <w:t>Skogsstyrelsen.</w:t>
       </w:r>
     </w:p>
     <w:p>
       <w:r>
-        <w:rPr>
-          <w:b/>
-        </w:rPr>
-        <w:t xml:space="preserve">6.4 </w:t>
-      </w:r>
-      <w:r>
-        <w:t>Certifikatsinnehavaren ska skydda sällsynta arter och hotade arter samt deras livsmiljöer inom skogsbruksenheten. Det ska ske genom avsättningar, andra skyddade områden och genom att skapa konnektivitet och/eller genom andra direkta åtgärder som gynnar dessa arters överlevnad och livskraft. Åtgärderna ska stå i förhållande till brukandets skala, intensitet och risk, samt till sällsynta och hotade arters bevarandestatus och ekologiska krav. Certifikatsinnehavaren ska beakta den geografiska spridningen och ekologiska krav hos sällsynta och hotade arter utanför skogsbruksenhetens gränser när beslut om åtgärder inom skogsbruksenheten ska fattas.</w:t>
-      </w:r>
-    </w:p>
-    <w:p>
-      <w:r>
-        <w:rPr>
-          <w:b/>
-        </w:rPr>
-        <w:t xml:space="preserve">6.4.3 </w:t>
-      </w:r>
-      <w:r>
-        <w:t>Bevarandeåtgärder genomförs för de kända förekomster av rödlistade arter som påverkas av skogsbruk.</w:t>
-      </w:r>
-    </w:p>
-    <w:p>
-      <w:pPr>
-        <w:pStyle w:val="ListBullet"/>
-      </w:pPr>
-      <w:r>
-        <w:rPr>
-          <w:b/>
-          <w:i/>
-        </w:rPr>
-        <w:t xml:space="preserve">Kommentar: </w:t>
+        <w:t xml:space="preserve">SLU Artdatabanken, 2026. </w:t>
       </w:r>
       <w:r>
         <w:rPr>
           <w:i/>
         </w:rPr>
-        <w:t>I det avverkningsanmälda skogsområdet har 15 naturvårdsarter varav 12 rödlistade arter sina livsmiljöer och växtplatser.</w:t>
-      </w:r>
-    </w:p>
-    <w:p>
-      <w:pPr>
-        <w:pStyle w:val="Heading2"/>
-      </w:pPr>
-      <w:r>
-        <w:t>Ur Chain of Custody Certification (FSC-STD-40-004 ver 3.0)</w:t>
-      </w:r>
-    </w:p>
-    <w:p>
-      <w:r>
-        <w:rPr>
-          <w:b/>
-        </w:rPr>
-        <w:t xml:space="preserve">1.3 </w:t>
-      </w:r>
-      <w:r>
-        <w:t xml:space="preserve">The organization shall commit to the FSC values as defined in FSC-POL-01-004 Policy for the Association of Organizations with FSC. </w:t>
-      </w:r>
-    </w:p>
-    <w:p>
-      <w:pPr>
-        <w:pStyle w:val="Heading2"/>
-      </w:pPr>
-      <w:r>
-        <w:t>Ur FSC:s policy för associerade organisationer (FSC-POL-01-004)</w:t>
-      </w:r>
-    </w:p>
-    <w:p>
-      <w:r>
-        <w:t xml:space="preserve">Som “Chain of Custody”-certifierad organisation är skogsbolaget bunden av de fastställda reglerna i Del 1 Punkt 1 c) i Policy för organisationer associerade med FSC (FSC-POL-01-004 V2-0 EN + SVE version 2012-03-02): </w:t>
-      </w:r>
-    </w:p>
-    <w:p>
-      <w:pPr>
-        <w:pStyle w:val="ListNumber"/>
-      </w:pPr>
-      <w:r>
-        <w:t>De organisationer FSC kan acceptera association med får inte direkt eller indirekt ha några kopplingar till nedanstående, oacceptabla aktiviteter:</w:t>
-      </w:r>
-    </w:p>
-    <w:p>
-      <w:pPr>
-        <w:ind w:left="357"/>
-      </w:pPr>
-      <w:r>
-        <w:t>a) Olaglig skogsavverkning och handel med olagligt avverkat virke eller skogsprodukter</w:t>
-      </w:r>
-    </w:p>
-    <w:p>
-      <w:pPr>
-        <w:ind w:left="357"/>
-      </w:pPr>
-      <w:r>
-        <w:t>...</w:t>
-      </w:r>
-    </w:p>
-    <w:p>
-      <w:pPr>
-        <w:ind w:left="357"/>
-      </w:pPr>
-      <w:r>
-        <w:t>c) Skogsbruk som förstör höga naturvärden</w:t>
-      </w:r>
-    </w:p>
-    <w:p>
-      <w:pPr>
-        <w:ind w:left="357"/>
-      </w:pPr>
-      <w:r>
-        <w:t>d) Betydande omvandling av skog till plantager eller annan, icke skoglig, markanvändning</w:t>
-      </w:r>
-    </w:p>
-    <w:p>
-      <w:pPr>
-        <w:pStyle w:val="ListBullet"/>
-      </w:pPr>
-      <w:r>
-        <w:rPr>
-          <w:b/>
-          <w:i/>
-        </w:rPr>
-        <w:t xml:space="preserve">Kommentar: </w:t>
-      </w:r>
-      <w:r>
-        <w:rPr>
-          <w:i/>
-        </w:rPr>
-        <w:t>Avverkning av skog med höga naturvärden samt skada på fridlysta arter strider både mot FSC Controlled Wood-standarden och FSC:s policy for associerade organisationer.</w:t>
-      </w:r>
-    </w:p>
-    <w:p>
-      <w:pPr>
-        <w:pStyle w:val="Heading2"/>
-      </w:pPr>
-      <w:r>
-        <w:t>Ur FSC Controlled Wood (FSC-STD-40-005)</w:t>
-      </w:r>
-    </w:p>
-    <w:p>
-      <w:r>
-        <w:t>Virke som inte accepteras i FSC-märkta produkter (oacceptabelt ursprung) enligt FSC Controlled Wood (FSC-STD-40-005):</w:t>
-      </w:r>
-    </w:p>
-    <w:p>
-      <w:pPr>
-        <w:pStyle w:val="ListNumber"/>
-      </w:pPr>
-      <w:r>
-        <w:t>Illegalt avverkat virke.</w:t>
-      </w:r>
-    </w:p>
-    <w:p>
-      <w:pPr>
-        <w:pStyle w:val="ListNumber"/>
-      </w:pPr>
-      <w:r>
-        <w:t>...</w:t>
-      </w:r>
-    </w:p>
-    <w:p>
-      <w:pPr>
-        <w:pStyle w:val="ListNumber"/>
-      </w:pPr>
-      <w:r>
-        <w:t>Virke från avverkningar som hotar höga naturvärden.</w:t>
-      </w:r>
-    </w:p>
-    <w:p>
-      <w:pPr>
-        <w:pStyle w:val="ListNumber"/>
-      </w:pPr>
-      <w:r>
-        <w:t>Virke från skog som konverteras till plantager eller icke-skogligt bruk.</w:t>
-      </w:r>
-    </w:p>
-    <w:p>
-      <w:pPr>
-        <w:pStyle w:val="ListBullet"/>
-      </w:pPr>
-      <w:r>
-        <w:rPr>
-          <w:b/>
-          <w:i/>
-        </w:rPr>
-        <w:t xml:space="preserve">Kommentar: </w:t>
-      </w:r>
-      <w:r>
-        <w:rPr>
-          <w:i/>
-        </w:rPr>
-        <w:t>Avverkning av skog med höga naturvärden samt skada på fridlysta arter strider både mot FSC Controlled Wood-standarden och FSC:s policy for associerade organisationer.</w:t>
-      </w:r>
-    </w:p>
-    <w:p>
-      <w:pPr>
-        <w:pStyle w:val="Heading1"/>
-      </w:pPr>
-      <w:r>
-        <w:t>Ur PEFC-standarden gällande lagefterlevnad</w:t>
-      </w:r>
-    </w:p>
-    <w:p>
-      <w:r>
-        <w:t>PEFC-standarden förutsätter att tillämplig svensk lagstiftning följs. Det är utsedd tillsynsmyndighet som ansvarar för tillsyn av lagens efterlevnad. PEFC-standarden återger innehållet i vissa certifieringskritiska lag- och föreskriftskrav vilka ska ingå i granskning av PEFC-systemets efterlevnad.</w:t>
-      </w:r>
-    </w:p>
-    <w:p>
-      <w:pPr>
-        <w:pStyle w:val="ListBullet"/>
-      </w:pPr>
-      <w:r>
-        <w:rPr>
-          <w:b/>
-          <w:i/>
-        </w:rPr>
-        <w:t xml:space="preserve">Kommentar: </w:t>
-      </w:r>
-      <w:r>
-        <w:rPr>
-          <w:i/>
-        </w:rPr>
-        <w:t>I den avverkningsanmälda skogen har fridlysta arter sina livsmiljöer och växtplatser. Att skada de fridlysta arternas livsmiljöer, växtplatser eller ekologiska funktion är inte tillåtet enligt artskyddsförordningen</w:t>
-      </w:r>
-    </w:p>
-    <w:p>
-      <w:r>
-        <w:br w:type="page"/>
-      </w:r>
-    </w:p>
-    <w:p>
-      <w:pPr>
-        <w:pStyle w:val="Title"/>
-      </w:pPr>
-      <w:r>
-        <w:t>BILAGA 1 – Fridlysta arter</w:t>
+        <w:t xml:space="preserve">Artfaktablad. Naturvård – artfakta. </w:t>
+      </w:r>
+      <w:r>
+        <w:t>SLU Artdatabanken, Uppsala.</w:t>
       </w:r>
     </w:p>
     <w:p>
@@ -1228,7 +1399,7 @@
 </file>
 
 <file path=word/endnotes.xml><?xml version="1.0" encoding="utf-8"?>
-<w:endnotes xmlns:wpc="http://schemas.microsoft.com/office/word/2010/wordprocessingCanvas" xmlns:cx="http://schemas.microsoft.com/office/drawing/2014/chartex" xmlns:cx1="http://schemas.microsoft.com/office/drawing/2015/9/8/chartex" xmlns:cx2="http://schemas.microsoft.com/office/drawing/2015/10/21/chartex" xmlns:cx3="http://schemas.microsoft.com/office/drawing/2016/5/9/chartex" xmlns:cx4="http://schemas.microsoft.com/office/drawing/2016/5/10/chartex" xmlns:cx5="http://schemas.microsoft.com/office/drawing/2016/5/11/chartex" xmlns:cx6="http://schemas.microsoft.com/office/drawing/2016/5/12/chartex" xmlns:cx7="http://schemas.microsoft.com/office/drawing/2016/5/13/chartex" xmlns:cx8="http://schemas.microsoft.com/office/drawing/2016/5/14/chartex" xmlns:mc="http://schemas.openxmlformats.org/markup-compatibility/2006" xmlns:aink="http://schemas.microsoft.com/office/drawing/2016/ink" xmlns:am3d="http://schemas.microsoft.com/office/drawing/2017/model3d" xmlns:o="urn:schemas-microsoft-com:office:office" xmlns:oel="http://schemas.microsoft.com/office/2019/extlst" xmlns:r="http://schemas.openxmlformats.org/officeDocument/2006/relationships" xmlns:m="http://schemas.openxmlformats.org/officeDocument/2006/math" xmlns:v="urn:schemas-microsoft-com:vml" xmlns:wp14="http://schemas.microsoft.com/office/word/2010/wordprocessingDrawing" xmlns:wp="http://schemas.openxmlformats.org/drawingml/2006/wordprocessingDrawing" xmlns:w10="urn:schemas-microsoft-com:office:word" xmlns:w="http://schemas.openxmlformats.org/wordprocessingml/2006/main" xmlns:w14="http://schemas.microsoft.com/office/word/2010/wordml" xmlns:w15="http://schemas.microsoft.com/office/word/2012/wordml" xmlns:w16cex="http://schemas.microsoft.com/office/word/2018/wordml/cex" xmlns:w16cid="http://schemas.microsoft.com/office/word/2016/wordml/cid" xmlns:w16="http://schemas.microsoft.com/office/word/2018/wordml" xmlns:w16sdtdh="http://schemas.microsoft.com/office/word/2020/wordml/sdtdatahash" xmlns:w16se="http://schemas.microsoft.com/office/word/2015/wordml/symex" xmlns:wpg="http://schemas.microsoft.com/office/word/2010/wordprocessingGroup" xmlns:wpi="http://schemas.microsoft.com/office/word/2010/wordprocessingInk" xmlns:wne="http://schemas.microsoft.com/office/word/2006/wordml" xmlns:wps="http://schemas.microsoft.com/office/word/2010/wordprocessingShape" mc:Ignorable="w14 w15 w16se w16cid w16 w16cex w16sdtdh wp14">
+<w:endnotes xmlns:wpc="http://schemas.microsoft.com/office/word/2010/wordprocessingCanvas" xmlns:cx="http://schemas.microsoft.com/office/drawing/2014/chartex" xmlns:cx1="http://schemas.microsoft.com/office/drawing/2015/9/8/chartex" xmlns:cx2="http://schemas.microsoft.com/office/drawing/2015/10/21/chartex" xmlns:cx3="http://schemas.microsoft.com/office/drawing/2016/5/9/chartex" xmlns:cx4="http://schemas.microsoft.com/office/drawing/2016/5/10/chartex" xmlns:cx5="http://schemas.microsoft.com/office/drawing/2016/5/11/chartex" xmlns:cx6="http://schemas.microsoft.com/office/drawing/2016/5/12/chartex" xmlns:cx7="http://schemas.microsoft.com/office/drawing/2016/5/13/chartex" xmlns:cx8="http://schemas.microsoft.com/office/drawing/2016/5/14/chartex" xmlns:mc="http://schemas.openxmlformats.org/markup-compatibility/2006" xmlns:aink="http://schemas.microsoft.com/office/drawing/2016/ink" xmlns:am3d="http://schemas.microsoft.com/office/drawing/2017/model3d" xmlns:o="urn:schemas-microsoft-com:office:office" xmlns:oel="http://schemas.microsoft.com/office/2019/extlst" xmlns:r="http://schemas.openxmlformats.org/officeDocument/2006/relationships" xmlns:m="http://schemas.openxmlformats.org/officeDocument/2006/math" xmlns:v="urn:schemas-microsoft-com:vml" xmlns:wp14="http://schemas.microsoft.com/office/word/2010/wordprocessingDrawing" xmlns:wp="http://schemas.openxmlformats.org/drawingml/2006/wordprocessingDrawing" xmlns:w10="urn:schemas-microsoft-com:office:word" xmlns:w="http://schemas.openxmlformats.org/wordprocessingml/2006/main" xmlns:w14="http://schemas.microsoft.com/office/word/2010/wordml" xmlns:w15="http://schemas.microsoft.com/office/word/2012/wordml" xmlns:w16cex="http://schemas.microsoft.com/office/word/2018/wordml/cex" xmlns:w16cid="http://schemas.microsoft.com/office/word/2016/wordml/cid" xmlns:w16="http://schemas.microsoft.com/office/word/2018/wordml" xmlns:w16du="http://schemas.microsoft.com/office/word/2023/wordml/word16du" xmlns:w16sdtdh="http://schemas.microsoft.com/office/word/2020/wordml/sdtdatahash" xmlns:w16sdtfl="http://schemas.microsoft.com/office/word/2024/wordml/sdtformatlock" xmlns:w16se="http://schemas.microsoft.com/office/word/2015/wordml/symex" xmlns:wpg="http://schemas.microsoft.com/office/word/2010/wordprocessingGroup" xmlns:wpi="http://schemas.microsoft.com/office/word/2010/wordprocessingInk" xmlns:wne="http://schemas.microsoft.com/office/word/2006/wordml" xmlns:wps="http://schemas.microsoft.com/office/word/2010/wordprocessingShape" mc:Ignorable="w14 w15 w16se w16cid w16 w16cex w16sdtdh w16sdtfl w16du wp14">
   <w:endnote w:type="separator" w:id="-1">
     <w:p>
       <w:pPr>
@@ -1253,7 +1424,7 @@
 </file>
 
 <file path=word/footer1.xml><?xml version="1.0" encoding="utf-8"?>
-<w:ftr xmlns:wpc="http://schemas.microsoft.com/office/word/2010/wordprocessingCanvas" xmlns:cx="http://schemas.microsoft.com/office/drawing/2014/chartex" xmlns:cx1="http://schemas.microsoft.com/office/drawing/2015/9/8/chartex" xmlns:cx2="http://schemas.microsoft.com/office/drawing/2015/10/21/chartex" xmlns:cx3="http://schemas.microsoft.com/office/drawing/2016/5/9/chartex" xmlns:cx4="http://schemas.microsoft.com/office/drawing/2016/5/10/chartex" xmlns:cx5="http://schemas.microsoft.com/office/drawing/2016/5/11/chartex" xmlns:cx6="http://schemas.microsoft.com/office/drawing/2016/5/12/chartex" xmlns:cx7="http://schemas.microsoft.com/office/drawing/2016/5/13/chartex" xmlns:cx8="http://schemas.microsoft.com/office/drawing/2016/5/14/chartex" xmlns:mc="http://schemas.openxmlformats.org/markup-compatibility/2006" xmlns:aink="http://schemas.microsoft.com/office/drawing/2016/ink" xmlns:am3d="http://schemas.microsoft.com/office/drawing/2017/model3d" xmlns:o="urn:schemas-microsoft-com:office:office" xmlns:oel="http://schemas.microsoft.com/office/2019/extlst" xmlns:r="http://schemas.openxmlformats.org/officeDocument/2006/relationships" xmlns:m="http://schemas.openxmlformats.org/officeDocument/2006/math" xmlns:v="urn:schemas-microsoft-com:vml" xmlns:wp14="http://schemas.microsoft.com/office/word/2010/wordprocessingDrawing" xmlns:wp="http://schemas.openxmlformats.org/drawingml/2006/wordprocessingDrawing" xmlns:w10="urn:schemas-microsoft-com:office:word" xmlns:w="http://schemas.openxmlformats.org/wordprocessingml/2006/main" xmlns:w14="http://schemas.microsoft.com/office/word/2010/wordml" xmlns:w15="http://schemas.microsoft.com/office/word/2012/wordml" xmlns:w16cex="http://schemas.microsoft.com/office/word/2018/wordml/cex" xmlns:w16cid="http://schemas.microsoft.com/office/word/2016/wordml/cid" xmlns:w16="http://schemas.microsoft.com/office/word/2018/wordml" xmlns:w16sdtdh="http://schemas.microsoft.com/office/word/2020/wordml/sdtdatahash" xmlns:w16se="http://schemas.microsoft.com/office/word/2015/wordml/symex" xmlns:wpg="http://schemas.microsoft.com/office/word/2010/wordprocessingGroup" xmlns:wpi="http://schemas.microsoft.com/office/word/2010/wordprocessingInk" xmlns:wne="http://schemas.microsoft.com/office/word/2006/wordml" xmlns:wps="http://schemas.microsoft.com/office/word/2010/wordprocessingShape" mc:Ignorable="w14 w15 w16se w16cid w16 w16cex w16sdtdh wp14">
+<w:ftr xmlns:wpc="http://schemas.microsoft.com/office/word/2010/wordprocessingCanvas" xmlns:cx="http://schemas.microsoft.com/office/drawing/2014/chartex" xmlns:cx1="http://schemas.microsoft.com/office/drawing/2015/9/8/chartex" xmlns:cx2="http://schemas.microsoft.com/office/drawing/2015/10/21/chartex" xmlns:cx3="http://schemas.microsoft.com/office/drawing/2016/5/9/chartex" xmlns:cx4="http://schemas.microsoft.com/office/drawing/2016/5/10/chartex" xmlns:cx5="http://schemas.microsoft.com/office/drawing/2016/5/11/chartex" xmlns:cx6="http://schemas.microsoft.com/office/drawing/2016/5/12/chartex" xmlns:cx7="http://schemas.microsoft.com/office/drawing/2016/5/13/chartex" xmlns:cx8="http://schemas.microsoft.com/office/drawing/2016/5/14/chartex" xmlns:mc="http://schemas.openxmlformats.org/markup-compatibility/2006" xmlns:aink="http://schemas.microsoft.com/office/drawing/2016/ink" xmlns:am3d="http://schemas.microsoft.com/office/drawing/2017/model3d" xmlns:o="urn:schemas-microsoft-com:office:office" xmlns:oel="http://schemas.microsoft.com/office/2019/extlst" xmlns:r="http://schemas.openxmlformats.org/officeDocument/2006/relationships" xmlns:m="http://schemas.openxmlformats.org/officeDocument/2006/math" xmlns:v="urn:schemas-microsoft-com:vml" xmlns:wp14="http://schemas.microsoft.com/office/word/2010/wordprocessingDrawing" xmlns:wp="http://schemas.openxmlformats.org/drawingml/2006/wordprocessingDrawing" xmlns:w10="urn:schemas-microsoft-com:office:word" xmlns:w="http://schemas.openxmlformats.org/wordprocessingml/2006/main" xmlns:w14="http://schemas.microsoft.com/office/word/2010/wordml" xmlns:w15="http://schemas.microsoft.com/office/word/2012/wordml" xmlns:w16cex="http://schemas.microsoft.com/office/word/2018/wordml/cex" xmlns:w16cid="http://schemas.microsoft.com/office/word/2016/wordml/cid" xmlns:w16="http://schemas.microsoft.com/office/word/2018/wordml" xmlns:w16du="http://schemas.microsoft.com/office/word/2023/wordml/word16du" xmlns:w16sdtdh="http://schemas.microsoft.com/office/word/2020/wordml/sdtdatahash" xmlns:w16sdtfl="http://schemas.microsoft.com/office/word/2024/wordml/sdtformatlock" xmlns:w16se="http://schemas.microsoft.com/office/word/2015/wordml/symex" xmlns:wpg="http://schemas.microsoft.com/office/word/2010/wordprocessingGroup" xmlns:wpi="http://schemas.microsoft.com/office/word/2010/wordprocessingInk" xmlns:wne="http://schemas.microsoft.com/office/word/2006/wordml" xmlns:wps="http://schemas.microsoft.com/office/word/2010/wordprocessingShape" mc:Ignorable="w14 w15 w16se w16cid w16 w16cex w16sdtdh w16sdtfl w16du wp14">
   <w:p>
     <w:pPr>
       <w:pStyle w:val="Footer"/>
@@ -1263,7 +1434,7 @@
 </file>
 
 <file path=word/footer2.xml><?xml version="1.0" encoding="utf-8"?>
-<w:ftr xmlns:wpc="http://schemas.microsoft.com/office/word/2010/wordprocessingCanvas" xmlns:cx="http://schemas.microsoft.com/office/drawing/2014/chartex" xmlns:cx1="http://schemas.microsoft.com/office/drawing/2015/9/8/chartex" xmlns:cx2="http://schemas.microsoft.com/office/drawing/2015/10/21/chartex" xmlns:cx3="http://schemas.microsoft.com/office/drawing/2016/5/9/chartex" xmlns:cx4="http://schemas.microsoft.com/office/drawing/2016/5/10/chartex" xmlns:cx5="http://schemas.microsoft.com/office/drawing/2016/5/11/chartex" xmlns:cx6="http://schemas.microsoft.com/office/drawing/2016/5/12/chartex" xmlns:cx7="http://schemas.microsoft.com/office/drawing/2016/5/13/chartex" xmlns:cx8="http://schemas.microsoft.com/office/drawing/2016/5/14/chartex" xmlns:mc="http://schemas.openxmlformats.org/markup-compatibility/2006" xmlns:aink="http://schemas.microsoft.com/office/drawing/2016/ink" xmlns:am3d="http://schemas.microsoft.com/office/drawing/2017/model3d" xmlns:o="urn:schemas-microsoft-com:office:office" xmlns:oel="http://schemas.microsoft.com/office/2019/extlst" xmlns:r="http://schemas.openxmlformats.org/officeDocument/2006/relationships" xmlns:m="http://schemas.openxmlformats.org/officeDocument/2006/math" xmlns:v="urn:schemas-microsoft-com:vml" xmlns:wp14="http://schemas.microsoft.com/office/word/2010/wordprocessingDrawing" xmlns:wp="http://schemas.openxmlformats.org/drawingml/2006/wordprocessingDrawing" xmlns:w10="urn:schemas-microsoft-com:office:word" xmlns:w="http://schemas.openxmlformats.org/wordprocessingml/2006/main" xmlns:w14="http://schemas.microsoft.com/office/word/2010/wordml" xmlns:w15="http://schemas.microsoft.com/office/word/2012/wordml" xmlns:w16cex="http://schemas.microsoft.com/office/word/2018/wordml/cex" xmlns:w16cid="http://schemas.microsoft.com/office/word/2016/wordml/cid" xmlns:w16="http://schemas.microsoft.com/office/word/2018/wordml" xmlns:w16sdtdh="http://schemas.microsoft.com/office/word/2020/wordml/sdtdatahash" xmlns:w16se="http://schemas.microsoft.com/office/word/2015/wordml/symex" xmlns:wpg="http://schemas.microsoft.com/office/word/2010/wordprocessingGroup" xmlns:wpi="http://schemas.microsoft.com/office/word/2010/wordprocessingInk" xmlns:wne="http://schemas.microsoft.com/office/word/2006/wordml" xmlns:wps="http://schemas.microsoft.com/office/word/2010/wordprocessingShape" mc:Ignorable="w14 w15 w16se w16cid w16 w16cex w16sdtdh wp14">
+<w:ftr xmlns:wpc="http://schemas.microsoft.com/office/word/2010/wordprocessingCanvas" xmlns:cx="http://schemas.microsoft.com/office/drawing/2014/chartex" xmlns:cx1="http://schemas.microsoft.com/office/drawing/2015/9/8/chartex" xmlns:cx2="http://schemas.microsoft.com/office/drawing/2015/10/21/chartex" xmlns:cx3="http://schemas.microsoft.com/office/drawing/2016/5/9/chartex" xmlns:cx4="http://schemas.microsoft.com/office/drawing/2016/5/10/chartex" xmlns:cx5="http://schemas.microsoft.com/office/drawing/2016/5/11/chartex" xmlns:cx6="http://schemas.microsoft.com/office/drawing/2016/5/12/chartex" xmlns:cx7="http://schemas.microsoft.com/office/drawing/2016/5/13/chartex" xmlns:cx8="http://schemas.microsoft.com/office/drawing/2016/5/14/chartex" xmlns:mc="http://schemas.openxmlformats.org/markup-compatibility/2006" xmlns:aink="http://schemas.microsoft.com/office/drawing/2016/ink" xmlns:am3d="http://schemas.microsoft.com/office/drawing/2017/model3d" xmlns:o="urn:schemas-microsoft-com:office:office" xmlns:oel="http://schemas.microsoft.com/office/2019/extlst" xmlns:r="http://schemas.openxmlformats.org/officeDocument/2006/relationships" xmlns:m="http://schemas.openxmlformats.org/officeDocument/2006/math" xmlns:v="urn:schemas-microsoft-com:vml" xmlns:wp14="http://schemas.microsoft.com/office/word/2010/wordprocessingDrawing" xmlns:wp="http://schemas.openxmlformats.org/drawingml/2006/wordprocessingDrawing" xmlns:w10="urn:schemas-microsoft-com:office:word" xmlns:w="http://schemas.openxmlformats.org/wordprocessingml/2006/main" xmlns:w14="http://schemas.microsoft.com/office/word/2010/wordml" xmlns:w15="http://schemas.microsoft.com/office/word/2012/wordml" xmlns:w16cex="http://schemas.microsoft.com/office/word/2018/wordml/cex" xmlns:w16cid="http://schemas.microsoft.com/office/word/2016/wordml/cid" xmlns:w16="http://schemas.microsoft.com/office/word/2018/wordml" xmlns:w16du="http://schemas.microsoft.com/office/word/2023/wordml/word16du" xmlns:w16sdtdh="http://schemas.microsoft.com/office/word/2020/wordml/sdtdatahash" xmlns:w16sdtfl="http://schemas.microsoft.com/office/word/2024/wordml/sdtformatlock" xmlns:w16se="http://schemas.microsoft.com/office/word/2015/wordml/symex" xmlns:wpg="http://schemas.microsoft.com/office/word/2010/wordprocessingGroup" xmlns:wpi="http://schemas.microsoft.com/office/word/2010/wordprocessingInk" xmlns:wne="http://schemas.microsoft.com/office/word/2006/wordml" xmlns:wps="http://schemas.microsoft.com/office/word/2010/wordprocessingShape" mc:Ignorable="w14 w15 w16se w16cid w16 w16cex w16sdtdh w16sdtfl w16du wp14">
   <w:p>
     <w:pPr>
       <w:pStyle w:val="Footer"/>
@@ -1273,7 +1444,7 @@
 </file>
 
 <file path=word/footer3.xml><?xml version="1.0" encoding="utf-8"?>
-<w:ftr xmlns:wpc="http://schemas.microsoft.com/office/word/2010/wordprocessingCanvas" xmlns:cx="http://schemas.microsoft.com/office/drawing/2014/chartex" xmlns:cx1="http://schemas.microsoft.com/office/drawing/2015/9/8/chartex" xmlns:cx2="http://schemas.microsoft.com/office/drawing/2015/10/21/chartex" xmlns:cx3="http://schemas.microsoft.com/office/drawing/2016/5/9/chartex" xmlns:cx4="http://schemas.microsoft.com/office/drawing/2016/5/10/chartex" xmlns:cx5="http://schemas.microsoft.com/office/drawing/2016/5/11/chartex" xmlns:cx6="http://schemas.microsoft.com/office/drawing/2016/5/12/chartex" xmlns:cx7="http://schemas.microsoft.com/office/drawing/2016/5/13/chartex" xmlns:cx8="http://schemas.microsoft.com/office/drawing/2016/5/14/chartex" xmlns:mc="http://schemas.openxmlformats.org/markup-compatibility/2006" xmlns:aink="http://schemas.microsoft.com/office/drawing/2016/ink" xmlns:am3d="http://schemas.microsoft.com/office/drawing/2017/model3d" xmlns:o="urn:schemas-microsoft-com:office:office" xmlns:oel="http://schemas.microsoft.com/office/2019/extlst" xmlns:r="http://schemas.openxmlformats.org/officeDocument/2006/relationships" xmlns:m="http://schemas.openxmlformats.org/officeDocument/2006/math" xmlns:v="urn:schemas-microsoft-com:vml" xmlns:wp14="http://schemas.microsoft.com/office/word/2010/wordprocessingDrawing" xmlns:wp="http://schemas.openxmlformats.org/drawingml/2006/wordprocessingDrawing" xmlns:w10="urn:schemas-microsoft-com:office:word" xmlns:w="http://schemas.openxmlformats.org/wordprocessingml/2006/main" xmlns:w14="http://schemas.microsoft.com/office/word/2010/wordml" xmlns:w15="http://schemas.microsoft.com/office/word/2012/wordml" xmlns:w16cex="http://schemas.microsoft.com/office/word/2018/wordml/cex" xmlns:w16cid="http://schemas.microsoft.com/office/word/2016/wordml/cid" xmlns:w16="http://schemas.microsoft.com/office/word/2018/wordml" xmlns:w16sdtdh="http://schemas.microsoft.com/office/word/2020/wordml/sdtdatahash" xmlns:w16se="http://schemas.microsoft.com/office/word/2015/wordml/symex" xmlns:wpg="http://schemas.microsoft.com/office/word/2010/wordprocessingGroup" xmlns:wpi="http://schemas.microsoft.com/office/word/2010/wordprocessingInk" xmlns:wne="http://schemas.microsoft.com/office/word/2006/wordml" xmlns:wps="http://schemas.microsoft.com/office/word/2010/wordprocessingShape" mc:Ignorable="w14 w15 w16se w16cid w16 w16cex w16sdtdh wp14">
+<w:ftr xmlns:wpc="http://schemas.microsoft.com/office/word/2010/wordprocessingCanvas" xmlns:cx="http://schemas.microsoft.com/office/drawing/2014/chartex" xmlns:cx1="http://schemas.microsoft.com/office/drawing/2015/9/8/chartex" xmlns:cx2="http://schemas.microsoft.com/office/drawing/2015/10/21/chartex" xmlns:cx3="http://schemas.microsoft.com/office/drawing/2016/5/9/chartex" xmlns:cx4="http://schemas.microsoft.com/office/drawing/2016/5/10/chartex" xmlns:cx5="http://schemas.microsoft.com/office/drawing/2016/5/11/chartex" xmlns:cx6="http://schemas.microsoft.com/office/drawing/2016/5/12/chartex" xmlns:cx7="http://schemas.microsoft.com/office/drawing/2016/5/13/chartex" xmlns:cx8="http://schemas.microsoft.com/office/drawing/2016/5/14/chartex" xmlns:mc="http://schemas.openxmlformats.org/markup-compatibility/2006" xmlns:aink="http://schemas.microsoft.com/office/drawing/2016/ink" xmlns:am3d="http://schemas.microsoft.com/office/drawing/2017/model3d" xmlns:o="urn:schemas-microsoft-com:office:office" xmlns:oel="http://schemas.microsoft.com/office/2019/extlst" xmlns:r="http://schemas.openxmlformats.org/officeDocument/2006/relationships" xmlns:m="http://schemas.openxmlformats.org/officeDocument/2006/math" xmlns:v="urn:schemas-microsoft-com:vml" xmlns:wp14="http://schemas.microsoft.com/office/word/2010/wordprocessingDrawing" xmlns:wp="http://schemas.openxmlformats.org/drawingml/2006/wordprocessingDrawing" xmlns:w10="urn:schemas-microsoft-com:office:word" xmlns:w="http://schemas.openxmlformats.org/wordprocessingml/2006/main" xmlns:w14="http://schemas.microsoft.com/office/word/2010/wordml" xmlns:w15="http://schemas.microsoft.com/office/word/2012/wordml" xmlns:w16cex="http://schemas.microsoft.com/office/word/2018/wordml/cex" xmlns:w16cid="http://schemas.microsoft.com/office/word/2016/wordml/cid" xmlns:w16="http://schemas.microsoft.com/office/word/2018/wordml" xmlns:w16du="http://schemas.microsoft.com/office/word/2023/wordml/word16du" xmlns:w16sdtdh="http://schemas.microsoft.com/office/word/2020/wordml/sdtdatahash" xmlns:w16sdtfl="http://schemas.microsoft.com/office/word/2024/wordml/sdtformatlock" xmlns:w16se="http://schemas.microsoft.com/office/word/2015/wordml/symex" xmlns:wpg="http://schemas.microsoft.com/office/word/2010/wordprocessingGroup" xmlns:wpi="http://schemas.microsoft.com/office/word/2010/wordprocessingInk" xmlns:wne="http://schemas.microsoft.com/office/word/2006/wordml" xmlns:wps="http://schemas.microsoft.com/office/word/2010/wordprocessingShape" mc:Ignorable="w14 w15 w16se w16cid w16 w16cex w16sdtdh w16sdtfl w16du wp14">
   <w:p>
     <w:pPr>
       <w:pStyle w:val="Footer"/>
@@ -1283,7 +1454,7 @@
 </file>
 
 <file path=word/footnotes.xml><?xml version="1.0" encoding="utf-8"?>
-<w:footnotes xmlns:wpc="http://schemas.microsoft.com/office/word/2010/wordprocessingCanvas" xmlns:cx="http://schemas.microsoft.com/office/drawing/2014/chartex" xmlns:cx1="http://schemas.microsoft.com/office/drawing/2015/9/8/chartex" xmlns:cx2="http://schemas.microsoft.com/office/drawing/2015/10/21/chartex" xmlns:cx3="http://schemas.microsoft.com/office/drawing/2016/5/9/chartex" xmlns:cx4="http://schemas.microsoft.com/office/drawing/2016/5/10/chartex" xmlns:cx5="http://schemas.microsoft.com/office/drawing/2016/5/11/chartex" xmlns:cx6="http://schemas.microsoft.com/office/drawing/2016/5/12/chartex" xmlns:cx7="http://schemas.microsoft.com/office/drawing/2016/5/13/chartex" xmlns:cx8="http://schemas.microsoft.com/office/drawing/2016/5/14/chartex" xmlns:mc="http://schemas.openxmlformats.org/markup-compatibility/2006" xmlns:aink="http://schemas.microsoft.com/office/drawing/2016/ink" xmlns:am3d="http://schemas.microsoft.com/office/drawing/2017/model3d" xmlns:o="urn:schemas-microsoft-com:office:office" xmlns:oel="http://schemas.microsoft.com/office/2019/extlst" xmlns:r="http://schemas.openxmlformats.org/officeDocument/2006/relationships" xmlns:m="http://schemas.openxmlformats.org/officeDocument/2006/math" xmlns:v="urn:schemas-microsoft-com:vml" xmlns:wp14="http://schemas.microsoft.com/office/word/2010/wordprocessingDrawing" xmlns:wp="http://schemas.openxmlformats.org/drawingml/2006/wordprocessingDrawing" xmlns:w10="urn:schemas-microsoft-com:office:word" xmlns:w="http://schemas.openxmlformats.org/wordprocessingml/2006/main" xmlns:w14="http://schemas.microsoft.com/office/word/2010/wordml" xmlns:w15="http://schemas.microsoft.com/office/word/2012/wordml" xmlns:w16cex="http://schemas.microsoft.com/office/word/2018/wordml/cex" xmlns:w16cid="http://schemas.microsoft.com/office/word/2016/wordml/cid" xmlns:w16="http://schemas.microsoft.com/office/word/2018/wordml" xmlns:w16sdtdh="http://schemas.microsoft.com/office/word/2020/wordml/sdtdatahash" xmlns:w16se="http://schemas.microsoft.com/office/word/2015/wordml/symex" xmlns:wpg="http://schemas.microsoft.com/office/word/2010/wordprocessingGroup" xmlns:wpi="http://schemas.microsoft.com/office/word/2010/wordprocessingInk" xmlns:wne="http://schemas.microsoft.com/office/word/2006/wordml" xmlns:wps="http://schemas.microsoft.com/office/word/2010/wordprocessingShape" mc:Ignorable="w14 w15 w16se w16cid w16 w16cex w16sdtdh wp14">
+<w:footnotes xmlns:wpc="http://schemas.microsoft.com/office/word/2010/wordprocessingCanvas" xmlns:cx="http://schemas.microsoft.com/office/drawing/2014/chartex" xmlns:cx1="http://schemas.microsoft.com/office/drawing/2015/9/8/chartex" xmlns:cx2="http://schemas.microsoft.com/office/drawing/2015/10/21/chartex" xmlns:cx3="http://schemas.microsoft.com/office/drawing/2016/5/9/chartex" xmlns:cx4="http://schemas.microsoft.com/office/drawing/2016/5/10/chartex" xmlns:cx5="http://schemas.microsoft.com/office/drawing/2016/5/11/chartex" xmlns:cx6="http://schemas.microsoft.com/office/drawing/2016/5/12/chartex" xmlns:cx7="http://schemas.microsoft.com/office/drawing/2016/5/13/chartex" xmlns:cx8="http://schemas.microsoft.com/office/drawing/2016/5/14/chartex" xmlns:mc="http://schemas.openxmlformats.org/markup-compatibility/2006" xmlns:aink="http://schemas.microsoft.com/office/drawing/2016/ink" xmlns:am3d="http://schemas.microsoft.com/office/drawing/2017/model3d" xmlns:o="urn:schemas-microsoft-com:office:office" xmlns:oel="http://schemas.microsoft.com/office/2019/extlst" xmlns:r="http://schemas.openxmlformats.org/officeDocument/2006/relationships" xmlns:m="http://schemas.openxmlformats.org/officeDocument/2006/math" xmlns:v="urn:schemas-microsoft-com:vml" xmlns:wp14="http://schemas.microsoft.com/office/word/2010/wordprocessingDrawing" xmlns:wp="http://schemas.openxmlformats.org/drawingml/2006/wordprocessingDrawing" xmlns:w10="urn:schemas-microsoft-com:office:word" xmlns:w="http://schemas.openxmlformats.org/wordprocessingml/2006/main" xmlns:w14="http://schemas.microsoft.com/office/word/2010/wordml" xmlns:w15="http://schemas.microsoft.com/office/word/2012/wordml" xmlns:w16cex="http://schemas.microsoft.com/office/word/2018/wordml/cex" xmlns:w16cid="http://schemas.microsoft.com/office/word/2016/wordml/cid" xmlns:w16="http://schemas.microsoft.com/office/word/2018/wordml" xmlns:w16du="http://schemas.microsoft.com/office/word/2023/wordml/word16du" xmlns:w16sdtdh="http://schemas.microsoft.com/office/word/2020/wordml/sdtdatahash" xmlns:w16sdtfl="http://schemas.microsoft.com/office/word/2024/wordml/sdtformatlock" xmlns:w16se="http://schemas.microsoft.com/office/word/2015/wordml/symex" xmlns:wpg="http://schemas.microsoft.com/office/word/2010/wordprocessingGroup" xmlns:wpi="http://schemas.microsoft.com/office/word/2010/wordprocessingInk" xmlns:wne="http://schemas.microsoft.com/office/word/2006/wordml" xmlns:wps="http://schemas.microsoft.com/office/word/2010/wordprocessingShape" mc:Ignorable="w14 w15 w16se w16cid w16 w16cex w16sdtdh w16sdtfl w16du wp14">
   <w:footnote w:type="separator" w:id="-1">
     <w:p>
       <w:pPr>
@@ -1308,7 +1479,7 @@
 </file>
 
 <file path=word/header1.xml><?xml version="1.0" encoding="utf-8"?>
-<w:hdr xmlns:wpc="http://schemas.microsoft.com/office/word/2010/wordprocessingCanvas" xmlns:cx="http://schemas.microsoft.com/office/drawing/2014/chartex" xmlns:cx1="http://schemas.microsoft.com/office/drawing/2015/9/8/chartex" xmlns:cx2="http://schemas.microsoft.com/office/drawing/2015/10/21/chartex" xmlns:cx3="http://schemas.microsoft.com/office/drawing/2016/5/9/chartex" xmlns:cx4="http://schemas.microsoft.com/office/drawing/2016/5/10/chartex" xmlns:cx5="http://schemas.microsoft.com/office/drawing/2016/5/11/chartex" xmlns:cx6="http://schemas.microsoft.com/office/drawing/2016/5/12/chartex" xmlns:cx7="http://schemas.microsoft.com/office/drawing/2016/5/13/chartex" xmlns:cx8="http://schemas.microsoft.com/office/drawing/2016/5/14/chartex" xmlns:mc="http://schemas.openxmlformats.org/markup-compatibility/2006" xmlns:aink="http://schemas.microsoft.com/office/drawing/2016/ink" xmlns:am3d="http://schemas.microsoft.com/office/drawing/2017/model3d" xmlns:o="urn:schemas-microsoft-com:office:office" xmlns:oel="http://schemas.microsoft.com/office/2019/extlst" xmlns:r="http://schemas.openxmlformats.org/officeDocument/2006/relationships" xmlns:m="http://schemas.openxmlformats.org/officeDocument/2006/math" xmlns:v="urn:schemas-microsoft-com:vml" xmlns:wp14="http://schemas.microsoft.com/office/word/2010/wordprocessingDrawing" xmlns:wp="http://schemas.openxmlformats.org/drawingml/2006/wordprocessingDrawing" xmlns:w10="urn:schemas-microsoft-com:office:word" xmlns:w="http://schemas.openxmlformats.org/wordprocessingml/2006/main" xmlns:w14="http://schemas.microsoft.com/office/word/2010/wordml" xmlns:w15="http://schemas.microsoft.com/office/word/2012/wordml" xmlns:w16cex="http://schemas.microsoft.com/office/word/2018/wordml/cex" xmlns:w16cid="http://schemas.microsoft.com/office/word/2016/wordml/cid" xmlns:w16="http://schemas.microsoft.com/office/word/2018/wordml" xmlns:w16sdtdh="http://schemas.microsoft.com/office/word/2020/wordml/sdtdatahash" xmlns:w16se="http://schemas.microsoft.com/office/word/2015/wordml/symex" xmlns:wpg="http://schemas.microsoft.com/office/word/2010/wordprocessingGroup" xmlns:wpi="http://schemas.microsoft.com/office/word/2010/wordprocessingInk" xmlns:wne="http://schemas.microsoft.com/office/word/2006/wordml" xmlns:wps="http://schemas.microsoft.com/office/word/2010/wordprocessingShape" mc:Ignorable="w14 w15 w16se w16cid w16 w16cex w16sdtdh wp14">
+<w:hdr xmlns:wpc="http://schemas.microsoft.com/office/word/2010/wordprocessingCanvas" xmlns:cx="http://schemas.microsoft.com/office/drawing/2014/chartex" xmlns:cx1="http://schemas.microsoft.com/office/drawing/2015/9/8/chartex" xmlns:cx2="http://schemas.microsoft.com/office/drawing/2015/10/21/chartex" xmlns:cx3="http://schemas.microsoft.com/office/drawing/2016/5/9/chartex" xmlns:cx4="http://schemas.microsoft.com/office/drawing/2016/5/10/chartex" xmlns:cx5="http://schemas.microsoft.com/office/drawing/2016/5/11/chartex" xmlns:cx6="http://schemas.microsoft.com/office/drawing/2016/5/12/chartex" xmlns:cx7="http://schemas.microsoft.com/office/drawing/2016/5/13/chartex" xmlns:cx8="http://schemas.microsoft.com/office/drawing/2016/5/14/chartex" xmlns:mc="http://schemas.openxmlformats.org/markup-compatibility/2006" xmlns:aink="http://schemas.microsoft.com/office/drawing/2016/ink" xmlns:am3d="http://schemas.microsoft.com/office/drawing/2017/model3d" xmlns:o="urn:schemas-microsoft-com:office:office" xmlns:oel="http://schemas.microsoft.com/office/2019/extlst" xmlns:r="http://schemas.openxmlformats.org/officeDocument/2006/relationships" xmlns:m="http://schemas.openxmlformats.org/officeDocument/2006/math" xmlns:v="urn:schemas-microsoft-com:vml" xmlns:wp14="http://schemas.microsoft.com/office/word/2010/wordprocessingDrawing" xmlns:wp="http://schemas.openxmlformats.org/drawingml/2006/wordprocessingDrawing" xmlns:w10="urn:schemas-microsoft-com:office:word" xmlns:w="http://schemas.openxmlformats.org/wordprocessingml/2006/main" xmlns:w14="http://schemas.microsoft.com/office/word/2010/wordml" xmlns:w15="http://schemas.microsoft.com/office/word/2012/wordml" xmlns:w16cex="http://schemas.microsoft.com/office/word/2018/wordml/cex" xmlns:w16cid="http://schemas.microsoft.com/office/word/2016/wordml/cid" xmlns:w16="http://schemas.microsoft.com/office/word/2018/wordml" xmlns:w16du="http://schemas.microsoft.com/office/word/2023/wordml/word16du" xmlns:w16sdtdh="http://schemas.microsoft.com/office/word/2020/wordml/sdtdatahash" xmlns:w16sdtfl="http://schemas.microsoft.com/office/word/2024/wordml/sdtformatlock" xmlns:w16se="http://schemas.microsoft.com/office/word/2015/wordml/symex" xmlns:wpg="http://schemas.microsoft.com/office/word/2010/wordprocessingGroup" xmlns:wpi="http://schemas.microsoft.com/office/word/2010/wordprocessingInk" xmlns:wne="http://schemas.microsoft.com/office/word/2006/wordml" xmlns:wps="http://schemas.microsoft.com/office/word/2010/wordprocessingShape" mc:Ignorable="w14 w15 w16se w16cid w16 w16cex w16sdtdh w16sdtfl w16du wp14">
   <w:p>
     <w:pPr>
       <w:pStyle w:val="Header"/>
@@ -1318,7 +1489,7 @@
 </file>
 
 <file path=word/header2.xml><?xml version="1.0" encoding="utf-8"?>
-<w:hdr xmlns:wpc="http://schemas.microsoft.com/office/word/2010/wordprocessingCanvas" xmlns:cx="http://schemas.microsoft.com/office/drawing/2014/chartex" xmlns:cx1="http://schemas.microsoft.com/office/drawing/2015/9/8/chartex" xmlns:cx2="http://schemas.microsoft.com/office/drawing/2015/10/21/chartex" xmlns:cx3="http://schemas.microsoft.com/office/drawing/2016/5/9/chartex" xmlns:cx4="http://schemas.microsoft.com/office/drawing/2016/5/10/chartex" xmlns:cx5="http://schemas.microsoft.com/office/drawing/2016/5/11/chartex" xmlns:cx6="http://schemas.microsoft.com/office/drawing/2016/5/12/chartex" xmlns:cx7="http://schemas.microsoft.com/office/drawing/2016/5/13/chartex" xmlns:cx8="http://schemas.microsoft.com/office/drawing/2016/5/14/chartex" xmlns:mc="http://schemas.openxmlformats.org/markup-compatibility/2006" xmlns:aink="http://schemas.microsoft.com/office/drawing/2016/ink" xmlns:am3d="http://schemas.microsoft.com/office/drawing/2017/model3d" xmlns:o="urn:schemas-microsoft-com:office:office" xmlns:oel="http://schemas.microsoft.com/office/2019/extlst" xmlns:r="http://schemas.openxmlformats.org/officeDocument/2006/relationships" xmlns:m="http://schemas.openxmlformats.org/officeDocument/2006/math" xmlns:v="urn:schemas-microsoft-com:vml" xmlns:wp14="http://schemas.microsoft.com/office/word/2010/wordprocessingDrawing" xmlns:wp="http://schemas.openxmlformats.org/drawingml/2006/wordprocessingDrawing" xmlns:w10="urn:schemas-microsoft-com:office:word" xmlns:w="http://schemas.openxmlformats.org/wordprocessingml/2006/main" xmlns:w14="http://schemas.microsoft.com/office/word/2010/wordml" xmlns:w15="http://schemas.microsoft.com/office/word/2012/wordml" xmlns:w16cex="http://schemas.microsoft.com/office/word/2018/wordml/cex" xmlns:w16cid="http://schemas.microsoft.com/office/word/2016/wordml/cid" xmlns:w16="http://schemas.microsoft.com/office/word/2018/wordml" xmlns:w16sdtdh="http://schemas.microsoft.com/office/word/2020/wordml/sdtdatahash" xmlns:w16se="http://schemas.microsoft.com/office/word/2015/wordml/symex" xmlns:wpg="http://schemas.microsoft.com/office/word/2010/wordprocessingGroup" xmlns:wpi="http://schemas.microsoft.com/office/word/2010/wordprocessingInk" xmlns:wne="http://schemas.microsoft.com/office/word/2006/wordml" xmlns:wps="http://schemas.microsoft.com/office/word/2010/wordprocessingShape" mc:Ignorable="w14 w15 w16se w16cid w16 w16cex w16sdtdh wp14">
+<w:hdr xmlns:wpc="http://schemas.microsoft.com/office/word/2010/wordprocessingCanvas" xmlns:cx="http://schemas.microsoft.com/office/drawing/2014/chartex" xmlns:cx1="http://schemas.microsoft.com/office/drawing/2015/9/8/chartex" xmlns:cx2="http://schemas.microsoft.com/office/drawing/2015/10/21/chartex" xmlns:cx3="http://schemas.microsoft.com/office/drawing/2016/5/9/chartex" xmlns:cx4="http://schemas.microsoft.com/office/drawing/2016/5/10/chartex" xmlns:cx5="http://schemas.microsoft.com/office/drawing/2016/5/11/chartex" xmlns:cx6="http://schemas.microsoft.com/office/drawing/2016/5/12/chartex" xmlns:cx7="http://schemas.microsoft.com/office/drawing/2016/5/13/chartex" xmlns:cx8="http://schemas.microsoft.com/office/drawing/2016/5/14/chartex" xmlns:mc="http://schemas.openxmlformats.org/markup-compatibility/2006" xmlns:aink="http://schemas.microsoft.com/office/drawing/2016/ink" xmlns:am3d="http://schemas.microsoft.com/office/drawing/2017/model3d" xmlns:o="urn:schemas-microsoft-com:office:office" xmlns:oel="http://schemas.microsoft.com/office/2019/extlst" xmlns:r="http://schemas.openxmlformats.org/officeDocument/2006/relationships" xmlns:m="http://schemas.openxmlformats.org/officeDocument/2006/math" xmlns:v="urn:schemas-microsoft-com:vml" xmlns:wp14="http://schemas.microsoft.com/office/word/2010/wordprocessingDrawing" xmlns:wp="http://schemas.openxmlformats.org/drawingml/2006/wordprocessingDrawing" xmlns:w10="urn:schemas-microsoft-com:office:word" xmlns:w="http://schemas.openxmlformats.org/wordprocessingml/2006/main" xmlns:w14="http://schemas.microsoft.com/office/word/2010/wordml" xmlns:w15="http://schemas.microsoft.com/office/word/2012/wordml" xmlns:w16cex="http://schemas.microsoft.com/office/word/2018/wordml/cex" xmlns:w16cid="http://schemas.microsoft.com/office/word/2016/wordml/cid" xmlns:w16="http://schemas.microsoft.com/office/word/2018/wordml" xmlns:w16du="http://schemas.microsoft.com/office/word/2023/wordml/word16du" xmlns:w16sdtdh="http://schemas.microsoft.com/office/word/2020/wordml/sdtdatahash" xmlns:w16sdtfl="http://schemas.microsoft.com/office/word/2024/wordml/sdtformatlock" xmlns:w16se="http://schemas.microsoft.com/office/word/2015/wordml/symex" xmlns:wpg="http://schemas.microsoft.com/office/word/2010/wordprocessingGroup" xmlns:wpi="http://schemas.microsoft.com/office/word/2010/wordprocessingInk" xmlns:wne="http://schemas.microsoft.com/office/word/2006/wordml" xmlns:wps="http://schemas.microsoft.com/office/word/2010/wordprocessingShape" mc:Ignorable="w14 w15 w16se w16cid w16 w16cex w16sdtdh w16sdtfl w16du wp14">
   <w:p>
     <w:pPr>
       <w:pStyle w:val="Header"/>
@@ -1329,7 +1500,7 @@
 </file>
 
 <file path=word/header3.xml><?xml version="1.0" encoding="utf-8"?>
-<w:hdr xmlns:wpc="http://schemas.microsoft.com/office/word/2010/wordprocessingCanvas" xmlns:cx="http://schemas.microsoft.com/office/drawing/2014/chartex" xmlns:cx1="http://schemas.microsoft.com/office/drawing/2015/9/8/chartex" xmlns:cx2="http://schemas.microsoft.com/office/drawing/2015/10/21/chartex" xmlns:cx3="http://schemas.microsoft.com/office/drawing/2016/5/9/chartex" xmlns:cx4="http://schemas.microsoft.com/office/drawing/2016/5/10/chartex" xmlns:cx5="http://schemas.microsoft.com/office/drawing/2016/5/11/chartex" xmlns:cx6="http://schemas.microsoft.com/office/drawing/2016/5/12/chartex" xmlns:cx7="http://schemas.microsoft.com/office/drawing/2016/5/13/chartex" xmlns:cx8="http://schemas.microsoft.com/office/drawing/2016/5/14/chartex" xmlns:mc="http://schemas.openxmlformats.org/markup-compatibility/2006" xmlns:aink="http://schemas.microsoft.com/office/drawing/2016/ink" xmlns:am3d="http://schemas.microsoft.com/office/drawing/2017/model3d" xmlns:o="urn:schemas-microsoft-com:office:office" xmlns:oel="http://schemas.microsoft.com/office/2019/extlst" xmlns:r="http://schemas.openxmlformats.org/officeDocument/2006/relationships" xmlns:m="http://schemas.openxmlformats.org/officeDocument/2006/math" xmlns:v="urn:schemas-microsoft-com:vml" xmlns:wp14="http://schemas.microsoft.com/office/word/2010/wordprocessingDrawing" xmlns:wp="http://schemas.openxmlformats.org/drawingml/2006/wordprocessingDrawing" xmlns:w10="urn:schemas-microsoft-com:office:word" xmlns:w="http://schemas.openxmlformats.org/wordprocessingml/2006/main" xmlns:w14="http://schemas.microsoft.com/office/word/2010/wordml" xmlns:w15="http://schemas.microsoft.com/office/word/2012/wordml" xmlns:w16cex="http://schemas.microsoft.com/office/word/2018/wordml/cex" xmlns:w16cid="http://schemas.microsoft.com/office/word/2016/wordml/cid" xmlns:w16="http://schemas.microsoft.com/office/word/2018/wordml" xmlns:w16sdtdh="http://schemas.microsoft.com/office/word/2020/wordml/sdtdatahash" xmlns:w16se="http://schemas.microsoft.com/office/word/2015/wordml/symex" xmlns:wpg="http://schemas.microsoft.com/office/word/2010/wordprocessingGroup" xmlns:wpi="http://schemas.microsoft.com/office/word/2010/wordprocessingInk" xmlns:wne="http://schemas.microsoft.com/office/word/2006/wordml" xmlns:wps="http://schemas.microsoft.com/office/word/2010/wordprocessingShape" mc:Ignorable="w14 w15 w16se w16cid w16 w16cex w16sdtdh wp14">
+<w:hdr xmlns:wpc="http://schemas.microsoft.com/office/word/2010/wordprocessingCanvas" xmlns:cx="http://schemas.microsoft.com/office/drawing/2014/chartex" xmlns:cx1="http://schemas.microsoft.com/office/drawing/2015/9/8/chartex" xmlns:cx2="http://schemas.microsoft.com/office/drawing/2015/10/21/chartex" xmlns:cx3="http://schemas.microsoft.com/office/drawing/2016/5/9/chartex" xmlns:cx4="http://schemas.microsoft.com/office/drawing/2016/5/10/chartex" xmlns:cx5="http://schemas.microsoft.com/office/drawing/2016/5/11/chartex" xmlns:cx6="http://schemas.microsoft.com/office/drawing/2016/5/12/chartex" xmlns:cx7="http://schemas.microsoft.com/office/drawing/2016/5/13/chartex" xmlns:cx8="http://schemas.microsoft.com/office/drawing/2016/5/14/chartex" xmlns:mc="http://schemas.openxmlformats.org/markup-compatibility/2006" xmlns:aink="http://schemas.microsoft.com/office/drawing/2016/ink" xmlns:am3d="http://schemas.microsoft.com/office/drawing/2017/model3d" xmlns:o="urn:schemas-microsoft-com:office:office" xmlns:oel="http://schemas.microsoft.com/office/2019/extlst" xmlns:r="http://schemas.openxmlformats.org/officeDocument/2006/relationships" xmlns:m="http://schemas.openxmlformats.org/officeDocument/2006/math" xmlns:v="urn:schemas-microsoft-com:vml" xmlns:wp14="http://schemas.microsoft.com/office/word/2010/wordprocessingDrawing" xmlns:wp="http://schemas.openxmlformats.org/drawingml/2006/wordprocessingDrawing" xmlns:w10="urn:schemas-microsoft-com:office:word" xmlns:w="http://schemas.openxmlformats.org/wordprocessingml/2006/main" xmlns:w14="http://schemas.microsoft.com/office/word/2010/wordml" xmlns:w15="http://schemas.microsoft.com/office/word/2012/wordml" xmlns:w16cex="http://schemas.microsoft.com/office/word/2018/wordml/cex" xmlns:w16cid="http://schemas.microsoft.com/office/word/2016/wordml/cid" xmlns:w16="http://schemas.microsoft.com/office/word/2018/wordml" xmlns:w16du="http://schemas.microsoft.com/office/word/2023/wordml/word16du" xmlns:w16sdtdh="http://schemas.microsoft.com/office/word/2020/wordml/sdtdatahash" xmlns:w16sdtfl="http://schemas.microsoft.com/office/word/2024/wordml/sdtformatlock" xmlns:w16se="http://schemas.microsoft.com/office/word/2015/wordml/symex" xmlns:wpg="http://schemas.microsoft.com/office/word/2010/wordprocessingGroup" xmlns:wpi="http://schemas.microsoft.com/office/word/2010/wordprocessingInk" xmlns:wne="http://schemas.microsoft.com/office/word/2006/wordml" xmlns:wps="http://schemas.microsoft.com/office/word/2010/wordprocessingShape" mc:Ignorable="w14 w15 w16se w16cid w16 w16cex w16sdtdh w16sdtfl w16du wp14">
   <w:p>
     <w:pPr>
       <w:pStyle w:val="Header"/>
@@ -1338,7 +1509,7 @@
     <w:r>
       <w:tab/>
       <w:tab/>
-      <w:t>2026-06-17</w:t>
+      <w:t>2026-06-18</w:t>
       <w:br/>
       <w:br/>
     </w:r>
@@ -1355,7 +1526,7 @@
 </file>
 
 <file path=word/numbering.xml><?xml version="1.0" encoding="utf-8"?>
-<w:numbering xmlns:wpc="http://schemas.microsoft.com/office/word/2010/wordprocessingCanvas" xmlns:cx="http://schemas.microsoft.com/office/drawing/2014/chartex" xmlns:cx1="http://schemas.microsoft.com/office/drawing/2015/9/8/chartex" xmlns:cx2="http://schemas.microsoft.com/office/drawing/2015/10/21/chartex" xmlns:cx3="http://schemas.microsoft.com/office/drawing/2016/5/9/chartex" xmlns:cx4="http://schemas.microsoft.com/office/drawing/2016/5/10/chartex" xmlns:cx5="http://schemas.microsoft.com/office/drawing/2016/5/11/chartex" xmlns:cx6="http://schemas.microsoft.com/office/drawing/2016/5/12/chartex" xmlns:cx7="http://schemas.microsoft.com/office/drawing/2016/5/13/chartex" xmlns:cx8="http://schemas.microsoft.com/office/drawing/2016/5/14/chartex" xmlns:mc="http://schemas.openxmlformats.org/markup-compatibility/2006" xmlns:aink="http://schemas.microsoft.com/office/drawing/2016/ink" xmlns:am3d="http://schemas.microsoft.com/office/drawing/2017/model3d" xmlns:o="urn:schemas-microsoft-com:office:office" xmlns:oel="http://schemas.microsoft.com/office/2019/extlst" xmlns:r="http://schemas.openxmlformats.org/officeDocument/2006/relationships" xmlns:m="http://schemas.openxmlformats.org/officeDocument/2006/math" xmlns:v="urn:schemas-microsoft-com:vml" xmlns:wp14="http://schemas.microsoft.com/office/word/2010/wordprocessingDrawing" xmlns:wp="http://schemas.openxmlformats.org/drawingml/2006/wordprocessingDrawing" xmlns:w10="urn:schemas-microsoft-com:office:word" xmlns:w="http://schemas.openxmlformats.org/wordprocessingml/2006/main" xmlns:w14="http://schemas.microsoft.com/office/word/2010/wordml" xmlns:w15="http://schemas.microsoft.com/office/word/2012/wordml" xmlns:w16cex="http://schemas.microsoft.com/office/word/2018/wordml/cex" xmlns:w16cid="http://schemas.microsoft.com/office/word/2016/wordml/cid" xmlns:w16="http://schemas.microsoft.com/office/word/2018/wordml" xmlns:w16sdtdh="http://schemas.microsoft.com/office/word/2020/wordml/sdtdatahash" xmlns:w16se="http://schemas.microsoft.com/office/word/2015/wordml/symex" xmlns:wpg="http://schemas.microsoft.com/office/word/2010/wordprocessingGroup" xmlns:wpi="http://schemas.microsoft.com/office/word/2010/wordprocessingInk" xmlns:wne="http://schemas.microsoft.com/office/word/2006/wordml" xmlns:wps="http://schemas.microsoft.com/office/word/2010/wordprocessingShape" mc:Ignorable="w14 w15 w16se w16cid w16 w16cex w16sdtdh wp14">
+<w:numbering xmlns:wpc="http://schemas.microsoft.com/office/word/2010/wordprocessingCanvas" xmlns:cx="http://schemas.microsoft.com/office/drawing/2014/chartex" xmlns:cx1="http://schemas.microsoft.com/office/drawing/2015/9/8/chartex" xmlns:cx2="http://schemas.microsoft.com/office/drawing/2015/10/21/chartex" xmlns:cx3="http://schemas.microsoft.com/office/drawing/2016/5/9/chartex" xmlns:cx4="http://schemas.microsoft.com/office/drawing/2016/5/10/chartex" xmlns:cx5="http://schemas.microsoft.com/office/drawing/2016/5/11/chartex" xmlns:cx6="http://schemas.microsoft.com/office/drawing/2016/5/12/chartex" xmlns:cx7="http://schemas.microsoft.com/office/drawing/2016/5/13/chartex" xmlns:cx8="http://schemas.microsoft.com/office/drawing/2016/5/14/chartex" xmlns:mc="http://schemas.openxmlformats.org/markup-compatibility/2006" xmlns:aink="http://schemas.microsoft.com/office/drawing/2016/ink" xmlns:am3d="http://schemas.microsoft.com/office/drawing/2017/model3d" xmlns:o="urn:schemas-microsoft-com:office:office" xmlns:oel="http://schemas.microsoft.com/office/2019/extlst" xmlns:r="http://schemas.openxmlformats.org/officeDocument/2006/relationships" xmlns:m="http://schemas.openxmlformats.org/officeDocument/2006/math" xmlns:v="urn:schemas-microsoft-com:vml" xmlns:wp14="http://schemas.microsoft.com/office/word/2010/wordprocessingDrawing" xmlns:wp="http://schemas.openxmlformats.org/drawingml/2006/wordprocessingDrawing" xmlns:w10="urn:schemas-microsoft-com:office:word" xmlns:w="http://schemas.openxmlformats.org/wordprocessingml/2006/main" xmlns:w14="http://schemas.microsoft.com/office/word/2010/wordml" xmlns:w15="http://schemas.microsoft.com/office/word/2012/wordml" xmlns:w16cex="http://schemas.microsoft.com/office/word/2018/wordml/cex" xmlns:w16cid="http://schemas.microsoft.com/office/word/2016/wordml/cid" xmlns:w16="http://schemas.microsoft.com/office/word/2018/wordml" xmlns:w16du="http://schemas.microsoft.com/office/word/2023/wordml/word16du" xmlns:w16sdtdh="http://schemas.microsoft.com/office/word/2020/wordml/sdtdatahash" xmlns:w16sdtfl="http://schemas.microsoft.com/office/word/2024/wordml/sdtformatlock" xmlns:w16se="http://schemas.microsoft.com/office/word/2015/wordml/symex" xmlns:wpg="http://schemas.microsoft.com/office/word/2010/wordprocessingGroup" xmlns:wpi="http://schemas.microsoft.com/office/word/2010/wordprocessingInk" xmlns:wne="http://schemas.microsoft.com/office/word/2006/wordml" xmlns:wps="http://schemas.microsoft.com/office/word/2010/wordprocessingShape" mc:Ignorable="w14 w15 w16se w16cid w16 w16cex w16sdtdh w16sdtfl w16du wp14">
   <w:abstractNum w:abstractNumId="0" w15:restartNumberingAfterBreak="0">
     <w:nsid w:val="FFFFFF7C"/>
     <w:multiLevelType w:val="singleLevel"/>
@@ -1558,7 +1729,7 @@
 </file>
 
 <file path=word/styles.xml><?xml version="1.0" encoding="utf-8"?>
-<w:styles xmlns:mc="http://schemas.openxmlformats.org/markup-compatibility/2006" xmlns:r="http://schemas.openxmlformats.org/officeDocument/2006/relationships" xmlns:w="http://schemas.openxmlformats.org/wordprocessingml/2006/main" xmlns:w14="http://schemas.microsoft.com/office/word/2010/wordml" xmlns:w15="http://schemas.microsoft.com/office/word/2012/wordml" xmlns:w16cex="http://schemas.microsoft.com/office/word/2018/wordml/cex" xmlns:w16cid="http://schemas.microsoft.com/office/word/2016/wordml/cid" xmlns:w16="http://schemas.microsoft.com/office/word/2018/wordml" xmlns:w16sdtdh="http://schemas.microsoft.com/office/word/2020/wordml/sdtdatahash" xmlns:w16se="http://schemas.microsoft.com/office/word/2015/wordml/symex" mc:Ignorable="w14 w15 w16se w16cid w16 w16cex w16sdtdh">
+<w:styles xmlns:mc="http://schemas.openxmlformats.org/markup-compatibility/2006" xmlns:r="http://schemas.openxmlformats.org/officeDocument/2006/relationships" xmlns:w="http://schemas.openxmlformats.org/wordprocessingml/2006/main" xmlns:w14="http://schemas.microsoft.com/office/word/2010/wordml" xmlns:w15="http://schemas.microsoft.com/office/word/2012/wordml" xmlns:w16cex="http://schemas.microsoft.com/office/word/2018/wordml/cex" xmlns:w16cid="http://schemas.microsoft.com/office/word/2016/wordml/cid" xmlns:w16="http://schemas.microsoft.com/office/word/2018/wordml" xmlns:w16du="http://schemas.microsoft.com/office/word/2023/wordml/word16du" xmlns:w16sdtdh="http://schemas.microsoft.com/office/word/2020/wordml/sdtdatahash" xmlns:w16sdtfl="http://schemas.microsoft.com/office/word/2024/wordml/sdtformatlock" xmlns:w16se="http://schemas.microsoft.com/office/word/2015/wordml/symex" mc:Ignorable="w14 w15 w16se w16cid w16 w16cex w16sdtdh w16sdtfl w16du">
   <w:docDefaults>
     <w:rPrDefault>
       <w:rPr>
@@ -2316,7 +2487,7 @@
     <w:link w:val="TitleChar"/>
     <w:uiPriority w:val="10"/>
     <w:qFormat/>
-    <w:rsid w:val="007106C8"/>
+    <w:rsid w:val="00E854FA"/>
     <w:pPr>
       <w:spacing w:after="300" w:line="240" w:lineRule="auto"/>
       <w:contextualSpacing/>
@@ -2326,7 +2497,7 @@
       <w:rFonts w:eastAsiaTheme="majorEastAsia" w:cstheme="majorBidi"/>
       <w:spacing w:val="5"/>
       <w:kern w:val="28"/>
-      <w:sz w:val="52"/>
+      <w:sz w:val="40"/>
       <w:szCs w:val="52"/>
       <w:lang w:val="sv-SE" w:eastAsia="en-US" w:bidi="ar-SA"/>
     </w:rPr>
@@ -2336,12 +2507,12 @@
     <w:basedOn w:val="DefaultParagraphFont"/>
     <w:link w:val="Title"/>
     <w:uiPriority w:val="10"/>
-    <w:rsid w:val="007106C8"/>
+    <w:rsid w:val="00E854FA"/>
     <w:rPr>
       <w:rFonts w:ascii="Times New Roman" w:eastAsiaTheme="majorEastAsia" w:hAnsi="Times New Roman" w:cstheme="majorBidi"/>
       <w:spacing w:val="5"/>
       <w:kern w:val="28"/>
-      <w:sz w:val="52"/>
+      <w:sz w:val="40"/>
       <w:szCs w:val="52"/>
       <w:lang w:val="sv-SE" w:eastAsia="en-US" w:bidi="ar-SA"/>
     </w:rPr>

--- a/klagomål/A 18164-2026 FSC-klagomål.docx
+++ b/klagomål/A 18164-2026 FSC-klagomål.docx
@@ -1509,7 +1509,7 @@
     <w:r>
       <w:tab/>
       <w:tab/>
-      <w:t>2026-06-18</w:t>
+      <w:t>2026-06-19</w:t>
       <w:br/>
       <w:br/>
     </w:r>

--- a/klagomål/A 18164-2026 FSC-klagomål.docx
+++ b/klagomål/A 18164-2026 FSC-klagomål.docx
@@ -1509,7 +1509,7 @@
     <w:r>
       <w:tab/>
       <w:tab/>
-      <w:t>2026-06-19</w:t>
+      <w:t>2026-06-20</w:t>
       <w:br/>
       <w:br/>
     </w:r>

--- a/klagomål/A 18164-2026 FSC-klagomål.docx
+++ b/klagomål/A 18164-2026 FSC-klagomål.docx
@@ -168,38 +168,7 @@
     </w:p>
     <w:p>
       <w:r>
-        <w:t>Detta dokument behandlar höga naturvärden i avverkningsanmälan A 18164-2026 i Härjedalens kommun som inkom 2026-04-13 och omfattar 22,8 ha.</w:t>
-      </w:r>
-    </w:p>
-    <w:p>
-      <w:r>
-        <w:t>Nedan presenteras fynd av naturvårdsarter och fridlysta arter som gjorts i det avverkningsanmälda området, samt relevanta utdrag ur standarderna för FSC, Chain of Custody, Controlled Wood och PEFC. I BILAGA 1 finns artfakta om fridlysta och rödlistade arter.</w:t>
-      </w:r>
-    </w:p>
-    <w:p>
-      <w:r>
-        <w:t>Vi förväntar oss att ni återkommer med ett skriftligt svar på vårt klagomål och även beskriver vilka korrigerande åtgärder ni satt in för att rätta till identifierade brister i er efterlevnad av den svenska FSC standarden.</w:t>
-      </w:r>
-    </w:p>
-    <w:p>
-      <w:pPr>
-        <w:pStyle w:val="Heading1"/>
-      </w:pPr>
-      <w:r>
-        <w:t>Naturvårdsarter</w:t>
-      </w:r>
-    </w:p>
-    <w:p>
-      <w:r>
-        <w:t>I och inom 22 meter från avverkningsanmälan har följande 17 naturvårdsarter hittats: garnlav (VU, T), blågrå svartspik (NT), dropptaggsvamp (NT, T), dvärgbägarlav (NT, T), knottrig blåslav (NT, T), kolflarnlav (NT, T), lunglav (NT, T), mörk kolflarnlav (NT), tretåig hackspett (NT, T, §4), varglav (NT, §8), vedflamlav (NT), vedskivlav (NT, T), violettgrå tagellav (NT, T), vitgrynig nållav (NT), stuplav (S, T), tjäder (T, §4) och tofsmes (T, §4). Av dessa är 14 rödlistade. För rödlistade arter har rödlistekategorin angivits inom parentes. Arter som är signalarter enligt Skogsstyrelsen har markerats med (S). Typiska arter inom Natura 2000 som är kopplade till skogsekosystem har markerats med (T). För fridlysta arter anges även paragrafen i Artskyddsförordningen som arten är fridlyst enligt.</w:t>
-      </w:r>
-    </w:p>
-    <w:p>
-      <w:r>
-        <w:t>De påträffade naturvårdsarterna är ett tydligt kvitto på att det rör sig om en skog med höga naturvärden.</w:t>
-      </w:r>
-      <w:r>
-        <w:t xml:space="preserve"> I Figur 1 visas fyndplatser för naturvårdsarter i området, som finns registrerade på Artportalen.</w:t>
+        <w:t>Detta klagomål behandlar höga naturvärden i avverkningsanmälan A 18164-2026 i Härjedalens kommun som inkom 2026-04-13 och omfattar 22,8 ha.</w:t>
       </w:r>
     </w:p>
     <w:p>
@@ -247,7 +216,457 @@
         <w:spacing w:after="240"/>
       </w:pPr>
       <w:r>
-        <w:t>Figur 1. Fyndplatser för naturvårdsarter i och inom 22 meter från avverkningsanmälan (röd linje). Markörer utan svart kant är placerade på fyndplatsen. Markörer med svart kant är placerade vid sidan av fyndplatsen och har ett svart streck som visar fyndplatsens exakta position. Kartans mittpunktskoordinat är N 6845745, E 462649 i SWEREF 99 TM.</w:t>
+        <w:t>Figur 1. Fyndplatser för naturvårdsarter i och inom 22 meter från avverkningsanmälan. Markörer utan svart kant är placerade på fyndplatsen. Markörer med svart kant är placerade vid sidan av fyndplatsen har ett svart streck som visar fyndplatsens exakta position. Kartans mittpunktskoordinat är N 6845745, E 462649 i SWEREF 99 TM.</w:t>
+      </w:r>
+    </w:p>
+    <w:p>
+      <w:r>
+        <w:t>I och inom 22 meter från avverkningsanmälan finns fynd av 17 naturvårdsarter, varav 14 är rödlistade, 4 är fridlysta, 12 är typiska (T) och 1 är signalart (S): garnlav (VU, T), blågrå svartspik (NT), dropptaggsvamp (NT, T), dvärgbägarlav (NT, T), knottrig blåslav (NT, T), kolflarnlav (NT, T), lunglav (NT, T), mörk kolflarnlav (NT), tretåig hackspett (NT, T, §4), varglav (NT, §8), vedflamlav (NT), vedskivlav (NT, T), violettgrå tagellav (NT, T), vitgrynig nållav (NT), stuplav (S, T), tjäder (T, §4) och tofsmes (T, §4). Se Figur 1.</w:t>
+      </w:r>
+    </w:p>
+    <w:p>
+      <w:r>
+        <w:t>Nedan presenteras relevanta utdrag ur standarderna för FSC, Chain of Custody, Controlled Wood och PEFC.</w:t>
+      </w:r>
+    </w:p>
+    <w:p>
+      <w:r>
+        <w:t>Vi förväntar oss att ni återkommer med ett skriftligt svar på vårt klagomål och även beskriver vilka korrigerande åtgärder ni satt in för att rätta till identifierade brister i er efterlevnad av den svenska FSC standarden.</w:t>
+      </w:r>
+    </w:p>
+    <w:p>
+      <w:pPr>
+        <w:pStyle w:val="Heading1"/>
+      </w:pPr>
+      <w:r>
+        <w:t>Naturvårdsarter och fridlysta arter</w:t>
+      </w:r>
+    </w:p>
+    <w:p>
+      <w:r>
+        <w:t>Nedan följer beskrivningar av de naturvårdsarter och fridlysta arter som har sina livsmiljöer och växtplatser i den avverkningsanmälda skogen. Se även ytterligare artfakta i BILAGA 1. De påträffade naturvårdsarterna är ett tydligt kvitto på att det rör sig om en skog med höga naturvärden.</w:t>
+      </w:r>
+    </w:p>
+    <w:p>
+      <w:r>
+        <w:rPr>
+          <w:b/>
+        </w:rPr>
+        <w:t>Garnlav (VU)</w:t>
+      </w:r>
+      <w:r>
+        <w:t xml:space="preserve"> är en utpräglad barrskogsart som ibland kan drapera träden i norrländska grannaturskogar med hög luftfuktighet. Den förekommer även i talldominerade bestånd där den, förutom i trädens grenverk, påträffas hängande över ojämnheter i tallbarken. Arten har minskat starkt i södra och mellersta Sverige och den minskar även i sitt nordliga utbredningsområde. Minskningstakten uppgår till 30 (20–50) % inom 50 år och överstiger gränsvärdet för Sårbar (VU). Orsaken till tillbakagången beror främst på slutavverkningar av naturskogsartade skogar. Bestånd med riklig förekomst bör regelmässigt sparas, vilket även gynnar flera andra sällsynta och rödlistade arter. Garnlav är värdväxt för den mycket sällsynta och akut hotade fjärilen barrskogslavfly (CR) som hör hemma i boreala barrskogar med riklig förekomst av värdväxten. Tidigare kunde arten konstateras årligen på flera platser vid Dala-Floda i Dalarna innan lokalerna kalavverkades. Senaste fyndet i landet av barrskogslavfly är från år 2000 då den påträffades vid Högberget i Sollefteå kommun. Garnlav är typisk art för </w:t>
+      </w:r>
+      <w:r>
+        <w:rPr>
+          <w:i/>
+        </w:rPr>
+        <w:t xml:space="preserve">9010 Taiga </w:t>
+      </w:r>
+      <w:r>
+        <w:t>och</w:t>
+      </w:r>
+      <w:r>
+        <w:rPr>
+          <w:i/>
+        </w:rPr>
+        <w:t xml:space="preserve"> 9070 Trädklädd betesmark</w:t>
+      </w:r>
+      <w:r>
+        <w:t xml:space="preserve"> (SLU Artdatabanken, 2026).</w:t>
+      </w:r>
+    </w:p>
+    <w:p>
+      <w:r>
+        <w:rPr>
+          <w:b/>
+        </w:rPr>
+        <w:t>Blågrå svartspik (NT)</w:t>
+      </w:r>
+      <w:r>
+        <w:t xml:space="preserve"> växer på torr, hård ved av gamla, solbelysta torrakor, högstubbar av tall och grova döda grenar på levande tallar i öppna bestånd av naturskogskaraktär. Nästan alltid rör det sig om tjärrika torrträd och högstubbar (töreved, keloträd) som kan vara en bra bit över hundra år, i vissa fall sannolikt hundratals år gamla. Skogsbruk är idag det allvarligaste hotet. Ett långsiktigt hot är att nybildningen av gamla torrakor och högstubbar är en långsam process vilken ofta är beroende av skogsbrand. Nytt substrat bildas numera sannolikt nästan inte alls då antalet naturliga skogsbränder har minskat drastiskt på grund av effektivare brandbekämpning. Döda träd som lämnas efter avverkning är inte lämpliga för arten, eftersom dessa träd inte varit utsatta för skogsbrand och bildat tjärrik ved. Skogsbruksåtgärder på eller i närheten av växtplatserna bör undvikas. Naturskogsartade skogar med förekomst av arten indikerar höga biologiska värden och bör bevaras. Blågrå svartspik har en mycket begränsad utbredning utanför de nordiska länderna varför dessa länder har ett speciellt ansvar för arten (SLU Artdatabanken, 2024).</w:t>
+      </w:r>
+    </w:p>
+    <w:p>
+      <w:r>
+        <w:rPr>
+          <w:b/>
+        </w:rPr>
+        <w:t>Dropptaggsvamp (NT)</w:t>
+      </w:r>
+      <w:r>
+        <w:t xml:space="preserve"> bildar mykorrhiza med tall, främst i barrskog med trädkontinuitet, i magra, torra och ljusöppna lavtallskogar och i barrblandskogar med friskmossor och lingon i fältskiktet. Den totala populationen i landet har minskat och bedöms fortsätta minska till följd av slutavverkningar av tallskog. Det är högst oklart om arten långsiktigt kan etablera och reproducera sig i skogsbestånd som brukas med trakthyggesmetoder, markberedning, gödsling eller föryngring med förädlat plantmaterial. Uppfyller kriterierna för att bli rödlistad på grund av ny kunskap som visar att en större andel av populationen än tidigare bedömt är knuten till kontinuitetsbarrskog. Minskningstakten för den svenska populationen bedöms vara nära gränsvärdet för Sårbar (VU). Dropptaggsvamp är typisk art för </w:t>
+      </w:r>
+      <w:r>
+        <w:rPr>
+          <w:i/>
+        </w:rPr>
+        <w:t xml:space="preserve">9010 Taiga </w:t>
+      </w:r>
+      <w:r>
+        <w:t>(SLU Artdatabanken, 2026).</w:t>
+      </w:r>
+    </w:p>
+    <w:p>
+      <w:r>
+        <w:rPr>
+          <w:b/>
+        </w:rPr>
+        <w:t>Dvärgbägarlav (NT)</w:t>
+      </w:r>
+      <w:r>
+        <w:t xml:space="preserve"> förekommer över hela Sverige på gammal hård ved, huvudsakligen på tall men i södra Sverige även på ek. Veden utgörs framförallt av grova stubbar, lågor och grenar. Substratet har blivit sällsyntare och nybildning av substrat sker bara i begränsad omfattning. Arten hotas av att grova lågor blir allt sällsyntare i dagens kulturskogar samt att nybildningen av lämpliga substrat går mycket långsamt. En riklig tillgång på gamla tall- eller eklågor måste säkerställas på artens lokaler. Dvärgbägarlav är typisk art för </w:t>
+      </w:r>
+      <w:r>
+        <w:rPr>
+          <w:i/>
+        </w:rPr>
+        <w:t>9010 Taiga</w:t>
+      </w:r>
+      <w:r>
+        <w:t xml:space="preserve"> (SLU Artdatabanken, 2024; Nitare &amp; Skogsstyrelsen, 2019).</w:t>
+      </w:r>
+    </w:p>
+    <w:p>
+      <w:r>
+        <w:rPr>
+          <w:b/>
+        </w:rPr>
+        <w:t>Knottrig blåslav (NT)</w:t>
+      </w:r>
+      <w:r>
+        <w:t xml:space="preserve"> har sin huvudutbredning i gamla granskogar i det övre barrskogsbältet mot fjällen. Den signalerar alltid höga naturvärden och växer i skogar med lång kontinuitet, mest i opåverkade naturskogsbestånd. Arten överlever inte en slutavverkning (inklusive hänsyn) och den finns idag enbart i kontinuitetsskog. Lavens fortsatta förekomst bör säkerställas genom att lokaler med äldre barrskog skyddas. Knottrig blåslav är typisk art för </w:t>
+      </w:r>
+      <w:r>
+        <w:rPr>
+          <w:i/>
+        </w:rPr>
+        <w:t xml:space="preserve">9010 Taiga </w:t>
+      </w:r>
+      <w:r>
+        <w:t>och</w:t>
+      </w:r>
+      <w:r>
+        <w:rPr>
+          <w:i/>
+        </w:rPr>
+        <w:t xml:space="preserve"> 9040 Fjällbjörkskog</w:t>
+      </w:r>
+    </w:p>
+    <w:p>
+      <w:r>
+        <w:t>(SLU Artdatabanken, 2024; Nitare &amp; Skogsstyrelsen, 2019).</w:t>
+      </w:r>
+    </w:p>
+    <w:p>
+      <w:r>
+        <w:rPr>
+          <w:b/>
+        </w:rPr>
+        <w:t>Kolflarnlav (NT)</w:t>
+      </w:r>
+      <w:r>
+        <w:t xml:space="preserve"> är brandberoende och växer nästan uteslutande på kolad hård kärnved av tall. Etableringen verkar ske först 100–300 år efter brand och nytt substrat nybildas i mycket begränsad omfattning. Avverkning av tallskog av naturskogskaraktär med spår av återkommande bränder är ett hot och mängden lämplig ved att växa på för arten minskar dels på grund av naturlig nedbrytning men framförallt på grund av att det förstörs i samband med slutavverkningar, gallringar och markberedning. Såväl kolflarnlav som mörk kolflarnlav har glänsande bålfjäll och förekommer främst i tall- och blandbarrskogar av naturskogskaraktär med spår av återkommande bränder. Skogar som dessa hyser höga biologiska värden och bör skyddas. Kolflarnlav är typisk art för </w:t>
+      </w:r>
+      <w:r>
+        <w:rPr>
+          <w:i/>
+        </w:rPr>
+        <w:t>9010 Taiga</w:t>
+      </w:r>
+      <w:r>
+        <w:t xml:space="preserve"> (SLU Artdatabanken, 2024).</w:t>
+      </w:r>
+    </w:p>
+    <w:p>
+      <w:r>
+        <w:rPr>
+          <w:b/>
+        </w:rPr>
+        <w:t>Lunglav (NT)</w:t>
+      </w:r>
+      <w:r>
+        <w:t xml:space="preserve"> är en av vårt lands främsta signalarter som överallt indikerar gamla lövträd, skogsbestånd med höga naturvärden och ekosystem med långskoglig kontinuitet. Lokalt kan förekomsten vara mycket riklig men den hittas nästan enbart i gamla och ej slutavverkade skogar. Artens samtliga förekomster bör uppmärksammas från naturvårdssynpunkt, då många lokaler även hyser andra ovanliga och rödlistade arter. Rikliga förekomster bör skyddas med biotopskydd, frivilliga avsättningar eller reservat. På lunglav kan de sällsynta lavparasiterna lunglavshårprick (CR), </w:t>
+      </w:r>
+      <w:r>
+        <w:rPr>
+          <w:i/>
+        </w:rPr>
+        <w:t>Abrothallus diederichii</w:t>
+      </w:r>
+      <w:r>
+        <w:t xml:space="preserve"> (VU), </w:t>
+      </w:r>
+      <w:r>
+        <w:rPr>
+          <w:i/>
+        </w:rPr>
+        <w:t>Abrothallus lobariae</w:t>
+      </w:r>
+      <w:r>
+        <w:t xml:space="preserve"> (VU), </w:t>
+      </w:r>
+      <w:r>
+        <w:rPr>
+          <w:i/>
+        </w:rPr>
+        <w:t>Calycina lobariae</w:t>
+      </w:r>
+      <w:r>
+        <w:t xml:space="preserve"> (VU), lunglavsknapp (VU) och skrovelmössing (VU) påträffas. Lunglav är typisk art för </w:t>
+      </w:r>
+      <w:r>
+        <w:rPr>
+          <w:i/>
+        </w:rPr>
+        <w:t>9010 Taiga, 9020 Nordlig ädellövskog, 9110 Näringsfattig bokskog, 9130 Näringsrik bokskog, 9160 Näringsrik ekskog, 9180 Ädellövskog i branter, 9190 Näringsfattig ekskog, 9070 Trädklädd betesmark, 9040 Fjällbjörkskog</w:t>
+      </w:r>
+      <w:r>
+        <w:t xml:space="preserve"> och</w:t>
+      </w:r>
+      <w:r>
+        <w:rPr>
+          <w:i/>
+        </w:rPr>
+        <w:t xml:space="preserve"> 6530 Lövängar</w:t>
+      </w:r>
+      <w:r>
+        <w:t xml:space="preserve"> (SLU Artdatabanken, 2026; Nitare &amp; Skogsstyrelsen, 2019).</w:t>
+      </w:r>
+    </w:p>
+    <w:p>
+      <w:r>
+        <w:rPr>
+          <w:b/>
+        </w:rPr>
+        <w:t>Mörk kolflarnlav (NT)</w:t>
+      </w:r>
+      <w:r>
+        <w:t xml:space="preserve"> är brandberoende och växer nästan uteslutande på kolad hård kärnved av tall. Arten förekommer främst i glesa, öppna tall- och blandbarrskogar av naturskogskaraktär och etableringen verkar ske sent efter brand, kanske först efter 100–300 år. Mörk kolflarnlav indikerar skog med höga naturvärden och vanligast är att den påträffas på rester av nedbrunna torrakor och högstubbar och lågstubbar som är så grova att hela innandömet är urbränt. Tall- och blandbarrskogar av naturskogskaraktär med spår av återkommande bränder hyser höga biologiska värden och bör skyddas (SLU Artdatabanken, 2024).</w:t>
+      </w:r>
+    </w:p>
+    <w:p>
+      <w:r>
+        <w:rPr>
+          <w:b/>
+        </w:rPr>
+        <w:t>Tretåig hackspett (NT, §4)</w:t>
+      </w:r>
+      <w:r>
+        <w:t xml:space="preserve"> är rödlistad som nära hotad och ingår i bilaga 1 i EU:s fågeldirektiv. Tretåig hackspett är för sin överlevnad beroende av kontinuerlig tillförsel av äldre döende och död ved, som sker genom naturliga självgallringsprocesser i äldre grannaturskogar och barrblandade naturskogar. Om en skog genom skogsbruk gallras eller glesas ur så upphör och uteblir i stort sett den naturliga självgallringsprocessen för mycket lång tid framöver vilket omöjliggör upprätthållandet av den kontinuerliga ekologiska funktionen i ett område. Det finns studier som visar att naturskogens självgallringsprocess som den tretåiga hackspetten är beroende av, inte kan ersättas med efterlämnad hänsyn i skogsbruket (Imbeau &amp; Desrochers, 2002). Storleken på häckningsreviret varierar med skogstypen, förekomsten av död ved och graden av fragmentering, men är i allmänhet i storleksordningen 25–100 hektar. Vintertid krävs ofta betydligt större områden och det finns studier som antyder att arten behöver minst 100 hektar äldre skog. I områden med låg bonitet kan det behövas över 200 hektar lämpligt habitat för att ett par ska kunna reproducera sig. Områden med dokumenterad permanent förekomst i naturskogsmiljöer har vanligen så stora naturvärden att skogsbruk är olämpligt. Tretåig hackspett är typisk art för </w:t>
+      </w:r>
+      <w:r>
+        <w:rPr>
+          <w:i/>
+        </w:rPr>
+        <w:t xml:space="preserve">9010 Taiga, 9740 Skogsbevuxen myr, 9030 Landhöjningsskog </w:t>
+      </w:r>
+      <w:r>
+        <w:t xml:space="preserve">och </w:t>
+      </w:r>
+      <w:r>
+        <w:rPr>
+          <w:i/>
+        </w:rPr>
+        <w:t>9040 Fjällbjörkskog</w:t>
+      </w:r>
+      <w:r>
+        <w:t xml:space="preserve"> (Skogsstyrelsen, 2016; SLU Artdatabanken, 2024).</w:t>
+      </w:r>
+    </w:p>
+    <w:p>
+      <w:r>
+        <w:rPr>
+          <w:b/>
+        </w:rPr>
+        <w:t>Varglav (NT, §8)</w:t>
+      </w:r>
+      <w:r>
+        <w:t xml:space="preserve"> växer på gammal, torr, hård ved, främst på torrakor och högstubbar av tall i öppna lägen, främst på myrar och i myrkanter. Lämpliga torrakor nyskapas praktiskt taget inte alls. Arten är placerad högst upp i Skogsstyrelsens värdepyramid för bedömning av skog med höga naturvärden och är fridlyst enligt 8 § artskyddsförordningen. Tidigare fanns varglav även på ved i kulturlandskapet men den har nästan helt försvunnit från denna miljö. På lokaler med riklig förekomst av varglav kan man hitta den sällsynta lavparasiten varglavsknöl (VU), som är knuten till varglav (SLU Artdatabanken, 2024; Nitare &amp; Skogsstyrelsen, 2019).</w:t>
+      </w:r>
+    </w:p>
+    <w:p>
+      <w:r>
+        <w:rPr>
+          <w:b/>
+        </w:rPr>
+        <w:t>Vedflamlav (NT)</w:t>
+      </w:r>
+      <w:r>
+        <w:t xml:space="preserve"> växer på gammal hård och torr, exponerad kärnved av tall, främst på högstubbar i ljusöppna lägen, t.ex. vid och på myrar, sjökanter, i glesa hällmarkskogar och i brandpräglade tallnaturskogar. Substratet nyskapas i begränsad omfattning och arten är en utmärkt indikator på höga naturvärden i denna skogstyp. Tall- och barrblandskogar med naturskogskaraktär och spår av bränder har ofta höga biologiska värden och bör skyddas. På vedflamlavens bål kan den sällsynta spiklaven/parasiten </w:t>
+      </w:r>
+      <w:r>
+        <w:rPr>
+          <w:i/>
+        </w:rPr>
+        <w:t>Calicium ramboldiicola</w:t>
+      </w:r>
+      <w:r>
+        <w:t xml:space="preserve"> (VU) påträffas (SLU Artdatabanken, 2026).</w:t>
+      </w:r>
+    </w:p>
+    <w:p>
+      <w:r>
+        <w:rPr>
+          <w:b/>
+        </w:rPr>
+        <w:t>Vedskivlav (NT)</w:t>
+      </w:r>
+      <w:r>
+        <w:t xml:space="preserve"> växer på gammal, torr, exponerad, hård kärnved av framförallt tall i naturskogsartade bestånd. Avverkning av tallskog av naturskogskaraktär med spår av återkommande bränder är ett hot. Mängden lämplig ved att växa på för vedskivlav minskar, dels på grund av naturlig nedbrytning men framförallt på grund av att de förstörs i samband med slutavverkningar, gallringar och markberedning. Tall- och blandbarrskogar av naturskogskaraktär med spår av återkommande bränder bör skyddas. Vedskivlav är typisk art för </w:t>
+      </w:r>
+      <w:r>
+        <w:rPr>
+          <w:i/>
+        </w:rPr>
+        <w:t>9010 Taiga</w:t>
+      </w:r>
+      <w:r>
+        <w:t xml:space="preserve"> (SLU Artdatabanken, 2024).</w:t>
+      </w:r>
+    </w:p>
+    <w:p>
+      <w:r>
+        <w:rPr>
+          <w:b/>
+        </w:rPr>
+        <w:t>Violettgrå tagellav (NT)</w:t>
+      </w:r>
+      <w:r>
+        <w:t xml:space="preserve"> växer nästan uteslutande i gamla olikåldriga barrnaturskogar med lång skoglig kontinuitet och är en utmärkt signal på skog med höga naturvärden. Slutavverkning av tidigare aldrig slutavverkad skog (kontinuitetsskog) är det största hotet. Biotopen nyskapas i begränsad omfattning och barrskog äldre än 160 år, där den violettgrå tagellaven huvudsakligen påträffas har minskat med 50% de senaste 50 åren. Lågproduktiv skogsmark där laven förekommer bör undantas från skogsbruk och rika förekomster i äldre granskog bör skyddas. Arten är känslig för uttorkning och det är väsentligt att tillräckligt stora bestånd avsätts. Violettgrå tagellav är typisk art för </w:t>
+      </w:r>
+      <w:r>
+        <w:rPr>
+          <w:i/>
+        </w:rPr>
+        <w:t>9010 Taiga</w:t>
+      </w:r>
+      <w:r>
+        <w:t xml:space="preserve"> (SLU Artdatabanken, 2024; Nitare &amp; Skogsstyrelsen, 2019).</w:t>
+      </w:r>
+    </w:p>
+    <w:p>
+      <w:r>
+        <w:rPr>
+          <w:b/>
+        </w:rPr>
+        <w:t>Vitgrynig nållav (NT)</w:t>
+      </w:r>
+      <w:r>
+        <w:t xml:space="preserve"> växer nästan uteslutande på bark av gamla, senvuxna granar i skuggiga lägen med hög och jämn luftfuktighet. Den vanligaste naturtypen för arten är kontinuitetsskogar på frisk mark men den finns också i sumpgranskogar. På lång sikt utgör avverkningar av olikåldriga granskogar av naturskogskaraktär ett allvarligt hot mot arten och skogsbruksåtgärder på eller i närheten av växtplatserna bör undvikas. Naturskogsartade, fuktiga granskogar med förekomster av arten signalerar höga biologiska värden och bör bevaras (SLU Artdatabanken, 2024; Nitare &amp; Skogsstyrelsen, 2019).</w:t>
+      </w:r>
+    </w:p>
+    <w:p>
+      <w:r>
+        <w:rPr>
+          <w:b/>
+        </w:rPr>
+        <w:t>Stuplav</w:t>
+      </w:r>
+      <w:r>
+        <w:t xml:space="preserve"> är en mycket bra signalart i hela sitt utbredningsområde och förekommer nästan enbart i skogsmiljöer med höga naturvärden. Den indikerar långvarig förekomst av gamla lövträd och miljöer med konstant hög luftfuktighet. I skogar med suboceaniskt klimat finns det en mycket sällsynt parasit, njurlavsknapp </w:t>
+      </w:r>
+      <w:r>
+        <w:rPr>
+          <w:i/>
+        </w:rPr>
+        <w:t>Pletocarpon nephromeum</w:t>
+      </w:r>
+      <w:r>
+        <w:t xml:space="preserve"> (EN), som växer på stuplav. Ytterligare tre sällsynta lavparasiter, </w:t>
+      </w:r>
+      <w:r>
+        <w:rPr>
+          <w:i/>
+        </w:rPr>
+        <w:t>Protounguicularia nephromatis</w:t>
+      </w:r>
+      <w:r>
+        <w:t xml:space="preserve"> (VU), </w:t>
+      </w:r>
+      <w:r>
+        <w:rPr>
+          <w:i/>
+        </w:rPr>
+        <w:t>Refractohilum galligenum</w:t>
+      </w:r>
+      <w:r>
+        <w:t xml:space="preserve"> (NT) och </w:t>
+      </w:r>
+      <w:r>
+        <w:rPr>
+          <w:i/>
+        </w:rPr>
+        <w:t>Roselliniella nephromatis</w:t>
+      </w:r>
+      <w:r>
+        <w:t xml:space="preserve"> (DD), kan också påträffas på stuplav. Stuplav är typisk art för </w:t>
+      </w:r>
+      <w:r>
+        <w:rPr>
+          <w:i/>
+        </w:rPr>
+        <w:t>9010 Taiga</w:t>
+      </w:r>
+      <w:r>
+        <w:t xml:space="preserve"> (SLU Artdatabanken, 2026; Nitare &amp; Skogsstyrelsen, 2019).</w:t>
+      </w:r>
+    </w:p>
+    <w:p>
+      <w:r>
+        <w:rPr>
+          <w:b/>
+        </w:rPr>
+        <w:t>Tjäder (§4)</w:t>
+      </w:r>
+      <w:r>
+        <w:t xml:space="preserve"> omfattas av bilaga 1 och 2 EU:s fågeldirektiv och är typisk art för </w:t>
+      </w:r>
+      <w:r>
+        <w:rPr>
+          <w:i/>
+        </w:rPr>
+        <w:t xml:space="preserve">9010 Taiga </w:t>
+      </w:r>
+      <w:r>
+        <w:t xml:space="preserve">och </w:t>
+      </w:r>
+      <w:r>
+        <w:rPr>
+          <w:i/>
+        </w:rPr>
+        <w:t>9740 Skogsbevuxen myr</w:t>
+      </w:r>
+      <w:r>
+        <w:t>. Tjädern är en utpräglad skogsfågel knuten till större sammanhängande barrskogsområden. Tupparna och hönorna utnyttjar till viss del olika miljöer, och habitatvalet varierar dessutom mellan olika delar av året. För att det ska finnas livskraftiga tjäderbestånd krävs funktionella skogslandskap med en blandning av uppvuxen, gles och luckig skog, täta sumpskogar, myrar och andra små våtmarker. Arten försvinner när skogen fragmenteras och den sammanlagda arealen hyggen och andra öppna områden blir för stor. Ett småskaligt och försiktigt virkesuttag genom hyggesfria metoder kan i vissa fall vara möjligt i området inom 200 m från lekcentrum. Längre ut från lekcentrum, inom 200–500 m bör den avverkade ytan inte överskrida 1 hektar för att undvika alltför stora och snabba förändringar (Skogsstyrelsen, 2019; SLU Artdatabanken, 2024).</w:t>
+      </w:r>
+    </w:p>
+    <w:p>
+      <w:r>
+        <w:rPr>
+          <w:b/>
+        </w:rPr>
+        <w:t>Tofsmes (§4)</w:t>
+      </w:r>
+      <w:r>
+        <w:t xml:space="preserve"> häckar i barr- och blandskog, främst i tallskog. Tofsmes är typisk art för </w:t>
+      </w:r>
+      <w:r>
+        <w:rPr>
+          <w:i/>
+        </w:rPr>
+        <w:t xml:space="preserve">9010 Taiga </w:t>
+      </w:r>
+      <w:r>
+        <w:t>(SLU Artdatabanken, 2025).</w:t>
+      </w:r>
+    </w:p>
+    <w:p>
+      <w:pPr>
+        <w:pStyle w:val="Heading1"/>
+      </w:pPr>
+      <w:r>
+        <w:t>Certifiering</w:t>
       </w:r>
     </w:p>
     <w:p>
@@ -255,26 +674,18 @@
         <w:pStyle w:val="Heading2"/>
       </w:pPr>
       <w:r>
-        <w:t>Fridlysta arter</w:t>
+        <w:t>Ur FSC-standarden</w:t>
       </w:r>
     </w:p>
     <w:p>
-      <w:r>
-        <w:t>Följande fridlysta arter har sina livsmiljöer och växtplatser i den avverkningsanmälda skogen: tretåig hackspett (NT, T, §4), varglav (NT, §8), tjäder (T, §4) och tofsmes (T, §4).</w:t>
-      </w:r>
-    </w:p>
-    <w:p>
-      <w:r>
-        <w:t xml:space="preserve">Observera att medlemsländerna är skyldiga att agera i enlighet med EU:s fågeldirektiv där det uttryckligen står att direktivet gäller för fåglar samt för deras ägg, bon och </w:t>
-      </w:r>
       <w:r>
         <w:rPr>
           <w:b/>
         </w:rPr>
-        <w:t xml:space="preserve">livsmiljöer </w:t>
-      </w:r>
-      <w:r>
-        <w:t>(artikel 1). Vidare att de åtgärder som vidtas inte får leda till en försämring av den nuvarande situationen beträffande bevarandet av de fågelarter som avses i artikel 1 (artikel 13). Fågeldirektivet är styrande för tillsynsansvariga myndigheters ärendehantering, ställningstaganden och beslutsfattande.</w:t>
+        <w:t xml:space="preserve">PRINCIP 1: LAGEFTERLEVNAD: </w:t>
+      </w:r>
+      <w:r>
+        <w:t>Certifikatsinnehavaren ska följa alla tillämpliga lagar, förordningar och nationellt ratificerade internationella avtal, konventioner och överenskommelser.</w:t>
       </w:r>
     </w:p>
     <w:p>
@@ -282,93 +693,81 @@
         <w:rPr>
           <w:b/>
         </w:rPr>
-        <w:t>Tjäder (§4)</w:t>
-      </w:r>
-      <w:r>
-        <w:t xml:space="preserve"> omfattas av bilaga 1 och 2 EU:s fågeldirektiv och är typisk art för </w:t>
+        <w:t xml:space="preserve">1.3.1 </w:t>
+      </w:r>
+      <w:r>
+        <w:t>Tillämpliga lagar och föreskrifter för brukandet av skogen följs.</w:t>
+      </w:r>
+    </w:p>
+    <w:p>
+      <w:pPr>
+        <w:pStyle w:val="ListBullet"/>
+      </w:pPr>
+      <w:r>
+        <w:rPr>
+          <w:b/>
+          <w:i/>
+        </w:rPr>
+        <w:t xml:space="preserve">Kommentar: </w:t>
+      </w:r>
+      <w:r>
+        <w:t>I den avverkningsanmälda skogen har fridlysta arter sina livsmiljöer och växtplatser. Att skada de fridlysta arternas livsmiljöer, växtplatser eller ekologiska funktion är inte tillåtet enligt artskyddsförordningen.</w:t>
       </w:r>
       <w:r>
         <w:rPr>
           <w:i/>
         </w:rPr>
-        <w:t xml:space="preserve">9010 Taiga </w:t>
-      </w:r>
-      <w:r>
-        <w:t xml:space="preserve">och </w:t>
+        <w:t xml:space="preserve"> EU:s medlemsländer och skogsbolag är skyldiga att agera i enlighet med EU:s fågeldirektiv där det uttryckligen står att direktivet gäller för fåglar samt för deras ägg, bon och </w:t>
+      </w:r>
+      <w:r>
+        <w:rPr>
+          <w:b/>
+          <w:i/>
+        </w:rPr>
+        <w:t xml:space="preserve">livsmiljöer </w:t>
+      </w:r>
+      <w:r>
+        <w:t>(artikel 1). Vidare att de åtgärder som vidtas inte får leda till en försämring av den nuvarande situationen beträffande bevarandet av de fågelarter som avses i artikel 1 (artikel 13).</w:t>
+      </w:r>
+    </w:p>
+    <w:p>
+      <w:r>
+        <w:rPr>
+          <w:b/>
+        </w:rPr>
+        <w:t xml:space="preserve">6.4 </w:t>
+      </w:r>
+      <w:r>
+        <w:t>Certifikatsinnehavaren ska skydda sällsynta arter och hotade arter samt deras livsmiljöer inom skogsbruksenheten. Det ska ske genom avsättningar, andra skyddade områden och genom att skapa konnektivitet och/eller genom andra direkta åtgärder som gynnar dessa arters överlevnad och livskraft. Åtgärderna ska stå i förhållande till brukandets skala, intensitet och risk, samt till sällsynta och hotade arters bevarandestatus och ekologiska krav. Certifikatsinnehavaren ska beakta den geografiska spridningen och ekologiska krav hos sällsynta och hotade arter utanför skogsbruksenhetens gränser när beslut om åtgärder inom skogsbruksenheten ska fattas.</w:t>
+      </w:r>
+    </w:p>
+    <w:p>
+      <w:r>
+        <w:rPr>
+          <w:b/>
+        </w:rPr>
+        <w:t xml:space="preserve">6.4.3 </w:t>
+      </w:r>
+      <w:r>
+        <w:t>Bevarandeåtgärder genomförs för de kända förekomster av rödlistade arter som påverkas av skogsbruk.</w:t>
+      </w:r>
+    </w:p>
+    <w:p>
+      <w:pPr>
+        <w:pStyle w:val="ListBullet"/>
+      </w:pPr>
+      <w:r>
+        <w:rPr>
+          <w:b/>
+          <w:i/>
+        </w:rPr>
+        <w:t xml:space="preserve">Kommentar: </w:t>
       </w:r>
       <w:r>
         <w:rPr>
           <w:i/>
         </w:rPr>
-        <w:t>9740 Skogsbevuxen myr</w:t>
-      </w:r>
-      <w:r>
-        <w:t>. Tjädern är en utpräglad skogsfågel knuten till större sammanhängande barrskogsområden. Tupparna och hönorna utnyttjar till viss del olika miljöer, och habitatvalet varierar dessutom mellan olika delar av året. För att det ska finnas livskraftiga tjäderbestånd krävs funktionella skogslandskap med en blandning av uppvuxen, gles och luckig skog, täta sumpskogar, myrar och andra små våtmarker. Arten försvinner när skogen fragmenteras och den sammanlagda arealen hyggen och andra öppna områden blir för stor. Ett småskaligt och försiktigt virkesuttag genom hyggesfria metoder kan i vissa fall vara möjligt i området inom 200 m från lekcentrum. Längre ut från lekcentrum, inom 200–500 m bör den avverkade ytan inte överskrida 1 hektar för att undvika alltför stora och snabba förändringar (Skogsstyrelsen, 2019; SLU Artdatabanken, 2024).</w:t>
-      </w:r>
-    </w:p>
-    <w:p>
-      <w:r>
-        <w:rPr>
-          <w:b/>
-        </w:rPr>
-        <w:t>Tofsmes (§4)</w:t>
-      </w:r>
-      <w:r>
-        <w:t xml:space="preserve"> häckar i barr- och blandskog, främst i tallskog. Tofsmes är typisk art för </w:t>
-      </w:r>
-      <w:r>
-        <w:rPr>
-          <w:i/>
-        </w:rPr>
-        <w:t xml:space="preserve">9010 Taiga </w:t>
-      </w:r>
-      <w:r>
-        <w:t>(SLU Artdatabanken, 2025).</w:t>
-      </w:r>
-    </w:p>
-    <w:p>
-      <w:r>
-        <w:rPr>
-          <w:b/>
-        </w:rPr>
-        <w:t>Tretåig hackspett (NT, §4)</w:t>
-      </w:r>
-      <w:r>
-        <w:t xml:space="preserve"> är rödlistad som nära hotad och ingår i bilaga 1 i EU:s fågeldirektiv. Tretåig hackspett är för sin överlevnad beroende av kontinuerlig tillförsel av äldre döende och död ved, som sker genom naturliga självgallringsprocesser i äldre grannaturskogar och barrblandade naturskogar. Om en skog genom skogsbruk gallras eller glesas ur så upphör och uteblir i stort sett den naturliga självgallringsprocessen för mycket lång tid framöver vilket omöjliggör upprätthållandet av den kontinuerliga ekologiska funktionen i ett område. Det finns studier som visar att naturskogens självgallringsprocess som den tretåiga hackspetten är beroende av, inte kan ersättas med efterlämnad hänsyn i skogsbruket (Imbeau &amp; Desrochers, 2002). Storleken på häckningsreviret varierar med skogstypen, förekomsten av död ved och graden av fragmentering, men är i allmänhet i storleksordningen 25–100 hektar. Vintertid krävs ofta betydligt större områden och det finns studier som antyder att arten behöver minst 100 hektar äldre skog. I områden med låg bonitet kan det behövas över 200 hektar lämpligt habitat för att ett par ska kunna reproducera sig. Områden med dokumenterad permanent förekomst i naturskogsmiljöer har vanligen så stora naturvärden att skogsbruk är olämpligt. Tretåig hackspett är typisk art för </w:t>
-      </w:r>
-      <w:r>
-        <w:rPr>
-          <w:i/>
-        </w:rPr>
-        <w:t xml:space="preserve">9010 Taiga, 9740 Skogsbevuxen myr, 9030 Landhöjningsskog </w:t>
-      </w:r>
-      <w:r>
-        <w:t xml:space="preserve">och </w:t>
-      </w:r>
-      <w:r>
-        <w:rPr>
-          <w:i/>
-        </w:rPr>
-        <w:t>9040 Fjällbjörkskog</w:t>
-      </w:r>
-      <w:r>
-        <w:t xml:space="preserve"> (Skogsstyrelsen, 2016; SLU Artdatabanken, 2024).</w:t>
-      </w:r>
-    </w:p>
-    <w:p>
-      <w:r>
-        <w:rPr>
-          <w:b/>
-        </w:rPr>
-        <w:t>Varglav (NT, §8)</w:t>
-      </w:r>
-      <w:r>
-        <w:t xml:space="preserve"> växer på gammal, torr, hård ved, främst på torrakor och högstubbar av tall i öppna lägen, främst på myrar och i myrkanter. Lämpliga torrakor nyskapas praktiskt taget inte alls. Arten är placerad högst upp i Skogsstyrelsens värdepyramid för bedömning av skog med höga naturvärden och är fridlyst enligt 8 § artskyddsförordningen. Tidigare fanns varglav även på ved i kulturlandskapet men den har nästan helt försvunnit från denna miljö. På lokaler med riklig förekomst av varglav kan man hitta den sällsynta lavparasiten varglavsknöl (VU), som är knuten till varglav (SLU Artdatabanken, 2024; Nitare &amp; Skogsstyrelsen, 2019).</w:t>
-      </w:r>
-    </w:p>
-    <w:p>
-      <w:r>
-        <w:t>I BILAGA 1 finns mer detaljerad information om ekologi samt krav på livsmiljö hos fridlysta arter.</w:t>
+        <w:t>I det avverkningsanmälda skogsområdet har 17 naturvårdsarter varav 14 rödlistade arter sina livsmiljöer och växtplatser.</w:t>
       </w:r>
     </w:p>
     <w:p>
@@ -376,7 +775,7 @@
         <w:pStyle w:val="Heading2"/>
       </w:pPr>
       <w:r>
-        <w:t>Övriga naturvårdsarter</w:t>
+        <w:t>Ur Chain of Custody Certification (FSC-STD-40-004 ver 3.0)</w:t>
       </w:r>
     </w:p>
     <w:p>
@@ -384,324 +783,144 @@
         <w:rPr>
           <w:b/>
         </w:rPr>
-        <w:t>Blågrå svartspik (NT)</w:t>
-      </w:r>
-      <w:r>
-        <w:t xml:space="preserve"> växer på torr, hård ved av gamla, solbelysta torrakor, högstubbar av tall och grova döda grenar på levande tallar i öppna bestånd av naturskogskaraktär. Nästan alltid rör det sig om tjärrika torrträd och högstubbar (töreved, keloträd) som kan vara en bra bit över hundra år, i vissa fall sannolikt hundratals år gamla. Skogsbruk är idag det allvarligaste hotet. Ett långsiktigt hot är att nybildningen av gamla torrakor och högstubbar är en långsam process vilken ofta är beroende av skogsbrand. Nytt substrat bildas numera sannolikt nästan inte alls då antalet naturliga skogsbränder har minskat drastiskt på grund av effektivare brandbekämpning. Döda träd som lämnas efter avverkning är inte lämpliga för arten, eftersom dessa träd inte varit utsatta för skogsbrand och bildat tjärrik ved. Skogsbruksåtgärder på eller i närheten av växtplatserna bör undvikas. Naturskogsartade skogar med förekomst av arten indikerar höga biologiska värden och bör bevaras. Blågrå svartspik har en mycket begränsad utbredning utanför de nordiska länderna varför dessa länder har ett speciellt ansvar för arten (SLU Artdatabanken, 2024).</w:t>
+        <w:t xml:space="preserve">1.3 </w:t>
+      </w:r>
+      <w:r>
+        <w:t xml:space="preserve">The organization shall commit to the FSC values as defined in FSC-POL-01-004 Policy for the Association of Organizations with FSC. </w:t>
       </w:r>
     </w:p>
     <w:p>
+      <w:pPr>
+        <w:pStyle w:val="Heading2"/>
+      </w:pPr>
+      <w:r>
+        <w:t>Ur FSC:s policy för associerade organisationer (FSC-POL-01-004)</w:t>
+      </w:r>
+    </w:p>
+    <w:p>
+      <w:r>
+        <w:t xml:space="preserve">Som “Chain of Custody”-certifierad organisation är skogsbolaget bunden av de fastställda reglerna i Del 1 Punkt 1 c) i Policy för organisationer associerade med FSC (FSC-POL-01-004 V2-0 EN + SVE version 2012-03-02): </w:t>
+      </w:r>
+    </w:p>
+    <w:p>
+      <w:pPr>
+        <w:pStyle w:val="ListNumber"/>
+      </w:pPr>
+      <w:r>
+        <w:t>De organisationer FSC kan acceptera association med får inte direkt eller indirekt ha några kopplingar till nedanstående, oacceptabla aktiviteter:</w:t>
+      </w:r>
+    </w:p>
+    <w:p>
+      <w:pPr>
+        <w:ind w:left="357"/>
+      </w:pPr>
+      <w:r>
+        <w:t>a) Olaglig skogsavverkning och handel med olagligt avverkat virke eller skogsprodukter</w:t>
+      </w:r>
+    </w:p>
+    <w:p>
+      <w:pPr>
+        <w:ind w:left="357"/>
+      </w:pPr>
+      <w:r>
+        <w:t>...</w:t>
+      </w:r>
+    </w:p>
+    <w:p>
+      <w:pPr>
+        <w:ind w:left="357"/>
+      </w:pPr>
+      <w:r>
+        <w:t>c) Skogsbruk som förstör höga naturvärden</w:t>
+      </w:r>
+    </w:p>
+    <w:p>
+      <w:pPr>
+        <w:ind w:left="357"/>
+      </w:pPr>
+      <w:r>
+        <w:t>d) Betydande omvandling av skog till plantager eller annan, icke skoglig, markanvändning</w:t>
+      </w:r>
+    </w:p>
+    <w:p>
+      <w:pPr>
+        <w:pStyle w:val="ListBullet"/>
+      </w:pPr>
       <w:r>
         <w:rPr>
           <w:b/>
+          <w:i/>
         </w:rPr>
-        <w:t>Dropptaggsvamp (NT)</w:t>
-      </w:r>
-      <w:r>
-        <w:t xml:space="preserve"> bildar mykorrhiza med tall, främst i barrskog med trädkontinuitet, i magra, torra och ljusöppna lavtallskogar och i barrblandskogar med friskmossor och lingon i fältskiktet. Den totala populationen i landet har minskat och bedöms fortsätta minska till följd av slutavverkningar av tallskog. Det är högst oklart om arten långsiktigt kan etablera och reproducera sig i skogsbestånd som brukas med trakthyggesmetoder, markberedning, gödsling eller föryngring med förädlat plantmaterial. Uppfyller kriterierna för att bli rödlistad på grund av ny kunskap som visar att en större andel av populationen än tidigare bedömt är knuten till kontinuitetsbarrskog. Minskningstakten för den svenska populationen bedöms vara nära gränsvärdet för Sårbar (VU). Dropptaggsvamp är typisk art för </w:t>
+        <w:t xml:space="preserve">Kommentar: </w:t>
       </w:r>
       <w:r>
         <w:rPr>
           <w:i/>
         </w:rPr>
-        <w:t xml:space="preserve">9010 Taiga </w:t>
-      </w:r>
-      <w:r>
-        <w:t>(SLU Artdatabanken, 2026).</w:t>
+        <w:t>Avverkning av skog med höga naturvärden samt skada på fridlysta arter strider både mot FSC Controlled Wood-standarden och FSC:s policy for associerade organisationer.</w:t>
       </w:r>
     </w:p>
     <w:p>
+      <w:pPr>
+        <w:pStyle w:val="Heading2"/>
+      </w:pPr>
+      <w:r>
+        <w:t>Ur FSC Controlled Wood (FSC-STD-40-005)</w:t>
+      </w:r>
+    </w:p>
+    <w:p>
+      <w:r>
+        <w:t>Virke som inte accepteras i FSC-märkta produkter (oacceptabelt ursprung) enligt FSC Controlled Wood (FSC-STD-40-005):</w:t>
+      </w:r>
+    </w:p>
+    <w:p>
+      <w:pPr>
+        <w:pStyle w:val="ListNumber"/>
+      </w:pPr>
+      <w:r>
+        <w:t>Illegalt avverkat virke.</w:t>
+      </w:r>
+    </w:p>
+    <w:p>
+      <w:pPr>
+        <w:pStyle w:val="ListNumber"/>
+      </w:pPr>
+      <w:r>
+        <w:t>...</w:t>
+      </w:r>
+    </w:p>
+    <w:p>
+      <w:pPr>
+        <w:pStyle w:val="ListNumber"/>
+      </w:pPr>
+      <w:r>
+        <w:t>Virke från avverkningar som hotar höga naturvärden.</w:t>
+      </w:r>
+    </w:p>
+    <w:p>
+      <w:pPr>
+        <w:pStyle w:val="ListNumber"/>
+      </w:pPr>
+      <w:r>
+        <w:t>Virke från skog som konverteras till plantager eller icke-skogligt bruk.</w:t>
+      </w:r>
+    </w:p>
+    <w:p>
+      <w:pPr>
+        <w:pStyle w:val="ListBullet"/>
+      </w:pPr>
       <w:r>
         <w:rPr>
           <w:b/>
+          <w:i/>
         </w:rPr>
-        <w:t>Dvärgbägarlav (NT)</w:t>
-      </w:r>
-      <w:r>
-        <w:t xml:space="preserve"> förekommer över hela Sverige på gammal hård ved, huvudsakligen på tall men i södra Sverige även på ek. Veden utgörs framförallt av grova stubbar, lågor och grenar. Substratet har blivit sällsyntare och nybildning av substrat sker bara i begränsad omfattning. Arten hotas av att grova lågor blir allt sällsyntare i dagens kulturskogar samt att nybildningen av lämpliga substrat går mycket långsamt. En riklig tillgång på gamla tall- eller eklågor måste säkerställas på artens lokaler. Dvärgbägarlav är typisk art för </w:t>
+        <w:t xml:space="preserve">Kommentar: </w:t>
       </w:r>
       <w:r>
         <w:rPr>
           <w:i/>
         </w:rPr>
-        <w:t>9010 Taiga</w:t>
-      </w:r>
-      <w:r>
-        <w:t xml:space="preserve"> (SLU Artdatabanken, 2024; Nitare &amp; Skogsstyrelsen, 2019).</w:t>
-      </w:r>
-    </w:p>
-    <w:p>
-      <w:r>
-        <w:rPr>
-          <w:b/>
-        </w:rPr>
-        <w:t>Garnlav (VU)</w:t>
-      </w:r>
-      <w:r>
-        <w:t xml:space="preserve"> är en utpräglad barrskogsart som ibland kan drapera träden i norrländska grannaturskogar med hög luftfuktighet. Den förekommer även i talldominerade bestånd där den, förutom i trädens grenverk, påträffas hängande över ojämnheter i tallbarken. Arten har minskat starkt i södra och mellersta Sverige och den minskar även i sitt nordliga utbredningsområde. Minskningstakten uppgår till 30 (20–50) % inom 50 år och överstiger gränsvärdet för Sårbar (VU). Orsaken till tillbakagången beror främst på slutavverkningar av naturskogsartade skogar. Bestånd med riklig förekomst bör regelmässigt sparas, vilket även gynnar flera andra sällsynta och rödlistade arter. Garnlav är värdväxt för den mycket sällsynta och akut hotade fjärilen barrskogslavfly (CR) som hör hemma i boreala barrskogar med riklig förekomst av värdväxten. Tidigare kunde arten konstateras årligen på flera platser vid Dala-Floda i Dalarna innan lokalerna kalavverkades. Senaste fyndet i landet av barrskogslavfly är från år 2000 då den påträffades vid Högberget i Sollefteå kommun. Garnlav är typisk art för </w:t>
-      </w:r>
-      <w:r>
-        <w:rPr>
-          <w:i/>
-        </w:rPr>
-        <w:t xml:space="preserve">9010 Taiga </w:t>
-      </w:r>
-      <w:r>
-        <w:t>och</w:t>
-      </w:r>
-      <w:r>
-        <w:rPr>
-          <w:i/>
-        </w:rPr>
-        <w:t xml:space="preserve"> 9070 Trädklädd betesmark</w:t>
-      </w:r>
-      <w:r>
-        <w:t xml:space="preserve"> (SLU Artdatabanken, 2026).</w:t>
-      </w:r>
-    </w:p>
-    <w:p>
-      <w:r>
-        <w:rPr>
-          <w:b/>
-        </w:rPr>
-        <w:t>Knottrig blåslav (NT)</w:t>
-      </w:r>
-      <w:r>
-        <w:t xml:space="preserve"> har sin huvudutbredning i gamla granskogar i det övre barrskogsbältet mot fjällen. Den signalerar alltid höga naturvärden och växer i skogar med lång kontinuitet, mest i opåverkade naturskogsbestånd. Arten överlever inte en slutavverkning (inklusive hänsyn) och den finns idag enbart i kontinuitetsskog. Lavens fortsatta förekomst bör säkerställas genom att lokaler med äldre barrskog skyddas. Knottrig blåslav är typisk art för </w:t>
-      </w:r>
-      <w:r>
-        <w:rPr>
-          <w:i/>
-        </w:rPr>
-        <w:t xml:space="preserve">9010 Taiga </w:t>
-      </w:r>
-      <w:r>
-        <w:t>och</w:t>
-      </w:r>
-      <w:r>
-        <w:rPr>
-          <w:i/>
-        </w:rPr>
-        <w:t xml:space="preserve"> 9040 Fjällbjörkskog</w:t>
-      </w:r>
-    </w:p>
-    <w:p>
-      <w:r>
-        <w:t>(SLU Artdatabanken, 2024; Nitare &amp; Skogsstyrelsen, 2019).</w:t>
-      </w:r>
-    </w:p>
-    <w:p>
-      <w:r>
-        <w:rPr>
-          <w:b/>
-        </w:rPr>
-        <w:t>Kolflarnlav (NT)</w:t>
-      </w:r>
-      <w:r>
-        <w:t xml:space="preserve"> är brandberoende och växer nästan uteslutande på kolad hård kärnved av tall. Etableringen verkar ske först 100–300 år efter brand och nytt substrat nybildas i mycket begränsad omfattning. Avverkning av tallskog av naturskogskaraktär med spår av återkommande bränder är ett hot och mängden lämplig ved att växa på för arten minskar dels på grund av naturlig nedbrytning men framförallt på grund av att det förstörs i samband med slutavverkningar, gallringar och markberedning. Såväl kolflarnlav som mörk kolflarnlav har glänsande bålfjäll och förekommer främst i tall- och blandbarrskogar av naturskogskaraktär med spår av återkommande bränder. Skogar som dessa hyser höga biologiska värden och bör skyddas. Kolflarnlav är typisk art för </w:t>
-      </w:r>
-      <w:r>
-        <w:rPr>
-          <w:i/>
-        </w:rPr>
-        <w:t>9010 Taiga</w:t>
-      </w:r>
-      <w:r>
-        <w:t xml:space="preserve"> (SLU Artdatabanken, 2024).</w:t>
-      </w:r>
-    </w:p>
-    <w:p>
-      <w:r>
-        <w:rPr>
-          <w:b/>
-        </w:rPr>
-        <w:t>Lunglav (NT)</w:t>
-      </w:r>
-      <w:r>
-        <w:t xml:space="preserve"> är en av vårt lands främsta signalarter som överallt indikerar gamla lövträd, skogsbestånd med höga naturvärden och ekosystem med långskoglig kontinuitet. Lokalt kan förekomsten vara mycket riklig men den hittas nästan enbart i gamla och ej slutavverkade skogar. Artens samtliga förekomster bör uppmärksammas från naturvårdssynpunkt, då många lokaler även hyser andra ovanliga och rödlistade arter. Rikliga förekomster bör skyddas med biotopskydd, frivilliga avsättningar eller reservat. På lunglav kan de sällsynta lavparasiterna lunglavshårprick (CR), </w:t>
-      </w:r>
-      <w:r>
-        <w:rPr>
-          <w:i/>
-        </w:rPr>
-        <w:t>Abrothallus diederichii</w:t>
-      </w:r>
-      <w:r>
-        <w:t xml:space="preserve"> (VU), </w:t>
-      </w:r>
-      <w:r>
-        <w:rPr>
-          <w:i/>
-        </w:rPr>
-        <w:t>Abrothallus lobariae</w:t>
-      </w:r>
-      <w:r>
-        <w:t xml:space="preserve"> (VU), </w:t>
-      </w:r>
-      <w:r>
-        <w:rPr>
-          <w:i/>
-        </w:rPr>
-        <w:t>Calycina lobariae</w:t>
-      </w:r>
-      <w:r>
-        <w:t xml:space="preserve"> (VU), lunglavsknapp (VU) och skrovelmössing (VU) påträffas. Lunglav är typisk art för </w:t>
-      </w:r>
-      <w:r>
-        <w:rPr>
-          <w:i/>
-        </w:rPr>
-        <w:t>9010 Taiga, 9020 Nordlig ädellövskog, 9110 Näringsfattig bokskog, 9130 Näringsrik bokskog, 9160 Näringsrik ekskog, 9180 Ädellövskog i branter, 9190 Näringsfattig ekskog, 9070 Trädklädd betesmark, 9040 Fjällbjörkskog</w:t>
-      </w:r>
-      <w:r>
-        <w:t xml:space="preserve"> och</w:t>
-      </w:r>
-      <w:r>
-        <w:rPr>
-          <w:i/>
-        </w:rPr>
-        <w:t xml:space="preserve"> 6530 Lövängar</w:t>
-      </w:r>
-      <w:r>
-        <w:t xml:space="preserve"> (SLU Artdatabanken, 2026; Nitare &amp; Skogsstyrelsen, 2019).</w:t>
-      </w:r>
-    </w:p>
-    <w:p>
-      <w:r>
-        <w:rPr>
-          <w:b/>
-        </w:rPr>
-        <w:t>Mörk kolflarnlav (NT)</w:t>
-      </w:r>
-      <w:r>
-        <w:t xml:space="preserve"> är brandberoende och växer nästan uteslutande på kolad hård kärnved av tall. Arten förekommer främst i glesa, öppna tall- och blandbarrskogar av naturskogskaraktär och etableringen verkar ske sent efter brand, kanske först efter 100–300 år. Mörk kolflarnlav indikerar skog med höga naturvärden och vanligast är att den påträffas på rester av nedbrunna torrakor och högstubbar och lågstubbar som är så grova att hela innandömet är urbränt. Tall- och blandbarrskogar av naturskogskaraktär med spår av återkommande bränder hyser höga biologiska värden och bör skyddas (SLU Artdatabanken, 2024).</w:t>
-      </w:r>
-    </w:p>
-    <w:p>
-      <w:r>
-        <w:rPr>
-          <w:b/>
-        </w:rPr>
-        <w:t>Stuplav</w:t>
-      </w:r>
-      <w:r>
-        <w:t xml:space="preserve"> är en mycket bra signalart i hela sitt utbredningsområde och förekommer nästan enbart i skogsmiljöer med höga naturvärden. Den indikerar långvarig förekomst av gamla lövträd och miljöer med konstant hög luftfuktighet. I skogar med suboceaniskt klimat finns det en mycket sällsynt parasit, njurlavsknapp </w:t>
-      </w:r>
-      <w:r>
-        <w:rPr>
-          <w:i/>
-        </w:rPr>
-        <w:t>Pletocarpon nephromeum</w:t>
-      </w:r>
-      <w:r>
-        <w:t xml:space="preserve"> (EN), som växer på stuplav. Ytterligare tre sällsynta lavparasiter, </w:t>
-      </w:r>
-      <w:r>
-        <w:rPr>
-          <w:i/>
-        </w:rPr>
-        <w:t>Protounguicularia nephromatis</w:t>
-      </w:r>
-      <w:r>
-        <w:t xml:space="preserve"> (VU), </w:t>
-      </w:r>
-      <w:r>
-        <w:rPr>
-          <w:i/>
-        </w:rPr>
-        <w:t>Refractohilum galligenum</w:t>
-      </w:r>
-      <w:r>
-        <w:t xml:space="preserve"> (NT) och </w:t>
-      </w:r>
-      <w:r>
-        <w:rPr>
-          <w:i/>
-        </w:rPr>
-        <w:t>Roselliniella nephromatis</w:t>
-      </w:r>
-      <w:r>
-        <w:t xml:space="preserve"> (DD), kan också påträffas på stuplav. Stuplav är typisk art för </w:t>
-      </w:r>
-      <w:r>
-        <w:rPr>
-          <w:i/>
-        </w:rPr>
-        <w:t>9010 Taiga</w:t>
-      </w:r>
-      <w:r>
-        <w:t xml:space="preserve"> (SLU Artdatabanken, 2026; Nitare &amp; Skogsstyrelsen, 2019).</w:t>
-      </w:r>
-    </w:p>
-    <w:p>
-      <w:r>
-        <w:rPr>
-          <w:b/>
-        </w:rPr>
-        <w:t>Vedflamlav (NT)</w:t>
-      </w:r>
-      <w:r>
-        <w:t xml:space="preserve"> växer på gammal hård och torr, exponerad kärnved av tall, främst på högstubbar i ljusöppna lägen, t.ex. vid och på myrar, sjökanter, i glesa hällmarkskogar och i brandpräglade tallnaturskogar. Substratet nyskapas i begränsad omfattning och arten är en utmärkt indikator på höga naturvärden i denna skogstyp. Tall- och barrblandskogar med naturskogskaraktär och spår av bränder har ofta höga biologiska värden och bör skyddas. På vedflamlavens bål kan den sällsynta spiklaven/parasiten </w:t>
-      </w:r>
-      <w:r>
-        <w:rPr>
-          <w:i/>
-        </w:rPr>
-        <w:t>Calicium ramboldiicola</w:t>
-      </w:r>
-      <w:r>
-        <w:t xml:space="preserve"> (VU) påträffas (SLU Artdatabanken, 2026).</w:t>
-      </w:r>
-    </w:p>
-    <w:p>
-      <w:r>
-        <w:rPr>
-          <w:b/>
-        </w:rPr>
-        <w:t>Vedskivlav (NT)</w:t>
-      </w:r>
-      <w:r>
-        <w:t xml:space="preserve"> växer på gammal, torr, exponerad, hård kärnved av framförallt tall i naturskogsartade bestånd. Avverkning av tallskog av naturskogskaraktär med spår av återkommande bränder är ett hot. Mängden lämplig ved att växa på för vedskivlav minskar, dels på grund av naturlig nedbrytning men framförallt på grund av att de förstörs i samband med slutavverkningar, gallringar och markberedning. Tall- och blandbarrskogar av naturskogskaraktär med spår av återkommande bränder bör skyddas. Vedskivlav är typisk art för </w:t>
-      </w:r>
-      <w:r>
-        <w:rPr>
-          <w:i/>
-        </w:rPr>
-        <w:t>9010 Taiga</w:t>
-      </w:r>
-      <w:r>
-        <w:t xml:space="preserve"> (SLU Artdatabanken, 2024).</w:t>
-      </w:r>
-    </w:p>
-    <w:p>
-      <w:r>
-        <w:rPr>
-          <w:b/>
-        </w:rPr>
-        <w:t>Violettgrå tagellav (NT)</w:t>
-      </w:r>
-      <w:r>
-        <w:t xml:space="preserve"> växer nästan uteslutande i gamla olikåldriga barrnaturskogar med lång skoglig kontinuitet och är en utmärkt signal på skog med höga naturvärden. Slutavverkning av tidigare aldrig slutavverkad skog (kontinuitetsskog) är det största hotet. Biotopen nyskapas i begränsad omfattning och barrskog äldre än 160 år, där den violettgrå tagellaven huvudsakligen påträffas har minskat med 50% de senaste 50 åren. Lågproduktiv skogsmark där laven förekommer bör undantas från skogsbruk och rika förekomster i äldre granskog bör skyddas. Arten är känslig för uttorkning och det är väsentligt att tillräckligt stora bestånd avsätts. Violettgrå tagellav är typisk art för </w:t>
-      </w:r>
-      <w:r>
-        <w:rPr>
-          <w:i/>
-        </w:rPr>
-        <w:t>9010 Taiga</w:t>
-      </w:r>
-      <w:r>
-        <w:t xml:space="preserve"> (SLU Artdatabanken, 2024; Nitare &amp; Skogsstyrelsen, 2019).</w:t>
-      </w:r>
-    </w:p>
-    <w:p>
-      <w:r>
-        <w:rPr>
-          <w:b/>
-        </w:rPr>
-        <w:t>Vitgrynig nållav (NT)</w:t>
-      </w:r>
-      <w:r>
-        <w:t xml:space="preserve"> växer nästan uteslutande på bark av gamla, senvuxna granar i skuggiga lägen med hög och jämn luftfuktighet. Den vanligaste naturtypen för arten är kontinuitetsskogar på frisk mark men den finns också i sumpgranskogar. På lång sikt utgör avverkningar av olikåldriga granskogar av naturskogskaraktär ett allvarligt hot mot arten och skogsbruksåtgärder på eller i närheten av växtplatserna bör undvikas. Naturskogsartade, fuktiga granskogar med förekomster av arten signalerar höga biologiska värden och bör bevaras (SLU Artdatabanken, 2024; Nitare &amp; Skogsstyrelsen, 2019).</w:t>
+        <w:t>Avverkning av skog med höga naturvärden samt skada på fridlysta arter strider både mot FSC Controlled Wood-standarden och FSC:s policy for associerade organisationer.</w:t>
       </w:r>
     </w:p>
     <w:p>
@@ -709,7 +928,108 @@
         <w:pStyle w:val="Heading1"/>
       </w:pPr>
       <w:r>
-        <w:t>Certifiering</w:t>
+        <w:t>Ur PEFC-standarden gällande lagefterlevnad</w:t>
+      </w:r>
+    </w:p>
+    <w:p>
+      <w:r>
+        <w:t>PEFC-standarden förutsätter att tillämplig svensk lagstiftning följs. Det är utsedd tillsynsmyndighet som ansvarar för tillsyn av lagens efterlevnad. PEFC-standarden återger innehållet i vissa certifieringskritiska lag- och föreskriftskrav vilka ska ingå i granskning av PEFC-systemets efterlevnad.</w:t>
+      </w:r>
+    </w:p>
+    <w:p>
+      <w:pPr>
+        <w:pStyle w:val="ListBullet"/>
+      </w:pPr>
+      <w:r>
+        <w:rPr>
+          <w:b/>
+          <w:i/>
+        </w:rPr>
+        <w:t xml:space="preserve">Kommentar: </w:t>
+      </w:r>
+      <w:r>
+        <w:rPr>
+          <w:i/>
+        </w:rPr>
+        <w:t>I den avverkningsanmälda skogen har fridlysta arter sina livsmiljöer och växtplatser. Att skada de fridlysta arternas livsmiljöer, växtplatser eller ekologiska funktion är inte tillåtet enligt artskyddsförordningen</w:t>
+      </w:r>
+    </w:p>
+    <w:p>
+      <w:r>
+        <w:br w:type="page"/>
+      </w:r>
+    </w:p>
+    <w:p>
+      <w:pPr>
+        <w:pStyle w:val="Title"/>
+      </w:pPr>
+      <w:r>
+        <w:t>BILAGA 1 –</w:t>
+        <w:br/>
+        <w:t>Fridlysta och rödlistade arter</w:t>
+      </w:r>
+    </w:p>
+    <w:p>
+      <w:pPr>
+        <w:pStyle w:val="Heading1"/>
+      </w:pPr>
+      <w:r>
+        <w:t>Lunglav – ekologi samt krav på livsmiljön</w:t>
+      </w:r>
+    </w:p>
+    <w:p>
+      <w:r>
+        <w:t xml:space="preserve">Lunglav (NT) är en av vårt lands främsta signalarter som överallt indikerar gamla lövträd, skogsbestånd med höga naturvärden och ekosystem med lång skoglig kontinuitet. Lokalt kan förekomsten vara mycket riklig men den hittas nästan enbart i gamla och ej slutavverkade skogar. Artens samtliga förekomster bör uppmärksammas från naturvårdssynpunkt, då många lokaler även hyser andra ovanliga och rödlistade arter, däribland de sällsynta lavparasiterna lunglavshårprick (CR), </w:t>
+      </w:r>
+      <w:r>
+        <w:rPr>
+          <w:i/>
+        </w:rPr>
+        <w:t>Abrothallus diederichii</w:t>
+      </w:r>
+      <w:r>
+        <w:t xml:space="preserve"> (VU), </w:t>
+      </w:r>
+      <w:r>
+        <w:rPr>
+          <w:i/>
+        </w:rPr>
+        <w:t>Abrothallus lobariae</w:t>
+      </w:r>
+      <w:r>
+        <w:t xml:space="preserve"> (VU), </w:t>
+      </w:r>
+      <w:r>
+        <w:rPr>
+          <w:i/>
+        </w:rPr>
+        <w:t>Calycina lobariae</w:t>
+      </w:r>
+      <w:r>
+        <w:t xml:space="preserve"> (VU), lunglavsknapp (VU) och skrovelmössing (VU), som växer på lunglav. Rikliga förekomster med lunglav bör skyddas med biotopskydd, frivilliga avsättningar eller reservat (SLU Artdatabanken, 2026; Nitare &amp; Skogsstyrelsen, 2019).</w:t>
+      </w:r>
+    </w:p>
+    <w:p>
+      <w:r>
+        <w:t xml:space="preserve">Lunglav är typisk art för </w:t>
+      </w:r>
+      <w:r>
+        <w:rPr>
+          <w:i/>
+        </w:rPr>
+        <w:t>9010 Taiga, 9020 Nordlig ädellövskog, 9110 Näringsfattig bokskog, 9130 Näringsrik bokskog, 9160 Näringsrik ekskog, 9180 Ädellövskog i branter, 9190 Näringsfattig ekskog, 9070 Trädklädd betesmark, 9040 Fjällbjörkskog</w:t>
+      </w:r>
+      <w:r>
+        <w:t xml:space="preserve"> och</w:t>
+      </w:r>
+      <w:r>
+        <w:rPr>
+          <w:i/>
+        </w:rPr>
+        <w:t xml:space="preserve"> 6530 Lövängar</w:t>
+      </w:r>
+      <w:r>
+        <w:t xml:space="preserve"> (SLU Artdatabanken, 2026).</w:t>
       </w:r>
     </w:p>
     <w:p>
@@ -717,100 +1037,105 @@
         <w:pStyle w:val="Heading2"/>
       </w:pPr>
       <w:r>
-        <w:t>Ur FSC-standarden</w:t>
+        <w:t>Referenser – lunglav</w:t>
       </w:r>
     </w:p>
     <w:p>
       <w:r>
+        <w:t xml:space="preserve">Nitare, J. och Skogsstyrelsen, 2019. </w:t>
+      </w:r>
+      <w:r>
         <w:rPr>
-          <w:b/>
+          <w:i/>
         </w:rPr>
-        <w:t xml:space="preserve">PRINCIP 1: LAGEFTERLEVNAD: </w:t>
-      </w:r>
-      <w:r>
-        <w:t>Certifikatsinnehavaren ska följa alla tillämpliga lagar, förordningar och nationellt ratificerade internationella avtal, konventioner och överenskommelser.</w:t>
+        <w:t xml:space="preserve">Skyddsvärd skog – Naturvårdsarter och andra kriterier för naturvärdesbedömning. </w:t>
+      </w:r>
+      <w:r>
+        <w:t>Skogsstyrelsen.</w:t>
       </w:r>
     </w:p>
     <w:p>
       <w:r>
+        <w:t xml:space="preserve">SLU Artdatabanken, 2026. </w:t>
+      </w:r>
+      <w:r>
         <w:rPr>
-          <w:b/>
+          <w:i/>
         </w:rPr>
-        <w:t xml:space="preserve">1.3.1 </w:t>
-      </w:r>
-      <w:r>
-        <w:t>Tillämpliga lagar och föreskrifter för brukandet av skogen följs.</w:t>
+        <w:t xml:space="preserve">Artfaktablad. Naturvård – artfakta. </w:t>
+      </w:r>
+      <w:r>
+        <w:t>SLU Artdatabanken, Uppsala.</w:t>
       </w:r>
     </w:p>
     <w:p>
       <w:pPr>
-        <w:pStyle w:val="ListBullet"/>
+        <w:pStyle w:val="Heading1"/>
       </w:pPr>
       <w:r>
-        <w:rPr>
-          <w:b/>
-          <w:i/>
-        </w:rPr>
-        <w:t xml:space="preserve">Kommentar: </w:t>
-      </w:r>
-      <w:r>
-        <w:t>I den avverkningsanmälda skogen har fridlysta arter sina livsmiljöer och växtplatser. Att skada de fridlysta arternas livsmiljöer, växtplatser eller ekologiska funktion är inte tillåtet enligt artskyddsförordningen.</w:t>
+        <w:t>Tretåig hackspett – ekologi samt krav på livsmiljön</w:t>
+      </w:r>
+    </w:p>
+    <w:p>
+      <w:r>
+        <w:t xml:space="preserve">Tretåig hackspett (NT) är fridlyst enligt §4 Artskyddsförordningen och finns med som prioriterad art i Skogsstyrelsen vägledning för skogsbruket (bilaga 4 till SVL). I vägledningen står bland annat att: </w:t>
       </w:r>
       <w:r>
         <w:rPr>
           <w:i/>
         </w:rPr>
-        <w:t xml:space="preserve"> EU:s medlemsländer och skogsbolag är skyldiga att agera i enlighet med EU:s fågeldirektiv där det uttryckligen står att direktivet gäller för fåglar samt för deras ägg, bon och </w:t>
-      </w:r>
-      <w:r>
-        <w:rPr>
-          <w:b/>
-          <w:i/>
-        </w:rPr>
-        <w:t xml:space="preserve">livsmiljöer </w:t>
-      </w:r>
-      <w:r>
-        <w:t>(artikel 1). Vidare att de åtgärder som vidtas inte får leda till en försämring av den nuvarande situationen beträffande bevarandet av de fågelarter som avses i artikel 1 (artikel 13).</w:t>
-      </w:r>
-    </w:p>
-    <w:p>
-      <w:r>
-        <w:rPr>
-          <w:b/>
-        </w:rPr>
-        <w:t xml:space="preserve">6.4 </w:t>
-      </w:r>
-      <w:r>
-        <w:t>Certifikatsinnehavaren ska skydda sällsynta arter och hotade arter samt deras livsmiljöer inom skogsbruksenheten. Det ska ske genom avsättningar, andra skyddade områden och genom att skapa konnektivitet och/eller genom andra direkta åtgärder som gynnar dessa arters överlevnad och livskraft. Åtgärderna ska stå i förhållande till brukandets skala, intensitet och risk, samt till sällsynta och hotade arters bevarandestatus och ekologiska krav. Certifikatsinnehavaren ska beakta den geografiska spridningen och ekologiska krav hos sällsynta och hotade arter utanför skogsbruksenhetens gränser när beslut om åtgärder inom skogsbruksenheten ska fattas.</w:t>
-      </w:r>
-    </w:p>
-    <w:p>
-      <w:r>
-        <w:rPr>
-          <w:b/>
-        </w:rPr>
-        <w:t xml:space="preserve">6.4.3 </w:t>
-      </w:r>
-      <w:r>
-        <w:t>Bevarandeåtgärder genomförs för de kända förekomster av rödlistade arter som påverkas av skogsbruk.</w:t>
-      </w:r>
-    </w:p>
-    <w:p>
-      <w:pPr>
-        <w:pStyle w:val="ListBullet"/>
-      </w:pPr>
-      <w:r>
-        <w:rPr>
-          <w:b/>
-          <w:i/>
-        </w:rPr>
-        <w:t xml:space="preserve">Kommentar: </w:t>
+        <w:t xml:space="preserve">“Tretåig hackspett har stora arealkrav och höga krav på sin livsmiljö. Omdaningen av naturskogar till kulturskogar medför en förlust av viktiga miljöer, något som förstärks av ökad fragmentering till följd av avverkningar.” </w:t>
+      </w:r>
+      <w:r>
+        <w:t xml:space="preserve">Vidare att: </w:t>
       </w:r>
       <w:r>
         <w:rPr>
           <w:i/>
         </w:rPr>
-        <w:t>I det avverkningsanmälda skogsområdet har 17 naturvårdsarter varav 14 rödlistade arter sina livsmiljöer och växtplatser.</w:t>
+        <w:t>“Områden med dokumenterad permanent förekomst i naturskogsmiljöer har vanligen så stora naturvärden att skogsbruk är olämpligt”</w:t>
+      </w:r>
+      <w:r>
+        <w:t xml:space="preserve"> (SLU Artdatabanken, 2024; Skogsstyrelsen, 2016)</w:t>
+      </w:r>
+      <w:r>
+        <w:rPr>
+          <w:i/>
+        </w:rPr>
+        <w:t>.</w:t>
+      </w:r>
+    </w:p>
+    <w:p>
+      <w:r>
+        <w:t>Tretåig hackspett är beroende av större sammanhängande naturskogar med kontinuerlig tillgång och nybildning av död ved och fragmentering av livsmiljöerna utgör ett stort hot mot arten (se exempelvis Stachura-Skierczynska et al., 2009; Wesolowski et al., 2005; Butler et al., 2004; Pakkala et al., 2002; Amcoff et al., 1996; Virkkala, 1991). Det finns studier som visar att naturskogens självgallringsprocess som den tretåiga hackspetten är beroende av, inte kan ersättas med efterlämnad hänsyn i skogsbruket (Imbeau &amp; Desrochers, 2002).</w:t>
+      </w:r>
+    </w:p>
+    <w:p>
+      <w:r>
+        <w:t>Permanenta revir av tretåig hackspett karaktäriseras ofta av artens typiska ringformigt ordnade hackmärken på framför allt gamla granar. För att säkerställa att inte revir av tretåig hackspett drabbas av avverkningsplanerna bör en inventering göras i området både under häckningstid och under vintern, då arten utnyttjar betydligt större områden än under sommarens häckningsrevir. Storleken på häckningsreviret varierar med skogstypen, förekomsten av död ved och graden av fragmentering, men är i allmänhet i storleksordningen 25–100 hektar (SLU Artdatabanken, 2024; Skogsstyrelsen, 2016).</w:t>
+      </w:r>
+    </w:p>
+    <w:p>
+      <w:r>
+        <w:t xml:space="preserve">Förutom fridlysning enligt §4 Artskyddsförordningen är tretåig hackspett även förtecknad i EU:s fågeldirektiv bilaga 1. Den är typisk art för </w:t>
+      </w:r>
+      <w:r>
+        <w:rPr>
+          <w:i/>
+        </w:rPr>
+        <w:t xml:space="preserve">9010 Taiga, 9740 Skogsbevuxen myr, 9030 Landhöjningsskog </w:t>
+      </w:r>
+      <w:r>
+        <w:t xml:space="preserve">och </w:t>
+      </w:r>
+      <w:r>
+        <w:rPr>
+          <w:i/>
+        </w:rPr>
+        <w:t>9040 Fjällbjörkskog</w:t>
+      </w:r>
+      <w:r>
+        <w:t xml:space="preserve"> samt ingår i Natura 2000 och är förtecknad i Bernkonventionen bilaga II (strikt skyddade djurarter) (SLU Artdatabanken, 2024; Skogsstyrelsen, 2016).</w:t>
       </w:r>
     </w:p>
     <w:p>
@@ -818,18 +1143,166 @@
         <w:pStyle w:val="Heading2"/>
       </w:pPr>
       <w:r>
-        <w:t>Ur Chain of Custody Certification (FSC-STD-40-004 ver 3.0)</w:t>
+        <w:t>Referenser – tretåig hackspett</w:t>
       </w:r>
     </w:p>
     <w:p>
       <w:r>
+        <w:t xml:space="preserve">Amcoff, M. &amp; Eriksson, P. 1996. </w:t>
+      </w:r>
+      <w:r>
         <w:rPr>
-          <w:b/>
+          <w:i/>
         </w:rPr>
-        <w:t xml:space="preserve">1.3 </w:t>
-      </w:r>
-      <w:r>
-        <w:t xml:space="preserve">The organization shall commit to the FSC values as defined in FSC-POL-01-004 Policy for the Association of Organizations with FSC. </w:t>
+        <w:t xml:space="preserve">Förekomst av tretåig hackspett Picoides tridactylus på bestånds- och landskapsnivå. </w:t>
+      </w:r>
+      <w:r>
+        <w:t>Ornis Svecica 6: 107–119.</w:t>
+      </w:r>
+    </w:p>
+    <w:p>
+      <w:r>
+        <w:t xml:space="preserve">Butler, R., Angelstam, P., Ekelund, P. &amp; Schlaeffer, R. 2004. </w:t>
+      </w:r>
+      <w:r>
+        <w:rPr>
+          <w:i/>
+        </w:rPr>
+        <w:t xml:space="preserve">Dead wood threshold values for the three-toed woodpecker presence in boreal and sub-Alpine forest. </w:t>
+      </w:r>
+      <w:r>
+        <w:t>Biological conservation 119(3): 305–318.</w:t>
+      </w:r>
+    </w:p>
+    <w:p>
+      <w:r>
+        <w:t xml:space="preserve">Imbeau, L. &amp; Desrochers, A. 2002. </w:t>
+      </w:r>
+      <w:r>
+        <w:rPr>
+          <w:i/>
+        </w:rPr>
+        <w:t xml:space="preserve">Foraging Ecology and Use of Drumming Trees by Three-Toed Woodpeckers. </w:t>
+      </w:r>
+      <w:r>
+        <w:t>The Journal of Wildlife Management. Vol. 66, No. 1 (Jan., 2002), pp. 222–231.</w:t>
+      </w:r>
+    </w:p>
+    <w:p>
+      <w:r>
+        <w:t xml:space="preserve">Pakkala, T., Hanski, I. &amp; Tomppo, E. 2002. </w:t>
+      </w:r>
+      <w:r>
+        <w:rPr>
+          <w:i/>
+        </w:rPr>
+        <w:t xml:space="preserve">Spatial ecology of the three-toed woodpecker in managed forest landscapes. </w:t>
+      </w:r>
+      <w:r>
+        <w:t>Silva Fennica 36(1): 279–288.</w:t>
+      </w:r>
+    </w:p>
+    <w:p>
+      <w:r>
+        <w:t xml:space="preserve">Skogsstyrelsen, 2016. </w:t>
+      </w:r>
+      <w:r>
+        <w:rPr>
+          <w:i/>
+        </w:rPr>
+        <w:t>Vägledning för hänsyn till fåglar – Tretåig hackspett.</w:t>
+      </w:r>
+    </w:p>
+    <w:p>
+      <w:r>
+        <w:t xml:space="preserve">SLU Artdatabanken, 2024. </w:t>
+      </w:r>
+      <w:r>
+        <w:rPr>
+          <w:i/>
+        </w:rPr>
+        <w:t xml:space="preserve">Artfaktablad. Naturvård – artfakta. </w:t>
+      </w:r>
+      <w:r>
+        <w:t>SLU Artdatabanken, Uppsala.</w:t>
+      </w:r>
+    </w:p>
+    <w:p>
+      <w:r>
+        <w:t xml:space="preserve">Stachura-Skierczynska, K., Tumiel, T. &amp; Skierczynski, M. 2009. </w:t>
+      </w:r>
+      <w:r>
+        <w:rPr>
+          <w:i/>
+        </w:rPr>
+        <w:t xml:space="preserve">Habitat prediction model for three-toed woodpecker and its implications for the conservation of biologically valuable forests. </w:t>
+      </w:r>
+      <w:r>
+        <w:t>Forest Ecology and Management 258(5): 697–703.</w:t>
+      </w:r>
+    </w:p>
+    <w:p>
+      <w:r>
+        <w:t xml:space="preserve">Virkkala, R. 1991. </w:t>
+      </w:r>
+      <w:r>
+        <w:rPr>
+          <w:i/>
+        </w:rPr>
+        <w:t xml:space="preserve">Population trends of forest birds in a Finnish Lapland landscape of large habitat blocks – Consequences of stochastic environmental variation or regional habitat alteration. </w:t>
+      </w:r>
+      <w:r>
+        <w:t>Biological conservation 56(2): 223–240.</w:t>
+      </w:r>
+    </w:p>
+    <w:p>
+      <w:r>
+        <w:t xml:space="preserve">Wesolowski, T., Czeszczewik, D. &amp; Rowinski, P. 2005. </w:t>
+      </w:r>
+      <w:r>
+        <w:rPr>
+          <w:i/>
+        </w:rPr>
+        <w:t xml:space="preserve">Effects of forest management on Three-toed Woodpecker Picoides tridactylus distribution in the Bialowieza Forest (NE Poland): conservation implications. </w:t>
+      </w:r>
+      <w:r>
+        <w:t>Acta Ornithologica 40(1): 53–60.</w:t>
+      </w:r>
+    </w:p>
+    <w:p>
+      <w:pPr>
+        <w:pStyle w:val="Heading1"/>
+      </w:pPr>
+      <w:r>
+        <w:t>Tjäder – ekologi samt krav på livsmiljön</w:t>
+      </w:r>
+    </w:p>
+    <w:p>
+      <w:r>
+        <w:t xml:space="preserve">Tjäder (§4) omfattas av bilaga 1 och 2 EU:s fågeldirektiv och är typisk art för </w:t>
+      </w:r>
+      <w:r>
+        <w:rPr>
+          <w:i/>
+        </w:rPr>
+        <w:t xml:space="preserve">9010 Taiga </w:t>
+      </w:r>
+      <w:r>
+        <w:t xml:space="preserve">och </w:t>
+      </w:r>
+      <w:r>
+        <w:rPr>
+          <w:i/>
+        </w:rPr>
+        <w:t>9740 Skogsbevuxen myr</w:t>
+      </w:r>
+      <w:r>
+        <w:t>. Tjädern är en utpräglad skogsfågel knuten till större sammanhängande barrskogsområden. Tupparna och hönorna utnyttjar till viss del olika miljöer, och habitatvalet varierar dessutom mellan olika delar av året. För att det ska finnas livskraftiga tjäderbestånd krävs funktionella skogslandskap med en blandning av uppvuxen, gles och luckig skog, täta sumpskogar, myrar och andra små våtmarker (Skogsstyrelsen, 2019; SLU Artdatabanken 2024).</w:t>
+      </w:r>
+    </w:p>
+    <w:p>
+      <w:r>
+        <w:t>Arten försvinner när skogen fragmenteras och den sammanlagda arealen hyggen och andra öppna områden blir för stor. Ett småskaligt och försiktigt virkesuttag genom hyggesfria metoder kan i vissa fall vara möjligt i området inom 200 m från lekcentrum. Längre ut från lekcentrum, inom 200–500 m bör den avverkade ytan inte överskrida 1 hektar för att undvika alltför stora och snabba förändringar (Skogsstyrelsen, 2019).</w:t>
       </w:r>
     </w:p>
     <w:p>
@@ -837,269 +1310,23 @@
         <w:pStyle w:val="Heading2"/>
       </w:pPr>
       <w:r>
-        <w:t>Ur FSC:s policy för associerade organisationer (FSC-POL-01-004)</w:t>
+        <w:t>Referenser – tjäder</w:t>
       </w:r>
     </w:p>
     <w:p>
       <w:r>
-        <w:t xml:space="preserve">Som “Chain of Custody”-certifierad organisation är skogsbolaget bunden av de fastställda reglerna i Del 1 Punkt 1 c) i Policy för organisationer associerade med FSC (FSC-POL-01-004 V2-0 EN + SVE version 2012-03-02): </w:t>
-      </w:r>
-    </w:p>
-    <w:p>
-      <w:pPr>
-        <w:pStyle w:val="ListNumber"/>
-      </w:pPr>
-      <w:r>
-        <w:t>De organisationer FSC kan acceptera association med får inte direkt eller indirekt ha några kopplingar till nedanstående, oacceptabla aktiviteter:</w:t>
-      </w:r>
-    </w:p>
-    <w:p>
-      <w:pPr>
-        <w:ind w:left="357"/>
-      </w:pPr>
-      <w:r>
-        <w:t>a) Olaglig skogsavverkning och handel med olagligt avverkat virke eller skogsprodukter</w:t>
-      </w:r>
-    </w:p>
-    <w:p>
-      <w:pPr>
-        <w:ind w:left="357"/>
-      </w:pPr>
-      <w:r>
-        <w:t>...</w:t>
-      </w:r>
-    </w:p>
-    <w:p>
-      <w:pPr>
-        <w:ind w:left="357"/>
-      </w:pPr>
-      <w:r>
-        <w:t>c) Skogsbruk som förstör höga naturvärden</w:t>
-      </w:r>
-    </w:p>
-    <w:p>
-      <w:pPr>
-        <w:ind w:left="357"/>
-      </w:pPr>
-      <w:r>
-        <w:t>d) Betydande omvandling av skog till plantager eller annan, icke skoglig, markanvändning</w:t>
-      </w:r>
-    </w:p>
-    <w:p>
-      <w:pPr>
-        <w:pStyle w:val="ListBullet"/>
-      </w:pPr>
-      <w:r>
-        <w:rPr>
-          <w:b/>
-          <w:i/>
-        </w:rPr>
-        <w:t xml:space="preserve">Kommentar: </w:t>
+        <w:t xml:space="preserve">Skogsstyrelsen, 2019. </w:t>
       </w:r>
       <w:r>
         <w:rPr>
           <w:i/>
         </w:rPr>
-        <w:t>Avverkning av skog med höga naturvärden samt skada på fridlysta arter strider både mot FSC Controlled Wood-standarden och FSC:s policy for associerade organisationer.</w:t>
+        <w:t>Vägledning för hänsyn till fåglar – tjäder.</w:t>
       </w:r>
     </w:p>
     <w:p>
-      <w:pPr>
-        <w:pStyle w:val="Heading2"/>
-      </w:pPr>
-      <w:r>
-        <w:t>Ur FSC Controlled Wood (FSC-STD-40-005)</w:t>
-      </w:r>
-    </w:p>
-    <w:p>
-      <w:r>
-        <w:t>Virke som inte accepteras i FSC-märkta produkter (oacceptabelt ursprung) enligt FSC Controlled Wood (FSC-STD-40-005):</w:t>
-      </w:r>
-    </w:p>
-    <w:p>
-      <w:pPr>
-        <w:pStyle w:val="ListNumber"/>
-      </w:pPr>
-      <w:r>
-        <w:t>Illegalt avverkat virke.</w:t>
-      </w:r>
-    </w:p>
-    <w:p>
-      <w:pPr>
-        <w:pStyle w:val="ListNumber"/>
-      </w:pPr>
-      <w:r>
-        <w:t>...</w:t>
-      </w:r>
-    </w:p>
-    <w:p>
-      <w:pPr>
-        <w:pStyle w:val="ListNumber"/>
-      </w:pPr>
-      <w:r>
-        <w:t>Virke från avverkningar som hotar höga naturvärden.</w:t>
-      </w:r>
-    </w:p>
-    <w:p>
-      <w:pPr>
-        <w:pStyle w:val="ListNumber"/>
-      </w:pPr>
-      <w:r>
-        <w:t>Virke från skog som konverteras till plantager eller icke-skogligt bruk.</w:t>
-      </w:r>
-    </w:p>
-    <w:p>
-      <w:pPr>
-        <w:pStyle w:val="ListBullet"/>
-      </w:pPr>
-      <w:r>
-        <w:rPr>
-          <w:b/>
-          <w:i/>
-        </w:rPr>
-        <w:t xml:space="preserve">Kommentar: </w:t>
-      </w:r>
-      <w:r>
-        <w:rPr>
-          <w:i/>
-        </w:rPr>
-        <w:t>Avverkning av skog med höga naturvärden samt skada på fridlysta arter strider både mot FSC Controlled Wood-standarden och FSC:s policy for associerade organisationer.</w:t>
-      </w:r>
-    </w:p>
-    <w:p>
-      <w:pPr>
-        <w:pStyle w:val="Heading1"/>
-      </w:pPr>
-      <w:r>
-        <w:t>Ur PEFC-standarden gällande lagefterlevnad</w:t>
-      </w:r>
-    </w:p>
-    <w:p>
-      <w:r>
-        <w:t>PEFC-standarden förutsätter att tillämplig svensk lagstiftning följs. Det är utsedd tillsynsmyndighet som ansvarar för tillsyn av lagens efterlevnad. PEFC-standarden återger innehållet i vissa certifieringskritiska lag- och föreskriftskrav vilka ska ingå i granskning av PEFC-systemets efterlevnad.</w:t>
-      </w:r>
-    </w:p>
-    <w:p>
-      <w:pPr>
-        <w:pStyle w:val="ListBullet"/>
-      </w:pPr>
-      <w:r>
-        <w:rPr>
-          <w:b/>
-          <w:i/>
-        </w:rPr>
-        <w:t xml:space="preserve">Kommentar: </w:t>
-      </w:r>
-      <w:r>
-        <w:rPr>
-          <w:i/>
-        </w:rPr>
-        <w:t>I den avverkningsanmälda skogen har fridlysta arter sina livsmiljöer och växtplatser. Att skada de fridlysta arternas livsmiljöer, växtplatser eller ekologiska funktion är inte tillåtet enligt artskyddsförordningen</w:t>
-      </w:r>
-    </w:p>
-    <w:p>
-      <w:r>
-        <w:br w:type="page"/>
-      </w:r>
-    </w:p>
-    <w:p>
-      <w:pPr>
-        <w:pStyle w:val="Title"/>
-      </w:pPr>
-      <w:r>
-        <w:t>BILAGA 1 –</w:t>
-        <w:br/>
-        <w:t>Fridlysta och rödlistade arter</w:t>
-      </w:r>
-    </w:p>
-    <w:p>
-      <w:pPr>
-        <w:pStyle w:val="Heading1"/>
-      </w:pPr>
-      <w:r>
-        <w:t>Lunglav – ekologi samt krav på livsmiljön</w:t>
-      </w:r>
-    </w:p>
-    <w:p>
-      <w:r>
-        <w:t xml:space="preserve">Lunglav (NT) är en av vårt lands främsta signalarter som överallt indikerar gamla lövträd, skogsbestånd med höga naturvärden och ekosystem med lång skoglig kontinuitet. Lokalt kan förekomsten vara mycket riklig men den hittas nästan enbart i gamla och ej slutavverkade skogar. Artens samtliga förekomster bör uppmärksammas från naturvårdssynpunkt, då många lokaler även hyser andra ovanliga och rödlistade arter, däribland de sällsynta lavparasiterna lunglavshårprick (CR), </w:t>
-      </w:r>
-      <w:r>
-        <w:rPr>
-          <w:i/>
-        </w:rPr>
-        <w:t>Abrothallus diederichii</w:t>
-      </w:r>
-      <w:r>
-        <w:t xml:space="preserve"> (VU), </w:t>
-      </w:r>
-      <w:r>
-        <w:rPr>
-          <w:i/>
-        </w:rPr>
-        <w:t>Abrothallus lobariae</w:t>
-      </w:r>
-      <w:r>
-        <w:t xml:space="preserve"> (VU), </w:t>
-      </w:r>
-      <w:r>
-        <w:rPr>
-          <w:i/>
-        </w:rPr>
-        <w:t>Calycina lobariae</w:t>
-      </w:r>
-      <w:r>
-        <w:t xml:space="preserve"> (VU), lunglavsknapp (VU) och skrovelmössing (VU), som växer på lunglav. Rikliga förekomster med lunglav bör skyddas med biotopskydd, frivilliga avsättningar eller reservat (SLU Artdatabanken, 2026; Nitare &amp; Skogsstyrelsen, 2019).</w:t>
-      </w:r>
-    </w:p>
-    <w:p>
-      <w:r>
-        <w:t xml:space="preserve">Lunglav är typisk art för </w:t>
-      </w:r>
-      <w:r>
-        <w:rPr>
-          <w:i/>
-        </w:rPr>
-        <w:t>9010 Taiga, 9020 Nordlig ädellövskog, 9110 Näringsfattig bokskog, 9130 Näringsrik bokskog, 9160 Näringsrik ekskog, 9180 Ädellövskog i branter, 9190 Näringsfattig ekskog, 9070 Trädklädd betesmark, 9040 Fjällbjörkskog</w:t>
-      </w:r>
-      <w:r>
-        <w:t xml:space="preserve"> och</w:t>
-      </w:r>
-      <w:r>
-        <w:rPr>
-          <w:i/>
-        </w:rPr>
-        <w:t xml:space="preserve"> 6530 Lövängar</w:t>
-      </w:r>
-      <w:r>
-        <w:t xml:space="preserve"> (SLU Artdatabanken, 2026).</w:t>
-      </w:r>
-    </w:p>
-    <w:p>
-      <w:pPr>
-        <w:pStyle w:val="Heading2"/>
-      </w:pPr>
-      <w:r>
-        <w:t>Referenser – lunglav</w:t>
-      </w:r>
-    </w:p>
-    <w:p>
-      <w:r>
-        <w:t xml:space="preserve">Nitare, J. och Skogsstyrelsen, 2019. </w:t>
-      </w:r>
-      <w:r>
-        <w:rPr>
-          <w:i/>
-        </w:rPr>
-        <w:t xml:space="preserve">Skyddsvärd skog – Naturvårdsarter och andra kriterier för naturvärdesbedömning. </w:t>
-      </w:r>
-      <w:r>
-        <w:t>Skogsstyrelsen.</w:t>
-      </w:r>
-    </w:p>
-    <w:p>
-      <w:r>
-        <w:t xml:space="preserve">SLU Artdatabanken, 2026. </w:t>
+      <w:r>
+        <w:t xml:space="preserve">SLU Artdatabanken, 2024. </w:t>
       </w:r>
       <w:r>
         <w:rPr>
@@ -1108,277 +1335,7 @@
         <w:t xml:space="preserve">Artfaktablad. Naturvård – artfakta. </w:t>
       </w:r>
       <w:r>
-        <w:t>SLU Artdatabanken, Uppsala.</w:t>
-      </w:r>
-    </w:p>
-    <w:p>
-      <w:pPr>
-        <w:pStyle w:val="Heading1"/>
-      </w:pPr>
-      <w:r>
-        <w:t>Tjäder – ekologi samt krav på livsmiljön</w:t>
-      </w:r>
-    </w:p>
-    <w:p>
-      <w:r>
-        <w:t xml:space="preserve">Tjäder (§4) omfattas av bilaga 1 och 2 EU:s fågeldirektiv och är typisk art för </w:t>
-      </w:r>
-      <w:r>
-        <w:rPr>
-          <w:i/>
-        </w:rPr>
-        <w:t xml:space="preserve">9010 Taiga </w:t>
-      </w:r>
-      <w:r>
-        <w:t xml:space="preserve">och </w:t>
-      </w:r>
-      <w:r>
-        <w:rPr>
-          <w:i/>
-        </w:rPr>
-        <w:t>9740 Skogsbevuxen myr</w:t>
-      </w:r>
-      <w:r>
-        <w:t>. Tjädern är en utpräglad skogsfågel knuten till större sammanhängande barrskogsområden. Tupparna och hönorna utnyttjar till viss del olika miljöer, och habitatvalet varierar dessutom mellan olika delar av året. För att det ska finnas livskraftiga tjäderbestånd krävs funktionella skogslandskap med en blandning av uppvuxen, gles och luckig skog, täta sumpskogar, myrar och andra små våtmarker (Skogsstyrelsen, 2019; SLU Artdatabanken 2024).</w:t>
-      </w:r>
-    </w:p>
-    <w:p>
-      <w:r>
-        <w:t>Arten försvinner när skogen fragmenteras och den sammanlagda arealen hyggen och andra öppna områden blir för stor. Ett småskaligt och försiktigt virkesuttag genom hyggesfria metoder kan i vissa fall vara möjligt i området inom 200 m från lekcentrum. Längre ut från lekcentrum, inom 200–500 m bör den avverkade ytan inte överskrida 1 hektar för att undvika alltför stora och snabba förändringar (Skogsstyrelsen, 2019).</w:t>
-      </w:r>
-    </w:p>
-    <w:p>
-      <w:pPr>
-        <w:pStyle w:val="Heading2"/>
-      </w:pPr>
-      <w:r>
-        <w:t>Referenser – tjäder</w:t>
-      </w:r>
-    </w:p>
-    <w:p>
-      <w:r>
-        <w:t xml:space="preserve">Skogsstyrelsen, 2019. </w:t>
-      </w:r>
-      <w:r>
-        <w:rPr>
-          <w:i/>
-        </w:rPr>
-        <w:t>Vägledning för hänsyn till fåglar – tjäder.</w:t>
-      </w:r>
-    </w:p>
-    <w:p>
-      <w:r>
-        <w:t xml:space="preserve">SLU Artdatabanken, 2024. </w:t>
-      </w:r>
-      <w:r>
-        <w:rPr>
-          <w:i/>
-        </w:rPr>
-        <w:t xml:space="preserve">Artfaktablad. Naturvård – artfakta. </w:t>
-      </w:r>
-      <w:r>
         <w:t>SLU Artdatabanken, Uppsala</w:t>
-      </w:r>
-    </w:p>
-    <w:p>
-      <w:pPr>
-        <w:pStyle w:val="Heading1"/>
-      </w:pPr>
-      <w:r>
-        <w:t>Tretåig hackspett – ekologi samt krav på livsmiljön</w:t>
-      </w:r>
-    </w:p>
-    <w:p>
-      <w:r>
-        <w:t xml:space="preserve">Tretåig hackspett (NT) är fridlyst enligt §4 Artskyddsförordningen och finns med som prioriterad art i Skogsstyrelsen vägledning för skogsbruket (bilaga 4 till SVL). I vägledningen står bland annat att: </w:t>
-      </w:r>
-      <w:r>
-        <w:rPr>
-          <w:i/>
-        </w:rPr>
-        <w:t xml:space="preserve">“Tretåig hackspett har stora arealkrav och höga krav på sin livsmiljö. Omdaningen av naturskogar till kulturskogar medför en förlust av viktiga miljöer, något som förstärks av ökad fragmentering till följd av avverkningar.” </w:t>
-      </w:r>
-      <w:r>
-        <w:t xml:space="preserve">Vidare att: </w:t>
-      </w:r>
-      <w:r>
-        <w:rPr>
-          <w:i/>
-        </w:rPr>
-        <w:t>“Områden med dokumenterad permanent förekomst i naturskogsmiljöer har vanligen så stora naturvärden att skogsbruk är olämpligt”</w:t>
-      </w:r>
-      <w:r>
-        <w:t xml:space="preserve"> (SLU Artdatabanken, 2024; Skogsstyrelsen, 2016)</w:t>
-      </w:r>
-      <w:r>
-        <w:rPr>
-          <w:i/>
-        </w:rPr>
-        <w:t>.</w:t>
-      </w:r>
-    </w:p>
-    <w:p>
-      <w:r>
-        <w:t>Tretåig hackspett är beroende av större sammanhängande naturskogar med kontinuerlig tillgång och nybildning av död ved och fragmentering av livsmiljöerna utgör ett stort hot mot arten (se exempelvis Stachura-Skierczynska et al., 2009; Wesolowski et al., 2005; Butler et al., 2004; Pakkala et al., 2002; Amcoff et al., 1996; Virkkala, 1991). Det finns studier som visar att naturskogens självgallringsprocess som den tretåiga hackspetten är beroende av, inte kan ersättas med efterlämnad hänsyn i skogsbruket (Imbeau &amp; Desrochers, 2002).</w:t>
-      </w:r>
-    </w:p>
-    <w:p>
-      <w:r>
-        <w:t>Permanenta revir av tretåig hackspett karaktäriseras ofta av artens typiska ringformigt ordnade hackmärken på framför allt gamla granar. För att säkerställa att inte revir av tretåig hackspett drabbas av avverkningsplanerna bör en inventering göras i området både under häckningstid och under vintern, då arten utnyttjar betydligt större områden än under sommarens häckningsrevir. Storleken på häckningsreviret varierar med skogstypen, förekomsten av död ved och graden av fragmentering, men är i allmänhet i storleksordningen 25–100 hektar (SLU Artdatabanken, 2024; Skogsstyrelsen, 2016).</w:t>
-      </w:r>
-    </w:p>
-    <w:p>
-      <w:r>
-        <w:t xml:space="preserve">Förutom fridlysning enligt §4 Artskyddsförordningen är tretåig hackspett även förtecknad i EU:s fågeldirektiv bilaga 1. Den är typisk art för </w:t>
-      </w:r>
-      <w:r>
-        <w:rPr>
-          <w:i/>
-        </w:rPr>
-        <w:t xml:space="preserve">9010 Taiga, 9740 Skogsbevuxen myr, 9030 Landhöjningsskog </w:t>
-      </w:r>
-      <w:r>
-        <w:t xml:space="preserve">och </w:t>
-      </w:r>
-      <w:r>
-        <w:rPr>
-          <w:i/>
-        </w:rPr>
-        <w:t>9040 Fjällbjörkskog</w:t>
-      </w:r>
-      <w:r>
-        <w:t xml:space="preserve"> samt ingår i Natura 2000 och är förtecknad i Bernkonventionen bilaga II (strikt skyddade djurarter) (SLU Artdatabanken, 2024; Skogsstyrelsen, 2016).</w:t>
-      </w:r>
-    </w:p>
-    <w:p>
-      <w:pPr>
-        <w:pStyle w:val="Heading2"/>
-      </w:pPr>
-      <w:r>
-        <w:t>Referenser – tretåig hackspett</w:t>
-      </w:r>
-    </w:p>
-    <w:p>
-      <w:r>
-        <w:t xml:space="preserve">Amcoff, M. &amp; Eriksson, P. 1996. </w:t>
-      </w:r>
-      <w:r>
-        <w:rPr>
-          <w:i/>
-        </w:rPr>
-        <w:t xml:space="preserve">Förekomst av tretåig hackspett Picoides tridactylus på bestånds- och landskapsnivå. </w:t>
-      </w:r>
-      <w:r>
-        <w:t>Ornis Svecica 6: 107–119.</w:t>
-      </w:r>
-    </w:p>
-    <w:p>
-      <w:r>
-        <w:t xml:space="preserve">Butler, R., Angelstam, P., Ekelund, P. &amp; Schlaeffer, R. 2004. </w:t>
-      </w:r>
-      <w:r>
-        <w:rPr>
-          <w:i/>
-        </w:rPr>
-        <w:t xml:space="preserve">Dead wood threshold values for the three-toed woodpecker presence in boreal and sub-Alpine forest. </w:t>
-      </w:r>
-      <w:r>
-        <w:t>Biological conservation 119(3): 305–318.</w:t>
-      </w:r>
-    </w:p>
-    <w:p>
-      <w:r>
-        <w:t xml:space="preserve">Imbeau, L. &amp; Desrochers, A. 2002. </w:t>
-      </w:r>
-      <w:r>
-        <w:rPr>
-          <w:i/>
-        </w:rPr>
-        <w:t xml:space="preserve">Foraging Ecology and Use of Drumming Trees by Three-Toed Woodpeckers. </w:t>
-      </w:r>
-      <w:r>
-        <w:t>The Journal of Wildlife Management. Vol. 66, No. 1 (Jan., 2002), pp. 222–231.</w:t>
-      </w:r>
-    </w:p>
-    <w:p>
-      <w:r>
-        <w:t xml:space="preserve">Pakkala, T., Hanski, I. &amp; Tomppo, E. 2002. </w:t>
-      </w:r>
-      <w:r>
-        <w:rPr>
-          <w:i/>
-        </w:rPr>
-        <w:t xml:space="preserve">Spatial ecology of the three-toed woodpecker in managed forest landscapes. </w:t>
-      </w:r>
-      <w:r>
-        <w:t>Silva Fennica 36(1): 279–288.</w:t>
-      </w:r>
-    </w:p>
-    <w:p>
-      <w:r>
-        <w:t xml:space="preserve">Skogsstyrelsen, 2016. </w:t>
-      </w:r>
-      <w:r>
-        <w:rPr>
-          <w:i/>
-        </w:rPr>
-        <w:t>Vägledning för hänsyn till fåglar – Tretåig hackspett.</w:t>
-      </w:r>
-    </w:p>
-    <w:p>
-      <w:r>
-        <w:t xml:space="preserve">SLU Artdatabanken, 2024. </w:t>
-      </w:r>
-      <w:r>
-        <w:rPr>
-          <w:i/>
-        </w:rPr>
-        <w:t xml:space="preserve">Artfaktablad. Naturvård – artfakta. </w:t>
-      </w:r>
-      <w:r>
-        <w:t>SLU Artdatabanken, Uppsala.</w:t>
-      </w:r>
-    </w:p>
-    <w:p>
-      <w:r>
-        <w:t xml:space="preserve">Stachura-Skierczynska, K., Tumiel, T. &amp; Skierczynski, M. 2009. </w:t>
-      </w:r>
-      <w:r>
-        <w:rPr>
-          <w:i/>
-        </w:rPr>
-        <w:t xml:space="preserve">Habitat prediction model for three-toed woodpecker and its implications for the conservation of biologically valuable forests. </w:t>
-      </w:r>
-      <w:r>
-        <w:t>Forest Ecology and Management 258(5): 697–703.</w:t>
-      </w:r>
-    </w:p>
-    <w:p>
-      <w:r>
-        <w:t xml:space="preserve">Virkkala, R. 1991. </w:t>
-      </w:r>
-      <w:r>
-        <w:rPr>
-          <w:i/>
-        </w:rPr>
-        <w:t xml:space="preserve">Population trends of forest birds in a Finnish Lapland landscape of large habitat blocks – Consequences of stochastic environmental variation or regional habitat alteration. </w:t>
-      </w:r>
-      <w:r>
-        <w:t>Biological conservation 56(2): 223–240.</w:t>
-      </w:r>
-    </w:p>
-    <w:p>
-      <w:r>
-        <w:t xml:space="preserve">Wesolowski, T., Czeszczewik, D. &amp; Rowinski, P. 2005. </w:t>
-      </w:r>
-      <w:r>
-        <w:rPr>
-          <w:i/>
-        </w:rPr>
-        <w:t xml:space="preserve">Effects of forest management on Three-toed Woodpecker Picoides tridactylus distribution in the Bialowieza Forest (NE Poland): conservation implications. </w:t>
-      </w:r>
-      <w:r>
-        <w:t>Acta Ornithologica 40(1): 53–60.</w:t>
       </w:r>
     </w:p>
     <w:sectPr>
@@ -1509,7 +1466,7 @@
     <w:r>
       <w:tab/>
       <w:tab/>
-      <w:t>2026-06-20</w:t>
+      <w:t>2026-06-21</w:t>
       <w:br/>
       <w:br/>
     </w:r>

--- a/klagomål/A 18164-2026 FSC-klagomål.docx
+++ b/klagomål/A 18164-2026 FSC-klagomål.docx
@@ -1466,7 +1466,7 @@
     <w:r>
       <w:tab/>
       <w:tab/>
-      <w:t>2026-06-21</w:t>
+      <w:t>2026-06-22</w:t>
       <w:br/>
       <w:br/>
     </w:r>

--- a/klagomål/A 18164-2026 FSC-klagomål.docx
+++ b/klagomål/A 18164-2026 FSC-klagomål.docx
@@ -1466,7 +1466,7 @@
     <w:r>
       <w:tab/>
       <w:tab/>
-      <w:t>2026-06-22</w:t>
+      <w:t>2026-06-23</w:t>
       <w:br/>
       <w:br/>
     </w:r>

--- a/klagomål/A 18164-2026 FSC-klagomål.docx
+++ b/klagomål/A 18164-2026 FSC-klagomål.docx
@@ -1466,7 +1466,7 @@
     <w:r>
       <w:tab/>
       <w:tab/>
-      <w:t>2026-06-23</w:t>
+      <w:t>2026-06-24</w:t>
       <w:br/>
       <w:br/>
     </w:r>

--- a/klagomål/A 18164-2026 FSC-klagomål.docx
+++ b/klagomål/A 18164-2026 FSC-klagomål.docx
@@ -1466,7 +1466,7 @@
     <w:r>
       <w:tab/>
       <w:tab/>
-      <w:t>2026-06-24</w:t>
+      <w:t>2026-06-25</w:t>
       <w:br/>
       <w:br/>
     </w:r>

--- a/klagomål/A 18164-2026 FSC-klagomål.docx
+++ b/klagomål/A 18164-2026 FSC-klagomål.docx
@@ -1466,7 +1466,7 @@
     <w:r>
       <w:tab/>
       <w:tab/>
-      <w:t>2026-06-25</w:t>
+      <w:t>2026-06-26</w:t>
       <w:br/>
       <w:br/>
     </w:r>

--- a/klagomål/A 18164-2026 FSC-klagomål.docx
+++ b/klagomål/A 18164-2026 FSC-klagomål.docx
@@ -1466,7 +1466,7 @@
     <w:r>
       <w:tab/>
       <w:tab/>
-      <w:t>2026-06-26</w:t>
+      <w:t>2026-06-27</w:t>
       <w:br/>
       <w:br/>
     </w:r>

--- a/klagomål/A 18164-2026 FSC-klagomål.docx
+++ b/klagomål/A 18164-2026 FSC-klagomål.docx
@@ -1466,7 +1466,7 @@
     <w:r>
       <w:tab/>
       <w:tab/>
-      <w:t>2026-06-27</w:t>
+      <w:t>2026-06-28</w:t>
       <w:br/>
       <w:br/>
     </w:r>

--- a/klagomål/A 18164-2026 FSC-klagomål.docx
+++ b/klagomål/A 18164-2026 FSC-klagomål.docx
@@ -1466,7 +1466,7 @@
     <w:r>
       <w:tab/>
       <w:tab/>
-      <w:t>2026-06-28</w:t>
+      <w:t>2026-06-29</w:t>
       <w:br/>
       <w:br/>
     </w:r>

--- a/klagomål/A 18164-2026 FSC-klagomål.docx
+++ b/klagomål/A 18164-2026 FSC-klagomål.docx
@@ -1466,7 +1466,7 @@
     <w:r>
       <w:tab/>
       <w:tab/>
-      <w:t>2026-06-29</w:t>
+      <w:t>2026-06-30</w:t>
       <w:br/>
       <w:br/>
     </w:r>

--- a/klagomål/A 18164-2026 FSC-klagomål.docx
+++ b/klagomål/A 18164-2026 FSC-klagomål.docx
@@ -1466,7 +1466,7 @@
     <w:r>
       <w:tab/>
       <w:tab/>
-      <w:t>2026-06-30</w:t>
+      <w:t>2026-07-01</w:t>
       <w:br/>
       <w:br/>
     </w:r>

--- a/klagomål/A 18164-2026 FSC-klagomål.docx
+++ b/klagomål/A 18164-2026 FSC-klagomål.docx
@@ -1466,7 +1466,7 @@
     <w:r>
       <w:tab/>
       <w:tab/>
-      <w:t>2026-07-01</w:t>
+      <w:t>2026-07-02</w:t>
       <w:br/>
       <w:br/>
     </w:r>

--- a/klagomål/A 18164-2026 FSC-klagomål.docx
+++ b/klagomål/A 18164-2026 FSC-klagomål.docx
@@ -1466,7 +1466,7 @@
     <w:r>
       <w:tab/>
       <w:tab/>
-      <w:t>2026-07-13</w:t>
+      <w:t>2026-07-14</w:t>
       <w:br/>
       <w:br/>
     </w:r>

--- a/klagomål/A 18164-2026 FSC-klagomål.docx
+++ b/klagomål/A 18164-2026 FSC-klagomål.docx
@@ -1466,7 +1466,7 @@
     <w:r>
       <w:tab/>
       <w:tab/>
-      <w:t>2026-07-14</w:t>
+      <w:t>2026-07-15</w:t>
       <w:br/>
       <w:br/>
     </w:r>

--- a/klagomål/A 18164-2026 FSC-klagomål.docx
+++ b/klagomål/A 18164-2026 FSC-klagomål.docx
@@ -1466,7 +1466,7 @@
     <w:r>
       <w:tab/>
       <w:tab/>
-      <w:t>2026-07-15</w:t>
+      <w:t>2026-07-16</w:t>
       <w:br/>
       <w:br/>
     </w:r>

--- a/klagomål/A 18164-2026 FSC-klagomål.docx
+++ b/klagomål/A 18164-2026 FSC-klagomål.docx
@@ -1466,7 +1466,7 @@
     <w:r>
       <w:tab/>
       <w:tab/>
-      <w:t>2026-07-16</w:t>
+      <w:t>2026-07-17</w:t>
       <w:br/>
       <w:br/>
     </w:r>

--- a/klagomål/A 18164-2026 FSC-klagomål.docx
+++ b/klagomål/A 18164-2026 FSC-klagomål.docx
@@ -1466,7 +1466,7 @@
     <w:r>
       <w:tab/>
       <w:tab/>
-      <w:t>2026-07-17</w:t>
+      <w:t>2026-07-18</w:t>
       <w:br/>
       <w:br/>
     </w:r>

--- a/klagomål/A 18164-2026 FSC-klagomål.docx
+++ b/klagomål/A 18164-2026 FSC-klagomål.docx
@@ -1466,7 +1466,7 @@
     <w:r>
       <w:tab/>
       <w:tab/>
-      <w:t>2026-07-18</w:t>
+      <w:t>2026-07-19</w:t>
       <w:br/>
       <w:br/>
     </w:r>

--- a/klagomål/A 18164-2026 FSC-klagomål.docx
+++ b/klagomål/A 18164-2026 FSC-klagomål.docx
@@ -1466,7 +1466,7 @@
     <w:r>
       <w:tab/>
       <w:tab/>
-      <w:t>2026-07-19</w:t>
+      <w:t>2026-07-20</w:t>
       <w:br/>
       <w:br/>
     </w:r>

--- a/klagomål/A 18164-2026 FSC-klagomål.docx
+++ b/klagomål/A 18164-2026 FSC-klagomål.docx
@@ -1466,7 +1466,7 @@
     <w:r>
       <w:tab/>
       <w:tab/>
-      <w:t>2026-07-20</w:t>
+      <w:t>2026-07-21</w:t>
       <w:br/>
       <w:br/>
     </w:r>

--- a/klagomål/A 18164-2026 FSC-klagomål.docx
+++ b/klagomål/A 18164-2026 FSC-klagomål.docx
@@ -1466,7 +1466,7 @@
     <w:r>
       <w:tab/>
       <w:tab/>
-      <w:t>2026-07-21</w:t>
+      <w:t>2026-07-22</w:t>
       <w:br/>
       <w:br/>
     </w:r>

--- a/klagomål/A 18164-2026 FSC-klagomål.docx
+++ b/klagomål/A 18164-2026 FSC-klagomål.docx
@@ -1466,7 +1466,7 @@
     <w:r>
       <w:tab/>
       <w:tab/>
-      <w:t>2026-07-22</w:t>
+      <w:t>2026-07-23</w:t>
       <w:br/>
       <w:br/>
     </w:r>

--- a/klagomål/A 18164-2026 FSC-klagomål.docx
+++ b/klagomål/A 18164-2026 FSC-klagomål.docx
@@ -1466,7 +1466,7 @@
     <w:r>
       <w:tab/>
       <w:tab/>
-      <w:t>2026-07-23</w:t>
+      <w:t>2026-07-24</w:t>
       <w:br/>
       <w:br/>
     </w:r>

--- a/klagomål/A 18164-2026 FSC-klagomål.docx
+++ b/klagomål/A 18164-2026 FSC-klagomål.docx
@@ -1466,7 +1466,7 @@
     <w:r>
       <w:tab/>
       <w:tab/>
-      <w:t>2026-07-24</w:t>
+      <w:t>2026-07-25</w:t>
       <w:br/>
       <w:br/>
     </w:r>

--- a/klagomål/A 18164-2026 FSC-klagomål.docx
+++ b/klagomål/A 18164-2026 FSC-klagomål.docx
@@ -1466,7 +1466,7 @@
     <w:r>
       <w:tab/>
       <w:tab/>
-      <w:t>2026-07-25</w:t>
+      <w:t>2026-07-26</w:t>
       <w:br/>
       <w:br/>
     </w:r>

--- a/klagomål/A 18164-2026 FSC-klagomål.docx
+++ b/klagomål/A 18164-2026 FSC-klagomål.docx
@@ -1466,7 +1466,7 @@
     <w:r>
       <w:tab/>
       <w:tab/>
-      <w:t>2026-07-26</w:t>
+      <w:t>2026-07-27</w:t>
       <w:br/>
       <w:br/>
     </w:r>

--- a/klagomål/A 18164-2026 FSC-klagomål.docx
+++ b/klagomål/A 18164-2026 FSC-klagomål.docx
@@ -1466,7 +1466,7 @@
     <w:r>
       <w:tab/>
       <w:tab/>
-      <w:t>2026-07-27</w:t>
+      <w:t>2026-07-28</w:t>
       <w:br/>
       <w:br/>
     </w:r>

--- a/klagomål/A 18164-2026 FSC-klagomål.docx
+++ b/klagomål/A 18164-2026 FSC-klagomål.docx
@@ -1466,7 +1466,7 @@
     <w:r>
       <w:tab/>
       <w:tab/>
-      <w:t>2026-07-28</w:t>
+      <w:t>2026-07-29</w:t>
       <w:br/>
       <w:br/>
     </w:r>

--- a/klagomål/A 18164-2026 FSC-klagomål.docx
+++ b/klagomål/A 18164-2026 FSC-klagomål.docx
@@ -1466,7 +1466,7 @@
     <w:r>
       <w:tab/>
       <w:tab/>
-      <w:t>2026-07-29</w:t>
+      <w:t>2026-07-30</w:t>
       <w:br/>
       <w:br/>
     </w:r>

--- a/klagomål/A 18164-2026 FSC-klagomål.docx
+++ b/klagomål/A 18164-2026 FSC-klagomål.docx
@@ -1466,7 +1466,7 @@
     <w:r>
       <w:tab/>
       <w:tab/>
-      <w:t>2026-07-30</w:t>
+      <w:t>2026-07-31</w:t>
       <w:br/>
       <w:br/>
     </w:r>

--- a/klagomål/A 18164-2026 FSC-klagomål.docx
+++ b/klagomål/A 18164-2026 FSC-klagomål.docx
@@ -1466,7 +1466,7 @@
     <w:r>
       <w:tab/>
       <w:tab/>
-      <w:t>2026-07-31</w:t>
+      <w:t>2026-08-01</w:t>
       <w:br/>
       <w:br/>
     </w:r>

--- a/klagomål/A 18164-2026 FSC-klagomål.docx
+++ b/klagomål/A 18164-2026 FSC-klagomål.docx
@@ -1466,7 +1466,7 @@
     <w:r>
       <w:tab/>
       <w:tab/>
-      <w:t>2026-08-01</w:t>
+      <w:t>2026-08-02</w:t>
       <w:br/>
       <w:br/>
     </w:r>

--- a/klagomål/A 18164-2026 FSC-klagomål.docx
+++ b/klagomål/A 18164-2026 FSC-klagomål.docx
@@ -1466,7 +1466,7 @@
     <w:r>
       <w:tab/>
       <w:tab/>
-      <w:t>2026-08-02</w:t>
+      <w:t>2026-08-03</w:t>
       <w:br/>
       <w:br/>
     </w:r>

--- a/klagomål/A 18164-2026 FSC-klagomål.docx
+++ b/klagomål/A 18164-2026 FSC-klagomål.docx
@@ -1466,7 +1466,7 @@
     <w:r>
       <w:tab/>
       <w:tab/>
-      <w:t>2026-08-03</w:t>
+      <w:t>2026-08-05</w:t>
       <w:br/>
       <w:br/>
     </w:r>

--- a/klagomål/A 18164-2026 FSC-klagomål.docx
+++ b/klagomål/A 18164-2026 FSC-klagomål.docx
@@ -1466,7 +1466,7 @@
     <w:r>
       <w:tab/>
       <w:tab/>
-      <w:t>2026-08-05</w:t>
+      <w:t>2026-08-07</w:t>
       <w:br/>
       <w:br/>
     </w:r>

--- a/klagomål/A 18164-2026 FSC-klagomål.docx
+++ b/klagomål/A 18164-2026 FSC-klagomål.docx
@@ -1466,7 +1466,7 @@
     <w:r>
       <w:tab/>
       <w:tab/>
-      <w:t>2026-08-07</w:t>
+      <w:t>2026-08-08</w:t>
       <w:br/>
       <w:br/>
     </w:r>

--- a/klagomål/A 18164-2026 FSC-klagomål.docx
+++ b/klagomål/A 18164-2026 FSC-klagomål.docx
@@ -216,7 +216,7 @@
         <w:spacing w:after="240"/>
       </w:pPr>
       <w:r>
-        <w:t>Figur 1. Fyndplatser för naturvårdsarter i och inom 22 meter från avverkningsanmälan. Markörer utan svart kant är placerade på fyndplatsen. Markörer med svart kant är placerade vid sidan av fyndplatsen har ett svart streck som visar fyndplatsens exakta position. Kartans mittpunktskoordinat är N 6845745, E 462649 i SWEREF 99 TM.</w:t>
+        <w:t>Figur 1. Fyndplatser för naturvårdsarter i och inom 22 meter från avverkningsanmälan. Markörer utan svart kant är placerade på fyndplatsen. Markörer med svart kant är placerade vid sidan av fyndplatsen och har ett svart streck som visar fyndplatsens exakta position. Kartans mittpunktskoordinat är N 6845745, E 462649 i SWEREF 99 TM.</w:t>
       </w:r>
     </w:p>
     <w:p>
@@ -1466,7 +1466,7 @@
     <w:r>
       <w:tab/>
       <w:tab/>
-      <w:t>2026-08-14</w:t>
+      <w:t>2026-08-15</w:t>
       <w:br/>
       <w:br/>
     </w:r>

--- a/klagomål/A 18164-2026 FSC-klagomål.docx
+++ b/klagomål/A 18164-2026 FSC-klagomål.docx
@@ -1466,7 +1466,7 @@
     <w:r>
       <w:tab/>
       <w:tab/>
-      <w:t>2026-08-15</w:t>
+      <w:t>2026-08-16</w:t>
       <w:br/>
       <w:br/>
     </w:r>

--- a/klagomål/A 18164-2026 FSC-klagomål.docx
+++ b/klagomål/A 18164-2026 FSC-klagomål.docx
@@ -1466,7 +1466,7 @@
     <w:r>
       <w:tab/>
       <w:tab/>
-      <w:t>2026-08-16</w:t>
+      <w:t>2026-08-17</w:t>
       <w:br/>
       <w:br/>
     </w:r>

--- a/klagomål/A 18164-2026 FSC-klagomål.docx
+++ b/klagomål/A 18164-2026 FSC-klagomål.docx
@@ -1466,7 +1466,7 @@
     <w:r>
       <w:tab/>
       <w:tab/>
-      <w:t>2026-08-17</w:t>
+      <w:t>2026-08-18</w:t>
       <w:br/>
       <w:br/>
     </w:r>

--- a/klagomål/A 18164-2026 FSC-klagomål.docx
+++ b/klagomål/A 18164-2026 FSC-klagomål.docx
@@ -1466,7 +1466,7 @@
     <w:r>
       <w:tab/>
       <w:tab/>
-      <w:t>2026-08-18</w:t>
+      <w:t>2026-08-19</w:t>
       <w:br/>
       <w:br/>
     </w:r>

--- a/klagomål/A 18164-2026 FSC-klagomål.docx
+++ b/klagomål/A 18164-2026 FSC-klagomål.docx
@@ -1466,7 +1466,7 @@
     <w:r>
       <w:tab/>
       <w:tab/>
-      <w:t>2026-08-19</w:t>
+      <w:t>2026-08-20</w:t>
       <w:br/>
       <w:br/>
     </w:r>

--- a/klagomål/A 18164-2026 FSC-klagomål.docx
+++ b/klagomål/A 18164-2026 FSC-klagomål.docx
@@ -1466,7 +1466,7 @@
     <w:r>
       <w:tab/>
       <w:tab/>
-      <w:t>2026-08-20</w:t>
+      <w:t>2026-08-21</w:t>
       <w:br/>
       <w:br/>
     </w:r>

--- a/klagomål/A 18164-2026 FSC-klagomål.docx
+++ b/klagomål/A 18164-2026 FSC-klagomål.docx
@@ -1466,7 +1466,7 @@
     <w:r>
       <w:tab/>
       <w:tab/>
-      <w:t>2026-08-21</w:t>
+      <w:t>2026-08-22</w:t>
       <w:br/>
       <w:br/>
     </w:r>

--- a/klagomål/A 18164-2026 FSC-klagomål.docx
+++ b/klagomål/A 18164-2026 FSC-klagomål.docx
@@ -1466,7 +1466,7 @@
     <w:r>
       <w:tab/>
       <w:tab/>
-      <w:t>2026-08-22</w:t>
+      <w:t>2026-08-23</w:t>
       <w:br/>
       <w:br/>
     </w:r>

--- a/klagomål/A 18164-2026 FSC-klagomål.docx
+++ b/klagomål/A 18164-2026 FSC-klagomål.docx
@@ -1466,7 +1466,7 @@
     <w:r>
       <w:tab/>
       <w:tab/>
-      <w:t>2026-08-23</w:t>
+      <w:t>2026-08-24</w:t>
       <w:br/>
       <w:br/>
     </w:r>

--- a/klagomål/A 18164-2026 FSC-klagomål.docx
+++ b/klagomål/A 18164-2026 FSC-klagomål.docx
@@ -1466,7 +1466,7 @@
     <w:r>
       <w:tab/>
       <w:tab/>
-      <w:t>2026-08-24</w:t>
+      <w:t>2026-08-25</w:t>
       <w:br/>
       <w:br/>
     </w:r>

--- a/klagomål/A 18164-2026 FSC-klagomål.docx
+++ b/klagomål/A 18164-2026 FSC-klagomål.docx
@@ -1466,7 +1466,7 @@
     <w:r>
       <w:tab/>
       <w:tab/>
-      <w:t>2026-08-25</w:t>
+      <w:t>2026-08-26</w:t>
       <w:br/>
       <w:br/>
     </w:r>

--- a/klagomål/A 18164-2026 FSC-klagomål.docx
+++ b/klagomål/A 18164-2026 FSC-klagomål.docx
@@ -1466,7 +1466,7 @@
     <w:r>
       <w:tab/>
       <w:tab/>
-      <w:t>2026-08-26</w:t>
+      <w:t>2026-08-27</w:t>
       <w:br/>
       <w:br/>
     </w:r>

--- a/klagomål/A 18164-2026 FSC-klagomål.docx
+++ b/klagomål/A 18164-2026 FSC-klagomål.docx
@@ -1466,7 +1466,7 @@
     <w:r>
       <w:tab/>
       <w:tab/>
-      <w:t>2026-08-27</w:t>
+      <w:t>2026-08-28</w:t>
       <w:br/>
       <w:br/>
     </w:r>

--- a/klagomål/A 18164-2026 FSC-klagomål.docx
+++ b/klagomål/A 18164-2026 FSC-klagomål.docx
@@ -1466,7 +1466,7 @@
     <w:r>
       <w:tab/>
       <w:tab/>
-      <w:t>2026-08-28</w:t>
+      <w:t>2026-08-29</w:t>
       <w:br/>
       <w:br/>
     </w:r>

--- a/klagomål/A 18164-2026 FSC-klagomål.docx
+++ b/klagomål/A 18164-2026 FSC-klagomål.docx
@@ -1466,7 +1466,7 @@
     <w:r>
       <w:tab/>
       <w:tab/>
-      <w:t>2026-08-29</w:t>
+      <w:t>2026-08-31</w:t>
       <w:br/>
       <w:br/>
     </w:r>

--- a/klagomål/A 18164-2026 FSC-klagomål.docx
+++ b/klagomål/A 18164-2026 FSC-klagomål.docx
@@ -1466,7 +1466,7 @@
     <w:r>
       <w:tab/>
       <w:tab/>
-      <w:t>2026-08-31</w:t>
+      <w:t>2026-09-01</w:t>
       <w:br/>
       <w:br/>
     </w:r>

--- a/klagomål/A 18164-2026 FSC-klagomål.docx
+++ b/klagomål/A 18164-2026 FSC-klagomål.docx
@@ -1466,7 +1466,7 @@
     <w:r>
       <w:tab/>
       <w:tab/>
-      <w:t>2026-09-01</w:t>
+      <w:t>2026-09-02</w:t>
       <w:br/>
       <w:br/>
     </w:r>

--- a/klagomål/A 18164-2026 FSC-klagomål.docx
+++ b/klagomål/A 18164-2026 FSC-klagomål.docx
@@ -1466,7 +1466,7 @@
     <w:r>
       <w:tab/>
       <w:tab/>
-      <w:t>2026-09-02</w:t>
+      <w:t>2026-09-03</w:t>
       <w:br/>
       <w:br/>
     </w:r>

--- a/klagomål/A 18164-2026 FSC-klagomål.docx
+++ b/klagomål/A 18164-2026 FSC-klagomål.docx
@@ -1466,7 +1466,7 @@
     <w:r>
       <w:tab/>
       <w:tab/>
-      <w:t>2026-09-03</w:t>
+      <w:t>2026-09-04</w:t>
       <w:br/>
       <w:br/>
     </w:r>

--- a/klagomål/A 18164-2026 FSC-klagomål.docx
+++ b/klagomål/A 18164-2026 FSC-klagomål.docx
@@ -1466,7 +1466,7 @@
     <w:r>
       <w:tab/>
       <w:tab/>
-      <w:t>2026-09-04</w:t>
+      <w:t>2026-09-05</w:t>
       <w:br/>
       <w:br/>
     </w:r>

--- a/klagomål/A 18164-2026 FSC-klagomål.docx
+++ b/klagomål/A 18164-2026 FSC-klagomål.docx
@@ -1466,7 +1466,7 @@
     <w:r>
       <w:tab/>
       <w:tab/>
-      <w:t>2026-09-05</w:t>
+      <w:t>2026-09-06</w:t>
       <w:br/>
       <w:br/>
     </w:r>

--- a/klagomål/A 18164-2026 FSC-klagomål.docx
+++ b/klagomål/A 18164-2026 FSC-klagomål.docx
@@ -1466,7 +1466,7 @@
     <w:r>
       <w:tab/>
       <w:tab/>
-      <w:t>2026-09-06</w:t>
+      <w:t>2026-09-07</w:t>
       <w:br/>
       <w:br/>
     </w:r>

--- a/klagomål/A 18164-2026 FSC-klagomål.docx
+++ b/klagomål/A 18164-2026 FSC-klagomål.docx
@@ -1466,7 +1466,7 @@
     <w:r>
       <w:tab/>
       <w:tab/>
-      <w:t>2026-09-07</w:t>
+      <w:t>2026-09-08</w:t>
       <w:br/>
       <w:br/>
     </w:r>

--- a/klagomål/A 18164-2026 FSC-klagomål.docx
+++ b/klagomål/A 18164-2026 FSC-klagomål.docx
@@ -1466,7 +1466,7 @@
     <w:r>
       <w:tab/>
       <w:tab/>
-      <w:t>2026-09-08</w:t>
+      <w:t>2026-09-09</w:t>
       <w:br/>
       <w:br/>
     </w:r>

--- a/klagomål/A 18164-2026 FSC-klagomål.docx
+++ b/klagomål/A 18164-2026 FSC-klagomål.docx
@@ -1466,7 +1466,7 @@
     <w:r>
       <w:tab/>
       <w:tab/>
-      <w:t>2026-09-09</w:t>
+      <w:t>2026-09-10</w:t>
       <w:br/>
       <w:br/>
     </w:r>

--- a/klagomål/A 18164-2026 FSC-klagomål.docx
+++ b/klagomål/A 18164-2026 FSC-klagomål.docx
@@ -1466,7 +1466,7 @@
     <w:r>
       <w:tab/>
       <w:tab/>
-      <w:t>2026-09-10</w:t>
+      <w:t>2026-09-11</w:t>
       <w:br/>
       <w:br/>
     </w:r>

--- a/klagomål/A 18164-2026 FSC-klagomål.docx
+++ b/klagomål/A 18164-2026 FSC-klagomål.docx
@@ -1466,7 +1466,7 @@
     <w:r>
       <w:tab/>
       <w:tab/>
-      <w:t>2026-09-11</w:t>
+      <w:t>2026-09-12</w:t>
       <w:br/>
       <w:br/>
     </w:r>

--- a/klagomål/A 18164-2026 FSC-klagomål.docx
+++ b/klagomål/A 18164-2026 FSC-klagomål.docx
@@ -1466,7 +1466,7 @@
     <w:r>
       <w:tab/>
       <w:tab/>
-      <w:t>2026-09-12</w:t>
+      <w:t>2026-09-13</w:t>
       <w:br/>
       <w:br/>
     </w:r>
